--- a/outputs/indigo_ai_guide/인디고 브랜드 AI 검색 최적화 가이드.docx
+++ b/outputs/indigo_ai_guide/인디고 브랜드 AI 검색 최적화 가이드.docx
@@ -1,278 +1,204 @@
 
 <file path=word/document.xml><?xml version="1.0" encoding="utf-8"?>
-<w:document xmlns:wpc="http://schemas.microsoft.com/office/word/2010/wordprocessingCanvas" xmlns:cx="http://schemas.microsoft.com/office/drawing/2014/chartex" xmlns:cx1="http://schemas.microsoft.com/office/drawing/2015/9/8/chartex" xmlns:cx2="http://schemas.microsoft.com/office/drawing/2015/10/21/chartex" xmlns:cx3="http://schemas.microsoft.com/office/drawing/2016/5/9/chartex" xmlns:cx4="http://schemas.microsoft.com/office/drawing/2016/5/10/chartex" xmlns:cx5="http://schemas.microsoft.com/office/drawing/2016/5/11/chartex" xmlns:cx6="http://schemas.microsoft.com/office/drawing/2016/5/12/chartex" xmlns:cx7="http://schemas.microsoft.com/office/drawing/2016/5/13/chartex" xmlns:cx8="http://schemas.microsoft.com/office/drawing/2016/5/14/chartex" xmlns:mc="http://schemas.openxmlformats.org/markup-compatibility/2006" xmlns:aink="http://schemas.microsoft.com/office/drawing/2016/ink" xmlns:am3d="http://schemas.microsoft.com/office/drawing/2017/model3d" xmlns:o="urn:schemas-microsoft-com:office:office" xmlns:oel="http://schemas.microsoft.com/office/2019/extlst" xmlns:r="http://schemas.openxmlformats.org/officeDocument/2006/relationships" xmlns:m="http://schemas.openxmlformats.org/officeDocument/2006/math" xmlns:v="urn:schemas-microsoft-com:vml" xmlns:wp14="http://schemas.microsoft.com/office/word/2010/wordprocessingDrawing" xmlns:wp="http://schemas.openxmlformats.org/drawingml/2006/wordprocessingDrawing" xmlns:w10="urn:schemas-microsoft-com:office:word" xmlns:w="http://schemas.openxmlformats.org/wordprocessingml/2006/main" xmlns:w14="http://schemas.microsoft.com/office/word/2010/wordml" xmlns:w15="http://schemas.microsoft.com/office/word/2012/wordml" xmlns:w16cei="http://schemas.microsoft.com/office/word/2026/wordml/cei" xmlns:w16cex="http://schemas.microsoft.com/office/word/2018/wordml/cex" xmlns:w16cid="http://schemas.microsoft.com/office/word/2016/wordml/cid" xmlns:w16="http://schemas.microsoft.com/office/word/2018/wordml" xmlns:w16du="http://schemas.microsoft.com/office/word/2023/wordml/word16du" xmlns:w16sdtdh="http://schemas.microsoft.com/office/word/2020/wordml/sdtdatahash" xmlns:w16sdtfl="http://schemas.microsoft.com/office/word/2024/wordml/sdtformatlock" xmlns:w16se="http://schemas.microsoft.com/office/word/2015/wordml/symex" xmlns:wpg="http://schemas.microsoft.com/office/word/2010/wordprocessingGroup" xmlns:wpi="http://schemas.microsoft.com/office/word/2010/wordprocessingInk" xmlns:wne="http://schemas.microsoft.com/office/word/2006/wordml" xmlns:wps="http://schemas.microsoft.com/office/word/2010/wordprocessingShape" mc:Ignorable="w14 w15 w16se w16cid w16 w16cex w16sdtdh w16sdtfl w16du wp14">
+<w:document xmlns:wpc="http://schemas.microsoft.com/office/word/2010/wordprocessingCanvas" xmlns:cx="http://schemas.microsoft.com/office/drawing/2014/chartex" xmlns:cx1="http://schemas.microsoft.com/office/drawing/2015/9/8/chartex" xmlns:cx2="http://schemas.microsoft.com/office/drawing/2015/10/21/chartex" xmlns:cx3="http://schemas.microsoft.com/office/drawing/2016/5/9/chartex" xmlns:cx4="http://schemas.microsoft.com/office/drawing/2016/5/10/chartex" xmlns:cx5="http://schemas.microsoft.com/office/drawing/2016/5/11/chartex" xmlns:cx6="http://schemas.microsoft.com/office/drawing/2016/5/12/chartex" xmlns:cx7="http://schemas.microsoft.com/office/drawing/2016/5/13/chartex" xmlns:cx8="http://schemas.microsoft.com/office/drawing/2016/5/14/chartex" xmlns:mc="http://schemas.openxmlformats.org/markup-compatibility/2006" xmlns:aink="http://schemas.microsoft.com/office/drawing/2016/ink" xmlns:am3d="http://schemas.microsoft.com/office/drawing/2017/model3d" xmlns:o="urn:schemas-microsoft-com:office:office" xmlns:oel="http://schemas.microsoft.com/office/2019/extlst" xmlns:r="http://schemas.openxmlformats.org/officeDocument/2006/relationships" xmlns:m="http://schemas.openxmlformats.org/officeDocument/2006/math" xmlns:v="urn:schemas-microsoft-com:vml" xmlns:wp14="http://schemas.microsoft.com/office/word/2010/wordprocessingDrawing" xmlns:wp="http://schemas.openxmlformats.org/drawingml/2006/wordprocessingDrawing" xmlns:w10="urn:schemas-microsoft-com:office:word" xmlns:w="http://schemas.openxmlformats.org/wordprocessingml/2006/main" xmlns:w14="http://schemas.microsoft.com/office/word/2010/wordml" xmlns:w15="http://schemas.microsoft.com/office/word/2012/wordml" xmlns:w16cex="http://schemas.microsoft.com/office/word/2018/wordml/cex" xmlns:w16cid="http://schemas.microsoft.com/office/word/2016/wordml/cid" xmlns:w16="http://schemas.microsoft.com/office/word/2018/wordml" xmlns:w16du="http://schemas.microsoft.com/office/word/2023/wordml/word16du" xmlns:w16sdtdh="http://schemas.microsoft.com/office/word/2020/wordml/sdtdatahash" xmlns:w16sdtfl="http://schemas.microsoft.com/office/word/2024/wordml/sdtformatlock" xmlns:w16se="http://schemas.microsoft.com/office/word/2015/wordml/symex" xmlns:wpg="http://schemas.microsoft.com/office/word/2010/wordprocessingGroup" xmlns:wpi="http://schemas.microsoft.com/office/word/2010/wordprocessingInk" xmlns:wne="http://schemas.microsoft.com/office/word/2006/wordml" xmlns:wps="http://schemas.microsoft.com/office/word/2010/wordprocessingShape" mc:Ignorable="w14 w15 w16se w16cid w16 w16cex w16sdtdh w16sdtfl w16du wp14">
   <w:body>
     <w:p>
-      <w:proofErr w:type="spellStart"/>
-      <w:r>
-        <w:rPr>
+      <w:r>
+        <w:rPr>
+          <w:rFonts w:ascii="맑은 고딕" w:hAnsi="맑은 고딕" w:eastAsia="맑은 고딕"/>
+          <w:b w:val="0"/>
           <w:sz w:val="28"/>
         </w:rPr>
-        <w:t>인디고</w:t>
-      </w:r>
-      <w:proofErr w:type="spellEnd"/>
-      <w:r>
-        <w:rPr>
-          <w:sz w:val="28"/>
-        </w:rPr>
-        <w:t xml:space="preserve"> 네이버 블로그 AI 검색 최적화 가이드 (</w:t>
-      </w:r>
-      <w:proofErr w:type="spellStart"/>
-      <w:r>
-        <w:rPr>
-          <w:sz w:val="28"/>
-        </w:rPr>
-        <w:t>인플루언서용</w:t>
-      </w:r>
-      <w:proofErr w:type="spellEnd"/>
-      <w:r>
-        <w:rPr>
-          <w:sz w:val="28"/>
-        </w:rPr>
-        <w:t>)</w:t>
-      </w:r>
-    </w:p>
-    <w:p/>
-    <w:p>
-      <w:r>
-        <w:t xml:space="preserve">※ 본 가이드는 </w:t>
-      </w:r>
-      <w:proofErr w:type="spellStart"/>
-      <w:r>
-        <w:t>브랜드커넥트</w:t>
-      </w:r>
-      <w:proofErr w:type="spellEnd"/>
-      <w:r>
-        <w:t xml:space="preserve"> 요청서 기준으로 작성했습니다. 제품 상세페이지와 실제 라벨에 없는 내용은 추가하지 말고, 발행 전 사실 표기를 반드시 확인하세요.</w:t>
-      </w:r>
-    </w:p>
-    <w:p/>
-    <w:p>
-      <w:r>
-        <w:rPr>
+        <w:t>인디고 네이버 블로그 AI 검색 최적화 가이드 (인플루언서용)</w:t>
+      </w:r>
+    </w:p>
+    <w:p/>
+    <w:p>
+      <w:r>
+        <w:rPr>
+          <w:rFonts w:ascii="맑은 고딕" w:hAnsi="맑은 고딕" w:eastAsia="맑은 고딕"/>
+          <w:b w:val="0"/>
+          <w:sz w:val="20"/>
+        </w:rPr>
+        <w:t>※ 본 가이드는 브랜드커넥트 요청서 기준으로 작성했습니다. 제품 상세페이지와 실제 라벨에 없는 내용은 추가하지 말고, 발행 전 사실 표기를 반드시 확인하세요.</w:t>
+      </w:r>
+    </w:p>
+    <w:p/>
+    <w:p>
+      <w:r>
+        <w:rPr>
+          <w:rFonts w:ascii="맑은 고딕" w:hAnsi="맑은 고딕" w:eastAsia="맑은 고딕"/>
           <w:b/>
-        </w:rPr>
-        <w:t xml:space="preserve">1. AI가 인용하는 </w:t>
-      </w:r>
-      <w:proofErr w:type="spellStart"/>
-      <w:r>
-        <w:rPr>
+          <w:sz w:val="20"/>
+        </w:rPr>
+        <w:t>1. AI가 인용하는 인디고 리뷰 글의 7가지 원칙</w:t>
+      </w:r>
+    </w:p>
+    <w:p>
+      <w:r>
+        <w:rPr>
+          <w:rFonts w:ascii="맑은 고딕" w:hAnsi="맑은 고딕" w:eastAsia="맑은 고딕"/>
           <w:b/>
-        </w:rPr>
-        <w:t>인디고</w:t>
-      </w:r>
-      <w:proofErr w:type="spellEnd"/>
-      <w:r>
-        <w:rPr>
+          <w:sz w:val="20"/>
+        </w:rPr>
+        <w:t>원칙 1. 두괄식 - 결론을 맨 앞에</w:t>
+      </w:r>
+    </w:p>
+    <w:p>
+      <w:r>
+        <w:rPr>
+          <w:rFonts w:ascii="맑은 고딕" w:hAnsi="맑은 고딕" w:eastAsia="맑은 고딕"/>
+          <w:b w:val="0"/>
+          <w:sz w:val="20"/>
+        </w:rPr>
+        <w:t>AI는 글 앞부분에서 답을 추출합니다. 첫 2~3문장 안에 제품명, 사용 대상, 직접 급여해본 결론을 넣으세요.</w:t>
+      </w:r>
+    </w:p>
+    <w:p>
+      <w:r>
+        <w:rPr>
+          <w:rFonts w:ascii="맑은 고딕" w:hAnsi="맑은 고딕" w:eastAsia="맑은 고딕"/>
+          <w:b w:val="0"/>
+          <w:sz w:val="20"/>
+        </w:rPr>
+        <w:t>좋은 예: "알러지 고민 때문에 사료를 바꿔보고 싶었던 보호자라면, 인디고 하이포알러제닉 포 독은 원료 설계가 분명한 강아지 사료로 살펴볼 만했어요. 우리 강아지 기준으로는 단독 급여했을 때 먹는 모습도 자연스럽게 촬영할 수 있었습니다."</w:t>
+      </w:r>
+    </w:p>
+    <w:p/>
+    <w:p>
+      <w:r>
+        <w:rPr>
+          <w:rFonts w:ascii="맑은 고딕" w:hAnsi="맑은 고딕" w:eastAsia="맑은 고딕"/>
           <w:b/>
-        </w:rPr>
-        <w:t xml:space="preserve"> 리뷰 글의 7가지 원칙</w:t>
-      </w:r>
-    </w:p>
-    <w:p>
-      <w:r>
-        <w:rPr>
+          <w:sz w:val="20"/>
+        </w:rPr>
+        <w:t>원칙 2. 질문을 소제목으로 (검색 문장형)</w:t>
+      </w:r>
+    </w:p>
+    <w:p>
+      <w:r>
+        <w:rPr>
+          <w:rFonts w:ascii="맑은 고딕" w:hAnsi="맑은 고딕" w:eastAsia="맑은 고딕"/>
+          <w:b w:val="0"/>
+          <w:sz w:val="20"/>
+        </w:rPr>
+        <w:t>사람들이 검색창에 치는 문장을 소제목으로 그대로 쓰세요. AI는 질문-답변 구조를 가장 잘 인용합니다.</w:t>
+      </w:r>
+    </w:p>
+    <w:p>
+      <w:r>
+        <w:rPr>
+          <w:rFonts w:ascii="맑은 고딕" w:hAnsi="맑은 고딕" w:eastAsia="맑은 고딕"/>
+          <w:b w:val="0"/>
+          <w:sz w:val="20"/>
+        </w:rPr>
+        <w:t>예시 소제목: "강아지 알러지 고민이면 사료부터 바꿔봐도 될까요?", "고양이 LID사료는 어떤 점을 봐야 할까요?", "고양이 참치스틱 간식은 매일 줘도 부담 없을까요?"</w:t>
+      </w:r>
+    </w:p>
+    <w:p/>
+    <w:p>
+      <w:r>
+        <w:rPr>
+          <w:rFonts w:ascii="맑은 고딕" w:hAnsi="맑은 고딕" w:eastAsia="맑은 고딕"/>
           <w:b/>
-        </w:rPr>
-        <w:t>원칙 1. 두괄식 - 결론을 맨 앞에</w:t>
-      </w:r>
-    </w:p>
-    <w:p>
-      <w:r>
-        <w:t>AI는 글 앞부분에서 답을 추출합니다. 첫 2~3문장 안에 제품명, 사용 대상, 직접 급여해본 결론을 넣으세요.</w:t>
-      </w:r>
-    </w:p>
-    <w:p>
-      <w:r>
-        <w:t>좋은 예: "</w:t>
-      </w:r>
-      <w:proofErr w:type="spellStart"/>
-      <w:r>
-        <w:t>알러지</w:t>
-      </w:r>
-      <w:proofErr w:type="spellEnd"/>
-      <w:r>
-        <w:t xml:space="preserve"> 고민 때문에 사료를 바꿔보고 싶었던 보호자라면, </w:t>
-      </w:r>
-      <w:proofErr w:type="spellStart"/>
-      <w:r>
-        <w:t>인디고</w:t>
-      </w:r>
-      <w:proofErr w:type="spellEnd"/>
-      <w:r>
-        <w:t xml:space="preserve"> </w:t>
-      </w:r>
-      <w:proofErr w:type="spellStart"/>
-      <w:r>
-        <w:t>하이포알러제닉</w:t>
-      </w:r>
-      <w:proofErr w:type="spellEnd"/>
-      <w:r>
-        <w:t xml:space="preserve"> 포 독은 원료 설계가 분명한 강아지 사료로 살펴볼 만했어요. 우리 강아지 기준으로는 단독 급여했을 때 먹는 모습도 자연스럽게 촬영할 수 있었습니다."</w:t>
-      </w:r>
-    </w:p>
-    <w:p/>
-    <w:p>
-      <w:r>
-        <w:rPr>
+          <w:sz w:val="20"/>
+        </w:rPr>
+        <w:t>원칙 3. 한 문장 정의 "~란 ~이다"</w:t>
+      </w:r>
+    </w:p>
+    <w:p>
+      <w:r>
+        <w:rPr>
+          <w:rFonts w:ascii="맑은 고딕" w:hAnsi="맑은 고딕" w:eastAsia="맑은 고딕"/>
+          <w:b w:val="0"/>
+          <w:sz w:val="20"/>
+        </w:rPr>
+        <w:t>제품을 한 문장으로 정의하는 문장을 넣으세요. 단, 제품명을 효능처럼 풀어 쓰지 말고 상세페이지에 확인된 사실만 사용하세요.</w:t>
+      </w:r>
+    </w:p>
+    <w:p>
+      <w:r>
+        <w:rPr>
+          <w:rFonts w:ascii="맑은 고딕" w:hAnsi="맑은 고딕" w:eastAsia="맑은 고딕"/>
+          <w:b w:val="0"/>
+          <w:sz w:val="20"/>
+        </w:rPr>
+        <w:t>예시: "인디고 바이오뉴트리션 하이포알러제닉 포 독은 육류 단백질 없이 100% 가수분해 밀웜 단백질과 그레인프리 설계를 적용한 강아지용 사료입니다."</w:t>
+      </w:r>
+    </w:p>
+    <w:p/>
+    <w:p>
+      <w:r>
+        <w:rPr>
+          <w:rFonts w:ascii="맑은 고딕" w:hAnsi="맑은 고딕" w:eastAsia="맑은 고딕"/>
           <w:b/>
-        </w:rPr>
-        <w:t>원칙 2. 질문을 소제목으로 (검색 문장형)</w:t>
-      </w:r>
-    </w:p>
-    <w:p>
-      <w:r>
-        <w:t>사람들이 검색창에 치는 문장을 소제목으로 그대로 쓰세요. AI는 질문-답변 구조를 가장 잘 인용합니다.</w:t>
-      </w:r>
-    </w:p>
-    <w:p>
-      <w:r>
-        <w:t xml:space="preserve">예시 소제목: "강아지 </w:t>
-      </w:r>
-      <w:proofErr w:type="spellStart"/>
-      <w:r>
-        <w:t>알러지</w:t>
-      </w:r>
-      <w:proofErr w:type="spellEnd"/>
-      <w:r>
-        <w:t xml:space="preserve"> 고민이면 사료부터 바꿔봐도 될까요?", "고양이 LID사료는 어떤 점을 봐야 할까요?", "고양이 </w:t>
-      </w:r>
-      <w:proofErr w:type="spellStart"/>
-      <w:r>
-        <w:t>참치스틱</w:t>
-      </w:r>
-      <w:proofErr w:type="spellEnd"/>
-      <w:r>
-        <w:t xml:space="preserve"> 간식은 매일 줘도 부담 없을까요?"</w:t>
-      </w:r>
-    </w:p>
-    <w:p/>
-    <w:p>
-      <w:r>
-        <w:rPr>
+          <w:sz w:val="20"/>
+        </w:rPr>
+        <w:t>원칙 4. 구체적인 숫자·사실</w:t>
+      </w:r>
+    </w:p>
+    <w:p>
+      <w:r>
+        <w:rPr>
+          <w:rFonts w:ascii="맑은 고딕" w:hAnsi="맑은 고딕" w:eastAsia="맑은 고딕"/>
+          <w:b w:val="0"/>
+          <w:sz w:val="20"/>
+        </w:rPr>
+        <w:t>AI는 두루뭉술한 표현보다 숫자와 확인 가능한 사실을 신뢰합니다. 제품명, 용량, 제공 구성, 맛, 수치, 급여 장면을 구체적으로 적으세요.</w:t>
+      </w:r>
+    </w:p>
+    <w:p>
+      <w:r>
+        <w:rPr>
+          <w:rFonts w:ascii="맑은 고딕" w:hAnsi="맑은 고딕" w:eastAsia="맑은 고딕"/>
+          <w:b w:val="0"/>
+          <w:sz w:val="20"/>
+        </w:rPr>
+        <w:t>예시: 1kg 용량 / 100% 가수분해 밀웜사료 / 나트륨 0.3% 미만 / 2가지 맛 / 4개입 소포장 등. 단, 실제 상세페이지 표기와 라벨 확인 후 작성하세요.</w:t>
+      </w:r>
+    </w:p>
+    <w:p/>
+    <w:p>
+      <w:r>
+        <w:rPr>
+          <w:rFonts w:ascii="맑은 고딕" w:hAnsi="맑은 고딕" w:eastAsia="맑은 고딕"/>
           <w:b/>
-        </w:rPr>
-        <w:t>원칙 3. 한 문장 정의 "~란 ~이다"</w:t>
-      </w:r>
-    </w:p>
-    <w:p>
-      <w:r>
-        <w:t>제품을 한 문장으로 정의하는 문장을 넣으세요. 단, 제품명을 효능처럼 풀어 쓰지 말고 상세페이지에 확인된 사실만 사용하세요.</w:t>
-      </w:r>
-    </w:p>
-    <w:p>
-      <w:r>
-        <w:t>예시: "</w:t>
-      </w:r>
-      <w:proofErr w:type="spellStart"/>
-      <w:r>
-        <w:t>인디고</w:t>
-      </w:r>
-      <w:proofErr w:type="spellEnd"/>
-      <w:r>
-        <w:t xml:space="preserve"> </w:t>
-      </w:r>
-      <w:proofErr w:type="spellStart"/>
-      <w:r>
-        <w:t>바이오뉴트리션</w:t>
-      </w:r>
-      <w:proofErr w:type="spellEnd"/>
-      <w:r>
-        <w:t xml:space="preserve"> </w:t>
-      </w:r>
-      <w:proofErr w:type="spellStart"/>
-      <w:r>
-        <w:t>하이포알러제닉</w:t>
-      </w:r>
-      <w:proofErr w:type="spellEnd"/>
-      <w:r>
-        <w:t xml:space="preserve"> 포 독은 육류 단백질 없이 100% 가수분해 </w:t>
-      </w:r>
-      <w:proofErr w:type="spellStart"/>
-      <w:r>
-        <w:t>밀웜</w:t>
-      </w:r>
-      <w:proofErr w:type="spellEnd"/>
-      <w:r>
-        <w:t xml:space="preserve"> 단백질과 </w:t>
-      </w:r>
-      <w:proofErr w:type="spellStart"/>
-      <w:r>
-        <w:t>그레인프리</w:t>
-      </w:r>
-      <w:proofErr w:type="spellEnd"/>
-      <w:r>
-        <w:t xml:space="preserve"> 설계를 적용한 강아지용 사료입니다."</w:t>
-      </w:r>
-    </w:p>
-    <w:p/>
-    <w:p>
-      <w:r>
-        <w:rPr>
-          <w:b/>
-        </w:rPr>
-        <w:t>원칙 4. 구체적인 숫자·사실</w:t>
-      </w:r>
-    </w:p>
-    <w:p>
-      <w:r>
-        <w:t>AI는 두루뭉술한 표현보다 숫자와 확인 가능한 사실을 신뢰합니다. 제품명, 용량, 제공 구성, 맛, 수치, 급여 장면을 구체적으로 적으세요.</w:t>
-      </w:r>
-    </w:p>
-    <w:p>
-      <w:r>
-        <w:t xml:space="preserve">예시: 1kg 용량 / 100% 가수분해 </w:t>
-      </w:r>
-      <w:proofErr w:type="spellStart"/>
-      <w:r>
-        <w:t>밀웜사료</w:t>
-      </w:r>
-      <w:proofErr w:type="spellEnd"/>
-      <w:r>
-        <w:t xml:space="preserve"> / 나트륨 0.3% 미만 / 2가지 맛 / 4개입 </w:t>
-      </w:r>
-      <w:proofErr w:type="spellStart"/>
-      <w:r>
-        <w:t>소포장</w:t>
-      </w:r>
-      <w:proofErr w:type="spellEnd"/>
-      <w:r>
-        <w:t xml:space="preserve"> 등. 단, 실제 상세페이지 표기와 라벨 확인 후 작성하세요.</w:t>
-      </w:r>
-    </w:p>
-    <w:p/>
-    <w:p>
-      <w:r>
-        <w:rPr>
-          <w:b/>
+          <w:sz w:val="20"/>
         </w:rPr>
         <w:t>원칙 5. 표·리스트로 구조화</w:t>
       </w:r>
     </w:p>
     <w:p>
       <w:r>
+        <w:rPr>
+          <w:rFonts w:ascii="맑은 고딕" w:hAnsi="맑은 고딕" w:eastAsia="맑은 고딕"/>
+          <w:b w:val="0"/>
+          <w:sz w:val="20"/>
+        </w:rPr>
         <w:t>AI는 줄글 한 덩어리보다 표와 목록을 잘 인용합니다. 제품 특징, 급여 방법, 촬영 장면은 표와 리스트로 정리하세요.</w:t>
       </w:r>
     </w:p>
     <w:tbl>
       <w:tblPr>
         <w:tblStyle w:val="aa"/>
-        <w:tblW w:w="0" w:type="auto"/>
-        <w:tblLook w:val="04A0" w:firstRow="1" w:lastRow="0" w:firstColumn="1" w:lastColumn="0" w:noHBand="0" w:noVBand="1"/>
+        <w:tblW w:type="auto" w:w="0"/>
+        <w:tblLook w:firstColumn="1" w:firstRow="1" w:lastColumn="0" w:lastRow="0" w:noHBand="0" w:noVBand="1" w:val="04A0"/>
       </w:tblPr>
       <w:tblGrid>
-        <w:gridCol w:w="3006"/>
-        <w:gridCol w:w="3005"/>
-        <w:gridCol w:w="3005"/>
+        <w:gridCol w:w="3009"/>
+        <w:gridCol w:w="3009"/>
+        <w:gridCol w:w="3009"/>
       </w:tblGrid>
       <w:tr>
         <w:tc>
           <w:tcPr>
-            <w:tcW w:w="3009" w:type="dxa"/>
-          </w:tcPr>
-          <w:p>
-            <w:r>
-              <w:rPr>
+            <w:tcW w:type="dxa" w:w="3009"/>
+          </w:tcPr>
+          <w:p>
+            <w:r/>
+            <w:r>
+              <w:rPr>
+                <w:rFonts w:ascii="맑은 고딕" w:hAnsi="맑은 고딕" w:eastAsia="맑은 고딕"/>
                 <w:b/>
                 <w:sz w:val="18"/>
               </w:rPr>
@@ -282,11 +208,13 @@
         </w:tc>
         <w:tc>
           <w:tcPr>
-            <w:tcW w:w="3009" w:type="dxa"/>
-          </w:tcPr>
-          <w:p>
-            <w:r>
-              <w:rPr>
+            <w:tcW w:type="dxa" w:w="3009"/>
+          </w:tcPr>
+          <w:p>
+            <w:r/>
+            <w:r>
+              <w:rPr>
+                <w:rFonts w:ascii="맑은 고딕" w:hAnsi="맑은 고딕" w:eastAsia="맑은 고딕"/>
                 <w:b/>
                 <w:sz w:val="18"/>
               </w:rPr>
@@ -296,11 +224,13 @@
         </w:tc>
         <w:tc>
           <w:tcPr>
-            <w:tcW w:w="3009" w:type="dxa"/>
-          </w:tcPr>
-          <w:p>
-            <w:r>
-              <w:rPr>
+            <w:tcW w:type="dxa" w:w="3009"/>
+          </w:tcPr>
+          <w:p>
+            <w:r/>
+            <w:r>
+              <w:rPr>
+                <w:rFonts w:ascii="맑은 고딕" w:hAnsi="맑은 고딕" w:eastAsia="맑은 고딕"/>
                 <w:b/>
                 <w:sz w:val="18"/>
               </w:rPr>
@@ -312,76 +242,49 @@
       <w:tr>
         <w:tc>
           <w:tcPr>
-            <w:tcW w:w="3009" w:type="dxa"/>
-          </w:tcPr>
-          <w:p>
-            <w:proofErr w:type="spellStart"/>
-            <w:r>
-              <w:rPr>
-                <w:sz w:val="18"/>
-              </w:rPr>
-              <w:t>하이포알러제닉</w:t>
-            </w:r>
-            <w:proofErr w:type="spellEnd"/>
-            <w:r>
-              <w:rPr>
-                <w:sz w:val="18"/>
-              </w:rPr>
-              <w:t xml:space="preserve"> 포 독</w:t>
-            </w:r>
-          </w:p>
-        </w:tc>
-        <w:tc>
-          <w:tcPr>
-            <w:tcW w:w="3009" w:type="dxa"/>
-          </w:tcPr>
-          <w:p>
-            <w:r>
-              <w:rPr>
-                <w:sz w:val="18"/>
-              </w:rPr>
-              <w:t xml:space="preserve">강아지 </w:t>
-            </w:r>
-            <w:proofErr w:type="spellStart"/>
-            <w:r>
-              <w:rPr>
-                <w:sz w:val="18"/>
-              </w:rPr>
-              <w:t>알러지</w:t>
-            </w:r>
-            <w:proofErr w:type="spellEnd"/>
-            <w:r>
-              <w:rPr>
-                <w:sz w:val="18"/>
-              </w:rPr>
-              <w:t>·눈물·가수분해사료</w:t>
-            </w:r>
-          </w:p>
-        </w:tc>
-        <w:tc>
-          <w:tcPr>
-            <w:tcW w:w="3009" w:type="dxa"/>
-          </w:tcPr>
-          <w:p>
-            <w:r>
-              <w:rPr>
-                <w:sz w:val="18"/>
-              </w:rPr>
-              <w:t xml:space="preserve">패키지, </w:t>
-            </w:r>
-            <w:proofErr w:type="spellStart"/>
-            <w:r>
-              <w:rPr>
-                <w:sz w:val="18"/>
-              </w:rPr>
-              <w:t>소포장</w:t>
-            </w:r>
-            <w:proofErr w:type="spellEnd"/>
-            <w:r>
-              <w:rPr>
-                <w:sz w:val="18"/>
-              </w:rPr>
-              <w:t>, 단독 급여, 먹는 모습</w:t>
+            <w:tcW w:type="dxa" w:w="3009"/>
+          </w:tcPr>
+          <w:p>
+            <w:r/>
+            <w:r>
+              <w:rPr>
+                <w:rFonts w:ascii="맑은 고딕" w:hAnsi="맑은 고딕" w:eastAsia="맑은 고딕"/>
+                <w:b w:val="0"/>
+                <w:sz w:val="18"/>
+              </w:rPr>
+              <w:t>하이포알러제닉 포 독</w:t>
+            </w:r>
+          </w:p>
+        </w:tc>
+        <w:tc>
+          <w:tcPr>
+            <w:tcW w:type="dxa" w:w="3009"/>
+          </w:tcPr>
+          <w:p>
+            <w:r/>
+            <w:r>
+              <w:rPr>
+                <w:rFonts w:ascii="맑은 고딕" w:hAnsi="맑은 고딕" w:eastAsia="맑은 고딕"/>
+                <w:b w:val="0"/>
+                <w:sz w:val="18"/>
+              </w:rPr>
+              <w:t>강아지 알러지·눈물·가수분해사료</w:t>
+            </w:r>
+          </w:p>
+        </w:tc>
+        <w:tc>
+          <w:tcPr>
+            <w:tcW w:type="dxa" w:w="3009"/>
+          </w:tcPr>
+          <w:p>
+            <w:r/>
+            <w:r>
+              <w:rPr>
+                <w:rFonts w:ascii="맑은 고딕" w:hAnsi="맑은 고딕" w:eastAsia="맑은 고딕"/>
+                <w:b w:val="0"/>
+                <w:sz w:val="18"/>
+              </w:rPr>
+              <w:t>패키지, 소포장, 단독 급여, 먹는 모습</w:t>
             </w:r>
           </w:p>
         </w:tc>
@@ -389,92 +292,49 @@
       <w:tr>
         <w:tc>
           <w:tcPr>
-            <w:tcW w:w="3009" w:type="dxa"/>
-          </w:tcPr>
-          <w:p>
-            <w:proofErr w:type="spellStart"/>
-            <w:r>
-              <w:rPr>
-                <w:sz w:val="18"/>
-              </w:rPr>
-              <w:t>하이포알러제닉</w:t>
-            </w:r>
-            <w:proofErr w:type="spellEnd"/>
-            <w:r>
-              <w:rPr>
-                <w:sz w:val="18"/>
-              </w:rPr>
-              <w:t xml:space="preserve"> 포 </w:t>
-            </w:r>
-            <w:proofErr w:type="spellStart"/>
-            <w:r>
-              <w:rPr>
-                <w:sz w:val="18"/>
-              </w:rPr>
-              <w:t>캣</w:t>
-            </w:r>
-            <w:proofErr w:type="spellEnd"/>
-          </w:p>
-        </w:tc>
-        <w:tc>
-          <w:tcPr>
-            <w:tcW w:w="3009" w:type="dxa"/>
-          </w:tcPr>
-          <w:p>
-            <w:proofErr w:type="spellStart"/>
-            <w:r>
-              <w:rPr>
-                <w:sz w:val="18"/>
-              </w:rPr>
-              <w:t>고양이알러지사료</w:t>
-            </w:r>
-            <w:proofErr w:type="spellEnd"/>
-            <w:r>
-              <w:rPr>
-                <w:sz w:val="18"/>
-              </w:rPr>
-              <w:t>·LID·곤충·가수분해</w:t>
-            </w:r>
-          </w:p>
-        </w:tc>
-        <w:tc>
-          <w:tcPr>
-            <w:tcW w:w="3009" w:type="dxa"/>
-          </w:tcPr>
-          <w:p>
-            <w:r>
-              <w:rPr>
-                <w:sz w:val="18"/>
-              </w:rPr>
-              <w:t xml:space="preserve">패키지, </w:t>
-            </w:r>
-            <w:proofErr w:type="spellStart"/>
-            <w:r>
-              <w:rPr>
-                <w:sz w:val="18"/>
-              </w:rPr>
-              <w:t>소포장</w:t>
-            </w:r>
-            <w:proofErr w:type="spellEnd"/>
-            <w:r>
-              <w:rPr>
-                <w:sz w:val="18"/>
-              </w:rPr>
-              <w:t xml:space="preserve">, </w:t>
-            </w:r>
-            <w:proofErr w:type="spellStart"/>
-            <w:r>
-              <w:rPr>
-                <w:sz w:val="18"/>
-              </w:rPr>
-              <w:t>반려묘</w:t>
-            </w:r>
-            <w:proofErr w:type="spellEnd"/>
-            <w:r>
-              <w:rPr>
-                <w:sz w:val="18"/>
-              </w:rPr>
-              <w:t xml:space="preserve"> 급여 장면</w:t>
+            <w:tcW w:type="dxa" w:w="3009"/>
+          </w:tcPr>
+          <w:p>
+            <w:r/>
+            <w:r>
+              <w:rPr>
+                <w:rFonts w:ascii="맑은 고딕" w:hAnsi="맑은 고딕" w:eastAsia="맑은 고딕"/>
+                <w:b w:val="0"/>
+                <w:sz w:val="18"/>
+              </w:rPr>
+              <w:t>하이포알러제닉 포 캣</w:t>
+            </w:r>
+          </w:p>
+        </w:tc>
+        <w:tc>
+          <w:tcPr>
+            <w:tcW w:type="dxa" w:w="3009"/>
+          </w:tcPr>
+          <w:p>
+            <w:r/>
+            <w:r>
+              <w:rPr>
+                <w:rFonts w:ascii="맑은 고딕" w:hAnsi="맑은 고딕" w:eastAsia="맑은 고딕"/>
+                <w:b w:val="0"/>
+                <w:sz w:val="18"/>
+              </w:rPr>
+              <w:t>고양이알러지사료·LID·곤충·가수분해</w:t>
+            </w:r>
+          </w:p>
+        </w:tc>
+        <w:tc>
+          <w:tcPr>
+            <w:tcW w:type="dxa" w:w="3009"/>
+          </w:tcPr>
+          <w:p>
+            <w:r/>
+            <w:r>
+              <w:rPr>
+                <w:rFonts w:ascii="맑은 고딕" w:hAnsi="맑은 고딕" w:eastAsia="맑은 고딕"/>
+                <w:b w:val="0"/>
+                <w:sz w:val="18"/>
+              </w:rPr>
+              <w:t>패키지, 소포장, 반려묘 급여 장면</w:t>
             </w:r>
           </w:p>
         </w:tc>
@@ -482,32 +342,30 @@
       <w:tr>
         <w:tc>
           <w:tcPr>
-            <w:tcW w:w="3009" w:type="dxa"/>
-          </w:tcPr>
-          <w:p>
-            <w:r>
-              <w:rPr>
-                <w:sz w:val="18"/>
-              </w:rPr>
-              <w:t xml:space="preserve">펫 오리진 </w:t>
-            </w:r>
-            <w:proofErr w:type="spellStart"/>
-            <w:r>
-              <w:rPr>
-                <w:sz w:val="18"/>
-              </w:rPr>
-              <w:t>데일리스틱</w:t>
-            </w:r>
-            <w:proofErr w:type="spellEnd"/>
-          </w:p>
-        </w:tc>
-        <w:tc>
-          <w:tcPr>
-            <w:tcW w:w="3009" w:type="dxa"/>
-          </w:tcPr>
-          <w:p>
-            <w:r>
-              <w:rPr>
+            <w:tcW w:type="dxa" w:w="3009"/>
+          </w:tcPr>
+          <w:p>
+            <w:r/>
+            <w:r>
+              <w:rPr>
+                <w:rFonts w:ascii="맑은 고딕" w:hAnsi="맑은 고딕" w:eastAsia="맑은 고딕"/>
+                <w:b w:val="0"/>
+                <w:sz w:val="18"/>
+              </w:rPr>
+              <w:t>펫 오리진 데일리스틱</w:t>
+            </w:r>
+          </w:p>
+        </w:tc>
+        <w:tc>
+          <w:tcPr>
+            <w:tcW w:type="dxa" w:w="3009"/>
+          </w:tcPr>
+          <w:p>
+            <w:r/>
+            <w:r>
+              <w:rPr>
+                <w:rFonts w:ascii="맑은 고딕" w:hAnsi="맑은 고딕" w:eastAsia="맑은 고딕"/>
+                <w:b w:val="0"/>
                 <w:sz w:val="18"/>
               </w:rPr>
               <w:t>고양이 참치·간식 추천·유산균</w:t>
@@ -516,28 +374,17 @@
         </w:tc>
         <w:tc>
           <w:tcPr>
-            <w:tcW w:w="3009" w:type="dxa"/>
-          </w:tcPr>
-          <w:p>
-            <w:r>
-              <w:rPr>
-                <w:sz w:val="18"/>
-              </w:rPr>
-              <w:t xml:space="preserve">짜주는 장면, 사료 </w:t>
-            </w:r>
-            <w:proofErr w:type="spellStart"/>
-            <w:r>
-              <w:rPr>
-                <w:sz w:val="18"/>
-              </w:rPr>
-              <w:t>토핑</w:t>
-            </w:r>
-            <w:proofErr w:type="spellEnd"/>
-            <w:r>
-              <w:rPr>
-                <w:sz w:val="18"/>
-              </w:rPr>
-              <w:t>, 물에 타는 장면</w:t>
+            <w:tcW w:type="dxa" w:w="3009"/>
+          </w:tcPr>
+          <w:p>
+            <w:r/>
+            <w:r>
+              <w:rPr>
+                <w:rFonts w:ascii="맑은 고딕" w:hAnsi="맑은 고딕" w:eastAsia="맑은 고딕"/>
+                <w:b w:val="0"/>
+                <w:sz w:val="18"/>
+              </w:rPr>
+              <w:t>짜주는 장면, 사료 토핑, 물에 타는 장면</w:t>
             </w:r>
           </w:p>
         </w:tc>
@@ -547,13 +394,20 @@
     <w:p>
       <w:r>
         <w:rPr>
+          <w:rFonts w:ascii="맑은 고딕" w:hAnsi="맑은 고딕" w:eastAsia="맑은 고딕"/>
           <w:b/>
+          <w:sz w:val="20"/>
         </w:rPr>
         <w:t>원칙 6. 글 끝에 FAQ 3~5개</w:t>
       </w:r>
     </w:p>
     <w:p>
       <w:r>
+        <w:rPr>
+          <w:rFonts w:ascii="맑은 고딕" w:hAnsi="맑은 고딕" w:eastAsia="맑은 고딕"/>
+          <w:b w:val="0"/>
+          <w:sz w:val="20"/>
+        </w:rPr>
         <w:t>자주 묻는 질문을 Q/A로 정리하세요. 제품 효능 단정보다는 급여 방식, 구성, 보관, 기호성처럼 리뷰에서 안전하게 답할 수 있는 질문을 고르세요.</w:t>
       </w:r>
     </w:p>
@@ -561,29 +415,30 @@
     <w:p>
       <w:r>
         <w:rPr>
+          <w:rFonts w:ascii="맑은 고딕" w:hAnsi="맑은 고딕" w:eastAsia="맑은 고딕"/>
           <w:b/>
+          <w:sz w:val="20"/>
         </w:rPr>
         <w:t>원칙 7. 경험·신뢰 (E-E-A-T)</w:t>
       </w:r>
     </w:p>
     <w:p>
       <w:r>
-        <w:t xml:space="preserve">AI와 네이버 모두 실제 경험이 담긴 글을 우선합니다. 며칠 동안, 어떤 상황에서, 어떤 장면을 촬영했는지 적으세요. 단, 경험은 기호성·급여 편의·사용 </w:t>
-      </w:r>
-      <w:proofErr w:type="spellStart"/>
-      <w:r>
-        <w:t>장면까지만</w:t>
-      </w:r>
-      <w:proofErr w:type="spellEnd"/>
-      <w:r>
-        <w:t xml:space="preserve"> 적고 질병 개선 표현은 쓰지 마세요.</w:t>
-      </w:r>
-    </w:p>
-    <w:p/>
-    <w:p>
-      <w:r>
-        <w:rPr>
+        <w:rPr>
+          <w:rFonts w:ascii="맑은 고딕" w:hAnsi="맑은 고딕" w:eastAsia="맑은 고딕"/>
+          <w:b w:val="0"/>
+          <w:sz w:val="20"/>
+        </w:rPr>
+        <w:t>AI와 네이버 모두 실제 경험이 담긴 글을 우선합니다. 며칠 동안, 어떤 상황에서, 어떤 장면을 촬영했는지 적으세요. 단, 경험은 기호성·급여 편의·사용 장면까지만 적고 질병 개선 표현은 쓰지 마세요.</w:t>
+      </w:r>
+    </w:p>
+    <w:p/>
+    <w:p>
+      <w:r>
+        <w:rPr>
+          <w:rFonts w:ascii="맑은 고딕" w:hAnsi="맑은 고딕" w:eastAsia="맑은 고딕"/>
           <w:b/>
+          <w:sz w:val="20"/>
         </w:rPr>
         <w:t>2. 제품별 키워드 사용 기준</w:t>
       </w:r>
@@ -591,22 +446,24 @@
     <w:tbl>
       <w:tblPr>
         <w:tblStyle w:val="aa"/>
-        <w:tblW w:w="0" w:type="auto"/>
-        <w:tblLook w:val="04A0" w:firstRow="1" w:lastRow="0" w:firstColumn="1" w:lastColumn="0" w:noHBand="0" w:noVBand="1"/>
+        <w:tblW w:type="auto" w:w="0"/>
+        <w:tblLook w:firstColumn="1" w:firstRow="1" w:lastColumn="0" w:lastRow="0" w:noHBand="0" w:noVBand="1" w:val="04A0"/>
       </w:tblPr>
       <w:tblGrid>
-        <w:gridCol w:w="3006"/>
-        <w:gridCol w:w="3005"/>
-        <w:gridCol w:w="3005"/>
+        <w:gridCol w:w="3009"/>
+        <w:gridCol w:w="3009"/>
+        <w:gridCol w:w="3009"/>
       </w:tblGrid>
       <w:tr>
         <w:tc>
           <w:tcPr>
-            <w:tcW w:w="3009" w:type="dxa"/>
-          </w:tcPr>
-          <w:p>
-            <w:r>
-              <w:rPr>
+            <w:tcW w:type="dxa" w:w="3009"/>
+          </w:tcPr>
+          <w:p>
+            <w:r/>
+            <w:r>
+              <w:rPr>
+                <w:rFonts w:ascii="맑은 고딕" w:hAnsi="맑은 고딕" w:eastAsia="맑은 고딕"/>
                 <w:b/>
                 <w:sz w:val="18"/>
               </w:rPr>
@@ -616,11 +473,13 @@
         </w:tc>
         <w:tc>
           <w:tcPr>
-            <w:tcW w:w="3009" w:type="dxa"/>
-          </w:tcPr>
-          <w:p>
-            <w:r>
-              <w:rPr>
+            <w:tcW w:type="dxa" w:w="3009"/>
+          </w:tcPr>
+          <w:p>
+            <w:r/>
+            <w:r>
+              <w:rPr>
+                <w:rFonts w:ascii="맑은 고딕" w:hAnsi="맑은 고딕" w:eastAsia="맑은 고딕"/>
                 <w:b/>
                 <w:sz w:val="18"/>
               </w:rPr>
@@ -630,11 +489,13 @@
         </w:tc>
         <w:tc>
           <w:tcPr>
-            <w:tcW w:w="3009" w:type="dxa"/>
-          </w:tcPr>
-          <w:p>
-            <w:r>
-              <w:rPr>
+            <w:tcW w:type="dxa" w:w="3009"/>
+          </w:tcPr>
+          <w:p>
+            <w:r/>
+            <w:r>
+              <w:rPr>
+                <w:rFonts w:ascii="맑은 고딕" w:hAnsi="맑은 고딕" w:eastAsia="맑은 고딕"/>
                 <w:b/>
                 <w:sz w:val="18"/>
               </w:rPr>
@@ -646,132 +507,49 @@
       <w:tr>
         <w:tc>
           <w:tcPr>
-            <w:tcW w:w="3009" w:type="dxa"/>
-          </w:tcPr>
-          <w:p>
-            <w:proofErr w:type="spellStart"/>
-            <w:r>
-              <w:rPr>
-                <w:sz w:val="18"/>
-              </w:rPr>
-              <w:t>인디고</w:t>
-            </w:r>
-            <w:proofErr w:type="spellEnd"/>
-            <w:r>
-              <w:rPr>
-                <w:sz w:val="18"/>
-              </w:rPr>
-              <w:t xml:space="preserve"> </w:t>
-            </w:r>
-            <w:proofErr w:type="spellStart"/>
-            <w:r>
-              <w:rPr>
-                <w:sz w:val="18"/>
-              </w:rPr>
-              <w:t>바이오뉴트리션</w:t>
-            </w:r>
-            <w:proofErr w:type="spellEnd"/>
-            <w:r>
-              <w:rPr>
-                <w:sz w:val="18"/>
-              </w:rPr>
-              <w:t xml:space="preserve"> </w:t>
-            </w:r>
-            <w:proofErr w:type="spellStart"/>
-            <w:r>
-              <w:rPr>
-                <w:sz w:val="18"/>
-              </w:rPr>
-              <w:t>하이포알러제닉</w:t>
-            </w:r>
-            <w:proofErr w:type="spellEnd"/>
-            <w:r>
-              <w:rPr>
-                <w:sz w:val="18"/>
-              </w:rPr>
-              <w:t xml:space="preserve"> 포 독 1kg</w:t>
-            </w:r>
-          </w:p>
-        </w:tc>
-        <w:tc>
-          <w:tcPr>
-            <w:tcW w:w="3009" w:type="dxa"/>
-          </w:tcPr>
-          <w:p>
-            <w:r>
-              <w:rPr>
-                <w:sz w:val="18"/>
-              </w:rPr>
-              <w:t xml:space="preserve">강아지 </w:t>
-            </w:r>
-            <w:proofErr w:type="spellStart"/>
-            <w:r>
-              <w:rPr>
-                <w:sz w:val="18"/>
-              </w:rPr>
-              <w:t>알러지</w:t>
-            </w:r>
-            <w:proofErr w:type="spellEnd"/>
-            <w:r>
-              <w:rPr>
-                <w:sz w:val="18"/>
-              </w:rPr>
-              <w:t xml:space="preserve">, 눈물, </w:t>
-            </w:r>
-            <w:proofErr w:type="spellStart"/>
-            <w:r>
-              <w:rPr>
-                <w:sz w:val="18"/>
-              </w:rPr>
-              <w:t>밀웜</w:t>
-            </w:r>
-            <w:proofErr w:type="spellEnd"/>
-            <w:r>
-              <w:rPr>
-                <w:sz w:val="18"/>
-              </w:rPr>
-              <w:t>, 가수분해사료</w:t>
-            </w:r>
-          </w:p>
-        </w:tc>
-        <w:tc>
-          <w:tcPr>
-            <w:tcW w:w="3009" w:type="dxa"/>
-          </w:tcPr>
-          <w:p>
-            <w:r>
-              <w:rPr>
-                <w:sz w:val="18"/>
-              </w:rPr>
-              <w:t xml:space="preserve">강아지 </w:t>
-            </w:r>
-            <w:proofErr w:type="spellStart"/>
-            <w:r>
-              <w:rPr>
-                <w:sz w:val="18"/>
-              </w:rPr>
-              <w:t>알러지사료</w:t>
-            </w:r>
-            <w:proofErr w:type="spellEnd"/>
-            <w:r>
-              <w:rPr>
-                <w:sz w:val="18"/>
-              </w:rPr>
-              <w:t xml:space="preserve">, 강아지 눈물사료, 강아지 </w:t>
-            </w:r>
-            <w:proofErr w:type="spellStart"/>
-            <w:r>
-              <w:rPr>
-                <w:sz w:val="18"/>
-              </w:rPr>
-              <w:t>밀웜사료</w:t>
-            </w:r>
-            <w:proofErr w:type="spellEnd"/>
-            <w:r>
-              <w:rPr>
-                <w:sz w:val="18"/>
-              </w:rPr>
-              <w:t>, 강아지 가수분해사료</w:t>
+            <w:tcW w:type="dxa" w:w="3009"/>
+          </w:tcPr>
+          <w:p>
+            <w:r/>
+            <w:r>
+              <w:rPr>
+                <w:rFonts w:ascii="맑은 고딕" w:hAnsi="맑은 고딕" w:eastAsia="맑은 고딕"/>
+                <w:b w:val="0"/>
+                <w:sz w:val="18"/>
+              </w:rPr>
+              <w:t>인디고 바이오뉴트리션 하이포알러제닉 포 독 1kg</w:t>
+            </w:r>
+          </w:p>
+        </w:tc>
+        <w:tc>
+          <w:tcPr>
+            <w:tcW w:type="dxa" w:w="3009"/>
+          </w:tcPr>
+          <w:p>
+            <w:r/>
+            <w:r>
+              <w:rPr>
+                <w:rFonts w:ascii="맑은 고딕" w:hAnsi="맑은 고딕" w:eastAsia="맑은 고딕"/>
+                <w:b w:val="0"/>
+                <w:sz w:val="18"/>
+              </w:rPr>
+              <w:t>강아지 알러지, 눈물, 밀웜, 가수분해사료</w:t>
+            </w:r>
+          </w:p>
+        </w:tc>
+        <w:tc>
+          <w:tcPr>
+            <w:tcW w:type="dxa" w:w="3009"/>
+          </w:tcPr>
+          <w:p>
+            <w:r/>
+            <w:r>
+              <w:rPr>
+                <w:rFonts w:ascii="맑은 고딕" w:hAnsi="맑은 고딕" w:eastAsia="맑은 고딕"/>
+                <w:b w:val="0"/>
+                <w:sz w:val="18"/>
+              </w:rPr>
+              <w:t>강아지 알러지사료, 강아지 눈물사료, 강아지 밀웜사료, 강아지 가수분해사료</w:t>
             </w:r>
           </w:p>
         </w:tc>
@@ -779,112 +557,49 @@
       <w:tr>
         <w:tc>
           <w:tcPr>
-            <w:tcW w:w="3009" w:type="dxa"/>
-          </w:tcPr>
-          <w:p>
-            <w:proofErr w:type="spellStart"/>
-            <w:r>
-              <w:rPr>
-                <w:sz w:val="18"/>
-              </w:rPr>
-              <w:t>인디고</w:t>
-            </w:r>
-            <w:proofErr w:type="spellEnd"/>
-            <w:r>
-              <w:rPr>
-                <w:sz w:val="18"/>
-              </w:rPr>
-              <w:t xml:space="preserve"> </w:t>
-            </w:r>
-            <w:proofErr w:type="spellStart"/>
-            <w:r>
-              <w:rPr>
-                <w:sz w:val="18"/>
-              </w:rPr>
-              <w:t>바이오뉴트리션</w:t>
-            </w:r>
-            <w:proofErr w:type="spellEnd"/>
-            <w:r>
-              <w:rPr>
-                <w:sz w:val="18"/>
-              </w:rPr>
-              <w:t xml:space="preserve"> </w:t>
-            </w:r>
-            <w:proofErr w:type="spellStart"/>
-            <w:r>
-              <w:rPr>
-                <w:sz w:val="18"/>
-              </w:rPr>
-              <w:t>하이포알러제닉</w:t>
-            </w:r>
-            <w:proofErr w:type="spellEnd"/>
-            <w:r>
-              <w:rPr>
-                <w:sz w:val="18"/>
-              </w:rPr>
-              <w:t xml:space="preserve"> 포 </w:t>
-            </w:r>
-            <w:proofErr w:type="spellStart"/>
-            <w:r>
-              <w:rPr>
-                <w:sz w:val="18"/>
-              </w:rPr>
-              <w:t>캣</w:t>
-            </w:r>
-            <w:proofErr w:type="spellEnd"/>
-            <w:r>
-              <w:rPr>
-                <w:sz w:val="18"/>
-              </w:rPr>
-              <w:t xml:space="preserve"> 1kg</w:t>
-            </w:r>
-          </w:p>
-        </w:tc>
-        <w:tc>
-          <w:tcPr>
-            <w:tcW w:w="3009" w:type="dxa"/>
-          </w:tcPr>
-          <w:p>
-            <w:proofErr w:type="spellStart"/>
-            <w:r>
-              <w:rPr>
-                <w:sz w:val="18"/>
-              </w:rPr>
-              <w:t>고양이알러지사료</w:t>
-            </w:r>
-            <w:proofErr w:type="spellEnd"/>
-            <w:r>
-              <w:rPr>
-                <w:sz w:val="18"/>
-              </w:rPr>
-              <w:t>, LID, 곤충, 가수분해</w:t>
-            </w:r>
-          </w:p>
-        </w:tc>
-        <w:tc>
-          <w:tcPr>
-            <w:tcW w:w="3009" w:type="dxa"/>
-          </w:tcPr>
-          <w:p>
-            <w:r>
-              <w:rPr>
-                <w:sz w:val="18"/>
-              </w:rPr>
-              <w:t xml:space="preserve">고양이 </w:t>
-            </w:r>
-            <w:proofErr w:type="spellStart"/>
-            <w:r>
-              <w:rPr>
-                <w:sz w:val="18"/>
-              </w:rPr>
-              <w:t>알러지사료</w:t>
-            </w:r>
-            <w:proofErr w:type="spellEnd"/>
-            <w:r>
-              <w:rPr>
-                <w:sz w:val="18"/>
-              </w:rPr>
-              <w:t>, 고양이 LID사료, 고양이 곤충사료, 고양이 가수분해사료</w:t>
+            <w:tcW w:type="dxa" w:w="3009"/>
+          </w:tcPr>
+          <w:p>
+            <w:r/>
+            <w:r>
+              <w:rPr>
+                <w:rFonts w:ascii="맑은 고딕" w:hAnsi="맑은 고딕" w:eastAsia="맑은 고딕"/>
+                <w:b w:val="0"/>
+                <w:sz w:val="18"/>
+              </w:rPr>
+              <w:t>인디고 바이오뉴트리션 하이포알러제닉 포 캣 1kg</w:t>
+            </w:r>
+          </w:p>
+        </w:tc>
+        <w:tc>
+          <w:tcPr>
+            <w:tcW w:type="dxa" w:w="3009"/>
+          </w:tcPr>
+          <w:p>
+            <w:r/>
+            <w:r>
+              <w:rPr>
+                <w:rFonts w:ascii="맑은 고딕" w:hAnsi="맑은 고딕" w:eastAsia="맑은 고딕"/>
+                <w:b w:val="0"/>
+                <w:sz w:val="18"/>
+              </w:rPr>
+              <w:t>고양이알러지사료, LID, 곤충, 가수분해</w:t>
+            </w:r>
+          </w:p>
+        </w:tc>
+        <w:tc>
+          <w:tcPr>
+            <w:tcW w:type="dxa" w:w="3009"/>
+          </w:tcPr>
+          <w:p>
+            <w:r/>
+            <w:r>
+              <w:rPr>
+                <w:rFonts w:ascii="맑은 고딕" w:hAnsi="맑은 고딕" w:eastAsia="맑은 고딕"/>
+                <w:b w:val="0"/>
+                <w:sz w:val="18"/>
+              </w:rPr>
+              <w:t>고양이 알러지사료, 고양이 LID사료, 고양이 곤충사료, 고양이 가수분해사료</w:t>
             </w:r>
           </w:p>
         </w:tc>
@@ -892,143 +607,50 @@
       <w:tr>
         <w:tc>
           <w:tcPr>
-            <w:tcW w:w="3009" w:type="dxa"/>
-          </w:tcPr>
-          <w:p>
-            <w:proofErr w:type="spellStart"/>
-            <w:r>
-              <w:rPr>
-                <w:sz w:val="18"/>
-              </w:rPr>
-              <w:t>인디고</w:t>
-            </w:r>
-            <w:proofErr w:type="spellEnd"/>
-            <w:r>
-              <w:rPr>
-                <w:sz w:val="18"/>
-              </w:rPr>
-              <w:t xml:space="preserve"> 펫 오리진 </w:t>
-            </w:r>
-            <w:proofErr w:type="spellStart"/>
-            <w:r>
-              <w:rPr>
-                <w:sz w:val="18"/>
-              </w:rPr>
-              <w:t>데일리스틱</w:t>
-            </w:r>
-            <w:proofErr w:type="spellEnd"/>
-          </w:p>
-        </w:tc>
-        <w:tc>
-          <w:tcPr>
-            <w:tcW w:w="3009" w:type="dxa"/>
-          </w:tcPr>
-          <w:p>
-            <w:r>
-              <w:rPr>
-                <w:sz w:val="18"/>
-              </w:rPr>
-              <w:t xml:space="preserve">고양이 참치, 간식 추천, 유산균, </w:t>
-            </w:r>
-            <w:proofErr w:type="spellStart"/>
-            <w:r>
-              <w:rPr>
-                <w:sz w:val="18"/>
-              </w:rPr>
-              <w:t>인디고</w:t>
-            </w:r>
-            <w:proofErr w:type="spellEnd"/>
-            <w:r>
-              <w:rPr>
-                <w:sz w:val="18"/>
-              </w:rPr>
-              <w:t xml:space="preserve"> </w:t>
-            </w:r>
-            <w:proofErr w:type="spellStart"/>
-            <w:r>
-              <w:rPr>
-                <w:sz w:val="18"/>
-              </w:rPr>
-              <w:t>펫오리진</w:t>
-            </w:r>
-            <w:proofErr w:type="spellEnd"/>
-            <w:r>
-              <w:rPr>
-                <w:sz w:val="18"/>
-              </w:rPr>
-              <w:t xml:space="preserve"> </w:t>
-            </w:r>
-            <w:proofErr w:type="spellStart"/>
-            <w:r>
-              <w:rPr>
-                <w:sz w:val="18"/>
-              </w:rPr>
-              <w:t>데일리스틱</w:t>
-            </w:r>
-            <w:proofErr w:type="spellEnd"/>
-          </w:p>
-        </w:tc>
-        <w:tc>
-          <w:tcPr>
-            <w:tcW w:w="3009" w:type="dxa"/>
-          </w:tcPr>
-          <w:p>
-            <w:r>
-              <w:rPr>
-                <w:sz w:val="18"/>
-              </w:rPr>
-              <w:t xml:space="preserve">고양이 참치, 고양이 참치간식, 고양이 간식추천, 고양이 유산균, 고양이 </w:t>
-            </w:r>
-            <w:proofErr w:type="spellStart"/>
-            <w:r>
-              <w:rPr>
-                <w:sz w:val="18"/>
-              </w:rPr>
-              <w:t>참치스틱</w:t>
-            </w:r>
-            <w:proofErr w:type="spellEnd"/>
-            <w:r>
-              <w:rPr>
-                <w:sz w:val="18"/>
-              </w:rPr>
-              <w:t xml:space="preserve">, </w:t>
-            </w:r>
-            <w:proofErr w:type="spellStart"/>
-            <w:r>
-              <w:rPr>
-                <w:sz w:val="18"/>
-              </w:rPr>
-              <w:t>인디고</w:t>
-            </w:r>
-            <w:proofErr w:type="spellEnd"/>
-            <w:r>
-              <w:rPr>
-                <w:sz w:val="18"/>
-              </w:rPr>
-              <w:t xml:space="preserve"> </w:t>
-            </w:r>
-            <w:proofErr w:type="spellStart"/>
-            <w:r>
-              <w:rPr>
-                <w:sz w:val="18"/>
-              </w:rPr>
-              <w:t>펫오리진</w:t>
-            </w:r>
-            <w:proofErr w:type="spellEnd"/>
-            <w:r>
-              <w:rPr>
-                <w:sz w:val="18"/>
-              </w:rPr>
-              <w:t xml:space="preserve"> </w:t>
-            </w:r>
-            <w:proofErr w:type="spellStart"/>
-            <w:r>
-              <w:rPr>
-                <w:sz w:val="18"/>
-              </w:rPr>
-              <w:t>데일리스틱</w:t>
-            </w:r>
-            <w:proofErr w:type="spellEnd"/>
+            <w:tcW w:type="dxa" w:w="3009"/>
+          </w:tcPr>
+          <w:p>
+            <w:r/>
+            <w:r>
+              <w:rPr>
+                <w:rFonts w:ascii="맑은 고딕" w:hAnsi="맑은 고딕" w:eastAsia="맑은 고딕"/>
+                <w:b w:val="0"/>
+                <w:sz w:val="18"/>
+              </w:rPr>
+              <w:t>인디고 펫 오리진 데일리스틱</w:t>
+            </w:r>
+          </w:p>
+        </w:tc>
+        <w:tc>
+          <w:tcPr>
+            <w:tcW w:type="dxa" w:w="3009"/>
+          </w:tcPr>
+          <w:p>
+            <w:r/>
+            <w:r>
+              <w:rPr>
+                <w:rFonts w:ascii="맑은 고딕" w:hAnsi="맑은 고딕" w:eastAsia="맑은 고딕"/>
+                <w:b w:val="0"/>
+                <w:sz w:val="18"/>
+              </w:rPr>
+              <w:t>고양이 참치, 간식 추천, 유산균, 인디고 펫오리진 데일리스틱</w:t>
+            </w:r>
+          </w:p>
+        </w:tc>
+        <w:tc>
+          <w:tcPr>
+            <w:tcW w:type="dxa" w:w="3009"/>
+          </w:tcPr>
+          <w:p>
+            <w:r/>
+            <w:r>
+              <w:rPr>
+                <w:rFonts w:ascii="맑은 고딕" w:hAnsi="맑은 고딕" w:eastAsia="맑은 고딕"/>
+                <w:b w:val="0"/>
+                <w:sz w:val="18"/>
+              </w:rPr>
+              <w:t>고양이 참치, 고양이 참치간식, 고양이 간식추천, 고양이 유산균, 고양이 참치스틱, 인디고 펫오리진 데일리스틱</w:t>
+            </w:r>
           </w:p>
         </w:tc>
       </w:tr>
@@ -1036,12 +658,21 @@
     <w:p/>
     <w:p>
       <w:r>
+        <w:rPr>
+          <w:rFonts w:ascii="맑은 고딕" w:hAnsi="맑은 고딕" w:eastAsia="맑은 고딕"/>
+          <w:b w:val="0"/>
+          <w:sz w:val="20"/>
+        </w:rPr>
         <w:t>※ 제목 안에서 '강아지/고양이/사료/간식' 같은 핵심 단어는 자연스럽게 1회만 사용하세요.</w:t>
       </w:r>
     </w:p>
     <w:p>
       <w:r>
-        <w:lastRenderedPageBreak/>
+        <w:rPr>
+          <w:rFonts w:ascii="맑은 고딕" w:hAnsi="맑은 고딕" w:eastAsia="맑은 고딕"/>
+          <w:b w:val="0"/>
+          <w:sz w:val="20"/>
+        </w:rPr>
         <w:t>※ 본문에서는 동일 키워드를 해시태그 제외 4~5회 내로 자연스럽게 사용하고, 키워드만 반복하는 문장은 피하세요.</w:t>
       </w:r>
     </w:p>
@@ -1049,384 +680,235 @@
     <w:p>
       <w:r>
         <w:rPr>
+          <w:rFonts w:ascii="맑은 고딕" w:hAnsi="맑은 고딕" w:eastAsia="맑은 고딕"/>
+          <w:b w:val="0"/>
           <w:sz w:val="28"/>
         </w:rPr>
-        <w:t>&lt;</w:t>
-      </w:r>
-      <w:proofErr w:type="spellStart"/>
-      <w:r>
-        <w:rPr>
-          <w:sz w:val="28"/>
-        </w:rPr>
-        <w:t>인디고</w:t>
-      </w:r>
-      <w:proofErr w:type="spellEnd"/>
-      <w:r>
-        <w:rPr>
-          <w:sz w:val="28"/>
-        </w:rPr>
-        <w:t xml:space="preserve"> </w:t>
-      </w:r>
-      <w:proofErr w:type="spellStart"/>
-      <w:r>
-        <w:rPr>
-          <w:sz w:val="28"/>
-        </w:rPr>
-        <w:t>바이오뉴트리션</w:t>
-      </w:r>
-      <w:proofErr w:type="spellEnd"/>
-      <w:r>
-        <w:rPr>
-          <w:sz w:val="28"/>
-        </w:rPr>
-        <w:t xml:space="preserve"> </w:t>
-      </w:r>
-      <w:proofErr w:type="spellStart"/>
-      <w:r>
-        <w:rPr>
-          <w:sz w:val="28"/>
-        </w:rPr>
-        <w:t>하이포알러제닉</w:t>
-      </w:r>
-      <w:proofErr w:type="spellEnd"/>
-      <w:r>
-        <w:rPr>
-          <w:sz w:val="28"/>
-        </w:rPr>
-        <w:t xml:space="preserve"> 포 독 1kg 리뷰 글 템플릿&gt;</w:t>
-      </w:r>
-    </w:p>
-    <w:p/>
-    <w:p>
-      <w:r>
-        <w:rPr>
+        <w:t>&lt;인디고 바이오뉴트리션 하이포알러제닉 포 독 1kg 리뷰 글 템플릿&gt;</w:t>
+      </w:r>
+    </w:p>
+    <w:p/>
+    <w:p>
+      <w:r>
+        <w:rPr>
+          <w:rFonts w:ascii="맑은 고딕" w:hAnsi="맑은 고딕" w:eastAsia="맑은 고딕"/>
           <w:b/>
+          <w:sz w:val="20"/>
         </w:rPr>
         <w:t>[제목 예시]</w:t>
       </w:r>
     </w:p>
     <w:p>
       <w:r>
-        <w:t xml:space="preserve">강아지 </w:t>
-      </w:r>
-      <w:proofErr w:type="spellStart"/>
-      <w:r>
-        <w:t>알러지</w:t>
-      </w:r>
-      <w:proofErr w:type="spellEnd"/>
-      <w:r>
-        <w:t xml:space="preserve"> 고민으로 사료 바꿔본 </w:t>
-      </w:r>
-      <w:proofErr w:type="spellStart"/>
-      <w:r>
-        <w:t>인디고</w:t>
-      </w:r>
-      <w:proofErr w:type="spellEnd"/>
-      <w:r>
-        <w:t xml:space="preserve"> 가수분해사료 후기</w:t>
-      </w:r>
-    </w:p>
-    <w:p>
-      <w:r>
-        <w:t xml:space="preserve">눈물자국 고민하던 강아지에게 급여해본 </w:t>
-      </w:r>
-      <w:proofErr w:type="spellStart"/>
-      <w:r>
-        <w:t>밀웜사료</w:t>
-      </w:r>
-      <w:proofErr w:type="spellEnd"/>
-      <w:r>
-        <w:t xml:space="preserve"> 솔직후기</w:t>
-      </w:r>
-    </w:p>
-    <w:p>
-      <w:r>
-        <w:t xml:space="preserve">강아지 가수분해사료 찾는 보호자가 본 </w:t>
-      </w:r>
-      <w:proofErr w:type="spellStart"/>
-      <w:r>
-        <w:t>인디고</w:t>
-      </w:r>
-      <w:proofErr w:type="spellEnd"/>
-      <w:r>
-        <w:t xml:space="preserve"> </w:t>
-      </w:r>
-      <w:proofErr w:type="spellStart"/>
-      <w:r>
-        <w:t>하이포알러제닉</w:t>
-      </w:r>
-      <w:proofErr w:type="spellEnd"/>
-      <w:r>
-        <w:t xml:space="preserve"> 포 독</w:t>
-      </w:r>
-    </w:p>
-    <w:p/>
-    <w:p>
-      <w:r>
-        <w:rPr>
+        <w:rPr>
+          <w:rFonts w:ascii="맑은 고딕" w:hAnsi="맑은 고딕" w:eastAsia="맑은 고딕"/>
+          <w:b w:val="0"/>
+          <w:sz w:val="20"/>
+        </w:rPr>
+        <w:t>강아지 알러지 고민으로 사료 바꿔본 인디고 가수분해사료 후기</w:t>
+      </w:r>
+    </w:p>
+    <w:p>
+      <w:r>
+        <w:rPr>
+          <w:rFonts w:ascii="맑은 고딕" w:hAnsi="맑은 고딕" w:eastAsia="맑은 고딕"/>
+          <w:b w:val="0"/>
+          <w:sz w:val="20"/>
+        </w:rPr>
+        <w:t>눈물자국 고민하던 강아지에게 급여해본 밀웜사료 솔직후기</w:t>
+      </w:r>
+    </w:p>
+    <w:p>
+      <w:r>
+        <w:rPr>
+          <w:rFonts w:ascii="맑은 고딕" w:hAnsi="맑은 고딕" w:eastAsia="맑은 고딕"/>
+          <w:b w:val="0"/>
+          <w:sz w:val="20"/>
+        </w:rPr>
+        <w:t>강아지 가수분해사료 찾는 보호자가 본 인디고 하이포알러제닉 포 독</w:t>
+      </w:r>
+    </w:p>
+    <w:p/>
+    <w:p>
+      <w:r>
+        <w:rPr>
+          <w:rFonts w:ascii="맑은 고딕" w:hAnsi="맑은 고딕" w:eastAsia="맑은 고딕"/>
           <w:b/>
+          <w:sz w:val="20"/>
         </w:rPr>
         <w:t>[맨 위 3줄 - 두괄식 결론]</w:t>
       </w:r>
     </w:p>
     <w:p>
       <w:r>
+        <w:rPr>
+          <w:rFonts w:ascii="맑은 고딕" w:hAnsi="맑은 고딕" w:eastAsia="맑은 고딕"/>
+          <w:b w:val="0"/>
+          <w:sz w:val="20"/>
+        </w:rPr>
         <w:t>[평소 강아지가 긁거나 핥거나 눈물자국으로 고민했던 상황 한 줄]</w:t>
       </w:r>
     </w:p>
     <w:p>
-      <w:proofErr w:type="spellStart"/>
-      <w:r>
-        <w:t>알러지</w:t>
-      </w:r>
-      <w:proofErr w:type="spellEnd"/>
-      <w:r>
-        <w:t xml:space="preserve"> 고민이 있어서 사료부터 바꿔보고 싶다면, </w:t>
-      </w:r>
-      <w:proofErr w:type="spellStart"/>
-      <w:r>
-        <w:t>인디고</w:t>
-      </w:r>
-      <w:proofErr w:type="spellEnd"/>
-      <w:r>
-        <w:t xml:space="preserve"> </w:t>
-      </w:r>
-      <w:proofErr w:type="spellStart"/>
-      <w:r>
-        <w:t>하이포알러제닉</w:t>
-      </w:r>
-      <w:proofErr w:type="spellEnd"/>
-      <w:r>
-        <w:t xml:space="preserve"> 포 독은 원료 설계가 분명한 강아지 사료로 볼 수 있어요.</w:t>
-      </w:r>
-    </w:p>
-    <w:p>
-      <w:r>
-        <w:t xml:space="preserve">직접 급여해본 결론: 우리 강아지 기준으로는 단독 급여 장면을 자연스럽게 담기 좋았고, 패키지와 </w:t>
-      </w:r>
-      <w:proofErr w:type="spellStart"/>
-      <w:r>
-        <w:t>소포장</w:t>
-      </w:r>
-      <w:proofErr w:type="spellEnd"/>
-      <w:r>
-        <w:t xml:space="preserve"> 구성도 리뷰하기 편했습니다.</w:t>
-      </w:r>
-    </w:p>
-    <w:p/>
-    <w:p>
-      <w:r>
-        <w:rPr>
+      <w:r>
+        <w:rPr>
+          <w:rFonts w:ascii="맑은 고딕" w:hAnsi="맑은 고딕" w:eastAsia="맑은 고딕"/>
+          <w:b w:val="0"/>
+          <w:sz w:val="20"/>
+        </w:rPr>
+        <w:t>알러지 고민이 있어서 사료부터 바꿔보고 싶다면, 인디고 하이포알러제닉 포 독은 원료 설계가 분명한 강아지 사료로 볼 수 있어요.</w:t>
+      </w:r>
+    </w:p>
+    <w:p>
+      <w:r>
+        <w:rPr>
+          <w:rFonts w:ascii="맑은 고딕" w:hAnsi="맑은 고딕" w:eastAsia="맑은 고딕"/>
+          <w:b w:val="0"/>
+          <w:sz w:val="20"/>
+        </w:rPr>
+        <w:t>직접 급여해본 결론: 우리 강아지 기준으로는 단독 급여 장면을 자연스럽게 담기 좋았고, 패키지와 소포장 구성도 리뷰하기 편했습니다.</w:t>
+      </w:r>
+    </w:p>
+    <w:p/>
+    <w:p>
+      <w:r>
+        <w:rPr>
+          <w:rFonts w:ascii="맑은 고딕" w:hAnsi="맑은 고딕" w:eastAsia="맑은 고딕"/>
           <w:b/>
-        </w:rPr>
-        <w:t xml:space="preserve">[이 제품이 </w:t>
-      </w:r>
-      <w:proofErr w:type="spellStart"/>
-      <w:r>
-        <w:rPr>
+          <w:sz w:val="20"/>
+        </w:rPr>
+        <w:t>[이 제품이 뭐예요? - 한 문장 정의]</w:t>
+      </w:r>
+    </w:p>
+    <w:p>
+      <w:r>
+        <w:rPr>
+          <w:rFonts w:ascii="맑은 고딕" w:hAnsi="맑은 고딕" w:eastAsia="맑은 고딕"/>
+          <w:b w:val="0"/>
+          <w:sz w:val="20"/>
+        </w:rPr>
+        <w:t>인디고 바이오뉴트리션 하이포알러제닉 포 독은 육류 단백질 없이 100% 가수분해 밀웜 단백질과 그레인프리 설계를 적용한 강아지용 사료입니다.</w:t>
+      </w:r>
+    </w:p>
+    <w:p>
+      <w:r>
+        <w:rPr>
+          <w:rFonts w:ascii="맑은 고딕" w:hAnsi="맑은 고딕" w:eastAsia="맑은 고딕"/>
+          <w:b w:val="0"/>
+          <w:sz w:val="20"/>
+        </w:rPr>
+        <w:t>구성: 1kg / 제품명: 인디고 바이오뉴트리션 하이포알러제닉 포 독 / 특징: 100% 가수분해 밀웜사료, 그레인프리, 강아지 유래 특허유산균 함유.</w:t>
+      </w:r>
+    </w:p>
+    <w:p>
+      <w:r>
+        <w:rPr>
+          <w:rFonts w:ascii="맑은 고딕" w:hAnsi="맑은 고딕" w:eastAsia="맑은 고딕"/>
+          <w:b w:val="0"/>
+          <w:sz w:val="20"/>
+        </w:rPr>
+        <w:t>※ '하이포알러제닉'은 제품명으로 사용하고, 알러지 치료·예방·개선으로 해석되는 문장은 쓰지 마세요.</w:t>
+      </w:r>
+    </w:p>
+    <w:p/>
+    <w:p>
+      <w:r>
+        <w:rPr>
+          <w:rFonts w:ascii="맑은 고딕" w:hAnsi="맑은 고딕" w:eastAsia="맑은 고딕"/>
           <w:b/>
-        </w:rPr>
-        <w:t>뭐예요</w:t>
-      </w:r>
-      <w:proofErr w:type="spellEnd"/>
-      <w:r>
-        <w:rPr>
+          <w:sz w:val="20"/>
+        </w:rPr>
+        <w:t>[직접 급여해봤어요 - 경험 + 사진]</w:t>
+      </w:r>
+    </w:p>
+    <w:p>
+      <w:r>
+        <w:rPr>
+          <w:rFonts w:ascii="맑은 고딕" w:hAnsi="맑은 고딕" w:eastAsia="맑은 고딕"/>
+          <w:b w:val="0"/>
+          <w:sz w:val="20"/>
+        </w:rPr>
+        <w:t>[급여 시작일과 며칠 동안 급여했는지]</w:t>
+      </w:r>
+    </w:p>
+    <w:p>
+      <w:r>
+        <w:rPr>
+          <w:rFonts w:ascii="맑은 고딕" w:hAnsi="맑은 고딕" w:eastAsia="맑은 고딕"/>
+          <w:b w:val="0"/>
+          <w:sz w:val="20"/>
+        </w:rPr>
+        <w:t>[기존 사료와 섞지 않고 단독으로 급여한 장면]</w:t>
+      </w:r>
+    </w:p>
+    <w:p>
+      <w:r>
+        <w:rPr>
+          <w:rFonts w:ascii="맑은 고딕" w:hAnsi="맑은 고딕" w:eastAsia="맑은 고딕"/>
+          <w:b w:val="0"/>
+          <w:sz w:val="20"/>
+        </w:rPr>
+        <w:t>[반려견이 냄새를 맡는 모습, 먹는 모습, 남김 여부 등 관찰 가능한 사실]</w:t>
+      </w:r>
+    </w:p>
+    <w:p>
+      <w:r>
+        <w:rPr>
+          <w:rFonts w:ascii="맑은 고딕" w:hAnsi="맑은 고딕" w:eastAsia="맑은 고딕"/>
+          <w:b w:val="0"/>
+          <w:sz w:val="20"/>
+        </w:rPr>
+        <w:t>[아쉬운 점 1가지도 솔직하게: 알갱이 크기, 향, 보관 방식 등]</w:t>
+      </w:r>
+    </w:p>
+    <w:p/>
+    <w:p>
+      <w:r>
+        <w:rPr>
+          <w:rFonts w:ascii="맑은 고딕" w:hAnsi="맑은 고딕" w:eastAsia="맑은 고딕"/>
           <w:b/>
-        </w:rPr>
-        <w:t>? - 한 문장 정의]</w:t>
-      </w:r>
-    </w:p>
-    <w:p>
-      <w:proofErr w:type="spellStart"/>
-      <w:r>
-        <w:t>인디고</w:t>
-      </w:r>
-      <w:proofErr w:type="spellEnd"/>
-      <w:r>
-        <w:t xml:space="preserve"> </w:t>
-      </w:r>
-      <w:proofErr w:type="spellStart"/>
-      <w:r>
-        <w:t>바이오뉴트리션</w:t>
-      </w:r>
-      <w:proofErr w:type="spellEnd"/>
-      <w:r>
-        <w:t xml:space="preserve"> </w:t>
-      </w:r>
-      <w:proofErr w:type="spellStart"/>
-      <w:r>
-        <w:t>하이포알러제닉</w:t>
-      </w:r>
-      <w:proofErr w:type="spellEnd"/>
-      <w:r>
-        <w:t xml:space="preserve"> 포 독은 육류 단백질 없이 100% 가수분해 </w:t>
-      </w:r>
-      <w:proofErr w:type="spellStart"/>
-      <w:r>
-        <w:t>밀웜</w:t>
-      </w:r>
-      <w:proofErr w:type="spellEnd"/>
-      <w:r>
-        <w:t xml:space="preserve"> 단백질과 </w:t>
-      </w:r>
-      <w:proofErr w:type="spellStart"/>
-      <w:r>
-        <w:t>그레인프리</w:t>
-      </w:r>
-      <w:proofErr w:type="spellEnd"/>
-      <w:r>
-        <w:t xml:space="preserve"> 설계를 적용한 강아지용 사료입니다.</w:t>
-      </w:r>
-    </w:p>
-    <w:p>
-      <w:r>
-        <w:t xml:space="preserve">구성: 1kg / 제품명: </w:t>
-      </w:r>
-      <w:proofErr w:type="spellStart"/>
-      <w:r>
-        <w:t>인디고</w:t>
-      </w:r>
-      <w:proofErr w:type="spellEnd"/>
-      <w:r>
-        <w:t xml:space="preserve"> </w:t>
-      </w:r>
-      <w:proofErr w:type="spellStart"/>
-      <w:r>
-        <w:t>바이오뉴트리션</w:t>
-      </w:r>
-      <w:proofErr w:type="spellEnd"/>
-      <w:r>
-        <w:t xml:space="preserve"> </w:t>
-      </w:r>
-      <w:proofErr w:type="spellStart"/>
-      <w:r>
-        <w:t>하이포알러제닉</w:t>
-      </w:r>
-      <w:proofErr w:type="spellEnd"/>
-      <w:r>
-        <w:t xml:space="preserve"> 포 독 / 특징: 100% 가수분해 </w:t>
-      </w:r>
-      <w:proofErr w:type="spellStart"/>
-      <w:r>
-        <w:t>밀웜사료</w:t>
-      </w:r>
-      <w:proofErr w:type="spellEnd"/>
-      <w:r>
-        <w:t xml:space="preserve">, </w:t>
-      </w:r>
-      <w:proofErr w:type="spellStart"/>
-      <w:r>
-        <w:t>그레인프리</w:t>
-      </w:r>
-      <w:proofErr w:type="spellEnd"/>
-      <w:r>
-        <w:t>, 강아지 유래 특허유산균 함유.</w:t>
-      </w:r>
-    </w:p>
-    <w:p>
-      <w:r>
-        <w:t>※ '</w:t>
-      </w:r>
-      <w:proofErr w:type="spellStart"/>
-      <w:r>
-        <w:t>하이포알러제닉</w:t>
-      </w:r>
-      <w:proofErr w:type="spellEnd"/>
-      <w:r>
-        <w:t xml:space="preserve">'은 제품명으로 사용하고, </w:t>
-      </w:r>
-      <w:proofErr w:type="spellStart"/>
-      <w:r>
-        <w:t>알러지</w:t>
-      </w:r>
-      <w:proofErr w:type="spellEnd"/>
-      <w:r>
-        <w:t xml:space="preserve"> 치료·예방·개선으로 해석되는 문장은 쓰지 마세요.</w:t>
-      </w:r>
-    </w:p>
-    <w:p/>
-    <w:p>
-      <w:r>
-        <w:rPr>
+          <w:sz w:val="20"/>
+        </w:rPr>
+        <w:t>[제품 특징은 어떻게 말하면 좋아요?]</w:t>
+      </w:r>
+    </w:p>
+    <w:p>
+      <w:r>
+        <w:rPr>
+          <w:rFonts w:ascii="맑은 고딕" w:hAnsi="맑은 고딕" w:eastAsia="맑은 고딕"/>
+          <w:b w:val="0"/>
+          <w:sz w:val="20"/>
+        </w:rPr>
+        <w:t>제품 장점은 원료적 특성을 나열하기보다 보호자 고민과 연결해 자연스럽게 설명하세요.</w:t>
+      </w:r>
+    </w:p>
+    <w:p>
+      <w:r>
+        <w:rPr>
+          <w:rFonts w:ascii="맑은 고딕" w:hAnsi="맑은 고딕" w:eastAsia="맑은 고딕"/>
+          <w:b w:val="0"/>
+          <w:sz w:val="20"/>
+        </w:rPr>
+        <w:t>좋은 흐름: "평소 긁거나 핥는 모습을 자주 봐서 사료 선택 기준을 더 꼼꼼히 보게 됐어요. 그래서 이번에는 육류 단백질 없이 100% 가수분해 밀웜 단백질을 사용했다는 점과 곡물 5종을 넣지 않은 그레인프리 설계를 중심으로 확인했습니다."</w:t>
+      </w:r>
+    </w:p>
+    <w:p>
+      <w:r>
+        <w:rPr>
+          <w:rFonts w:ascii="맑은 고딕" w:hAnsi="맑은 고딕" w:eastAsia="맑은 고딕"/>
+          <w:b w:val="0"/>
+          <w:sz w:val="20"/>
+        </w:rPr>
+        <w:t>피부 건강 관련 원료 조합과 강아지 유래 특허유산균은 상세페이지에 확인된 표현 안에서만 언급하세요.</w:t>
+      </w:r>
+    </w:p>
+    <w:p/>
+    <w:p>
+      <w:r>
+        <w:rPr>
+          <w:rFonts w:ascii="맑은 고딕" w:hAnsi="맑은 고딕" w:eastAsia="맑은 고딕"/>
           <w:b/>
-        </w:rPr>
-        <w:t>[직접 급여해봤어요 - 경험 + 사진]</w:t>
-      </w:r>
-    </w:p>
-    <w:p>
-      <w:r>
-        <w:t>[급여 시작일과 며칠 동안 급여했는지]</w:t>
-      </w:r>
-    </w:p>
-    <w:p>
-      <w:r>
-        <w:t>[기존 사료와 섞지 않고 단독으로 급여한 장면]</w:t>
-      </w:r>
-    </w:p>
-    <w:p>
-      <w:r>
-        <w:t>[반려견이 냄새를 맡는 모습, 먹는 모습, 남김 여부 등 관찰 가능한 사실]</w:t>
-      </w:r>
-    </w:p>
-    <w:p>
-      <w:r>
-        <w:lastRenderedPageBreak/>
-        <w:t>[아쉬운 점 1가지도 솔직하게: 알갱이 크기, 향, 보관 방식 등]</w:t>
-      </w:r>
-    </w:p>
-    <w:p/>
-    <w:p>
-      <w:r>
-        <w:rPr>
-          <w:b/>
-        </w:rPr>
-        <w:t>[제품 특징은 어떻게 말하면 좋아요?]</w:t>
-      </w:r>
-    </w:p>
-    <w:p>
-      <w:r>
-        <w:t xml:space="preserve">제품 장점은 </w:t>
-      </w:r>
-      <w:proofErr w:type="spellStart"/>
-      <w:r>
-        <w:t>원료적</w:t>
-      </w:r>
-      <w:proofErr w:type="spellEnd"/>
-      <w:r>
-        <w:t xml:space="preserve"> 특성을 나열하기보다 보호자 고민과 연결해 자연스럽게 설명하세요.</w:t>
-      </w:r>
-    </w:p>
-    <w:p>
-      <w:r>
-        <w:t xml:space="preserve">좋은 흐름: "평소 긁거나 핥는 모습을 자주 봐서 사료 선택 기준을 더 꼼꼼히 보게 됐어요. 그래서 이번에는 육류 단백질 없이 100% 가수분해 </w:t>
-      </w:r>
-      <w:proofErr w:type="spellStart"/>
-      <w:r>
-        <w:t>밀웜</w:t>
-      </w:r>
-      <w:proofErr w:type="spellEnd"/>
-      <w:r>
-        <w:t xml:space="preserve"> 단백질을 사용했다는 점과 곡물 5종을 넣지 않은 </w:t>
-      </w:r>
-      <w:proofErr w:type="spellStart"/>
-      <w:r>
-        <w:t>그레인프리</w:t>
-      </w:r>
-      <w:proofErr w:type="spellEnd"/>
-      <w:r>
-        <w:t xml:space="preserve"> 설계를 중심으로 확인했습니다."</w:t>
-      </w:r>
-    </w:p>
-    <w:p>
-      <w:r>
-        <w:t>피부 건강 관련 원료 조합과 강아지 유래 특허유산균은 상세페이지에 확인된 표현 안에서만 언급하세요.</w:t>
-      </w:r>
-    </w:p>
-    <w:p/>
-    <w:p>
-      <w:r>
-        <w:rPr>
-          <w:b/>
+          <w:sz w:val="20"/>
         </w:rPr>
         <w:t>[비교표]</w:t>
       </w:r>
@@ -1434,22 +916,24 @@
     <w:tbl>
       <w:tblPr>
         <w:tblStyle w:val="aa"/>
-        <w:tblW w:w="0" w:type="auto"/>
-        <w:tblLook w:val="04A0" w:firstRow="1" w:lastRow="0" w:firstColumn="1" w:lastColumn="0" w:noHBand="0" w:noVBand="1"/>
+        <w:tblW w:type="auto" w:w="0"/>
+        <w:tblLook w:firstColumn="1" w:firstRow="1" w:lastColumn="0" w:lastRow="0" w:noHBand="0" w:noVBand="1" w:val="04A0"/>
       </w:tblPr>
       <w:tblGrid>
-        <w:gridCol w:w="3005"/>
-        <w:gridCol w:w="3006"/>
-        <w:gridCol w:w="3005"/>
+        <w:gridCol w:w="3009"/>
+        <w:gridCol w:w="3009"/>
+        <w:gridCol w:w="3009"/>
       </w:tblGrid>
       <w:tr>
         <w:tc>
           <w:tcPr>
-            <w:tcW w:w="3009" w:type="dxa"/>
-          </w:tcPr>
-          <w:p>
-            <w:r>
-              <w:rPr>
+            <w:tcW w:type="dxa" w:w="3009"/>
+          </w:tcPr>
+          <w:p>
+            <w:r/>
+            <w:r>
+              <w:rPr>
+                <w:rFonts w:ascii="맑은 고딕" w:hAnsi="맑은 고딕" w:eastAsia="맑은 고딕"/>
                 <w:b/>
                 <w:sz w:val="18"/>
               </w:rPr>
@@ -1459,11 +943,13 @@
         </w:tc>
         <w:tc>
           <w:tcPr>
-            <w:tcW w:w="3009" w:type="dxa"/>
-          </w:tcPr>
-          <w:p>
-            <w:r>
-              <w:rPr>
+            <w:tcW w:type="dxa" w:w="3009"/>
+          </w:tcPr>
+          <w:p>
+            <w:r/>
+            <w:r>
+              <w:rPr>
+                <w:rFonts w:ascii="맑은 고딕" w:hAnsi="맑은 고딕" w:eastAsia="맑은 고딕"/>
                 <w:b/>
                 <w:sz w:val="18"/>
               </w:rPr>
@@ -1473,11 +959,13 @@
         </w:tc>
         <w:tc>
           <w:tcPr>
-            <w:tcW w:w="3009" w:type="dxa"/>
-          </w:tcPr>
-          <w:p>
-            <w:r>
-              <w:rPr>
+            <w:tcW w:type="dxa" w:w="3009"/>
+          </w:tcPr>
+          <w:p>
+            <w:r/>
+            <w:r>
+              <w:rPr>
+                <w:rFonts w:ascii="맑은 고딕" w:hAnsi="맑은 고딕" w:eastAsia="맑은 고딕"/>
                 <w:b/>
                 <w:sz w:val="18"/>
               </w:rPr>
@@ -1489,11 +977,14 @@
       <w:tr>
         <w:tc>
           <w:tcPr>
-            <w:tcW w:w="3009" w:type="dxa"/>
-          </w:tcPr>
-          <w:p>
-            <w:r>
-              <w:rPr>
+            <w:tcW w:type="dxa" w:w="3009"/>
+          </w:tcPr>
+          <w:p>
+            <w:r/>
+            <w:r>
+              <w:rPr>
+                <w:rFonts w:ascii="맑은 고딕" w:hAnsi="맑은 고딕" w:eastAsia="맑은 고딕"/>
+                <w:b w:val="0"/>
                 <w:sz w:val="18"/>
               </w:rPr>
               <w:t>단백질 설계</w:t>
@@ -1502,49 +993,33 @@
         </w:tc>
         <w:tc>
           <w:tcPr>
-            <w:tcW w:w="3009" w:type="dxa"/>
-          </w:tcPr>
-          <w:p>
-            <w:r>
-              <w:rPr>
-                <w:sz w:val="18"/>
-              </w:rPr>
-              <w:t xml:space="preserve">100% 가수분해 </w:t>
-            </w:r>
-            <w:proofErr w:type="spellStart"/>
-            <w:r>
-              <w:rPr>
-                <w:sz w:val="18"/>
-              </w:rPr>
-              <w:t>밀웜사료</w:t>
-            </w:r>
-            <w:proofErr w:type="spellEnd"/>
-          </w:p>
-        </w:tc>
-        <w:tc>
-          <w:tcPr>
-            <w:tcW w:w="3009" w:type="dxa"/>
-          </w:tcPr>
-          <w:p>
-            <w:r>
-              <w:rPr>
-                <w:sz w:val="18"/>
-              </w:rPr>
-              <w:t xml:space="preserve">육류 단백질 없는 가수분해 </w:t>
-            </w:r>
-            <w:proofErr w:type="spellStart"/>
-            <w:r>
-              <w:rPr>
-                <w:sz w:val="18"/>
-              </w:rPr>
-              <w:t>밀웜사료로</w:t>
-            </w:r>
-            <w:proofErr w:type="spellEnd"/>
-            <w:r>
-              <w:rPr>
-                <w:sz w:val="18"/>
-              </w:rPr>
-              <w:t xml:space="preserve"> 소개</w:t>
+            <w:tcW w:type="dxa" w:w="3009"/>
+          </w:tcPr>
+          <w:p>
+            <w:r/>
+            <w:r>
+              <w:rPr>
+                <w:rFonts w:ascii="맑은 고딕" w:hAnsi="맑은 고딕" w:eastAsia="맑은 고딕"/>
+                <w:b w:val="0"/>
+                <w:sz w:val="18"/>
+              </w:rPr>
+              <w:t>100% 가수분해 밀웜사료</w:t>
+            </w:r>
+          </w:p>
+        </w:tc>
+        <w:tc>
+          <w:tcPr>
+            <w:tcW w:type="dxa" w:w="3009"/>
+          </w:tcPr>
+          <w:p>
+            <w:r/>
+            <w:r>
+              <w:rPr>
+                <w:rFonts w:ascii="맑은 고딕" w:hAnsi="맑은 고딕" w:eastAsia="맑은 고딕"/>
+                <w:b w:val="0"/>
+                <w:sz w:val="18"/>
+              </w:rPr>
+              <w:t>육류 단백질 없는 가수분해 밀웜사료로 소개</w:t>
             </w:r>
           </w:p>
         </w:tc>
@@ -1552,11 +1027,14 @@
       <w:tr>
         <w:tc>
           <w:tcPr>
-            <w:tcW w:w="3009" w:type="dxa"/>
-          </w:tcPr>
-          <w:p>
-            <w:r>
-              <w:rPr>
+            <w:tcW w:type="dxa" w:w="3009"/>
+          </w:tcPr>
+          <w:p>
+            <w:r/>
+            <w:r>
+              <w:rPr>
+                <w:rFonts w:ascii="맑은 고딕" w:hAnsi="맑은 고딕" w:eastAsia="맑은 고딕"/>
+                <w:b w:val="0"/>
                 <w:sz w:val="18"/>
               </w:rPr>
               <w:t>곡물 구성</w:t>
@@ -1565,49 +1043,33 @@
         </w:tc>
         <w:tc>
           <w:tcPr>
-            <w:tcW w:w="3009" w:type="dxa"/>
-          </w:tcPr>
-          <w:p>
-            <w:r>
-              <w:rPr>
-                <w:sz w:val="18"/>
-              </w:rPr>
-              <w:t xml:space="preserve">쌀·보리·밀·옥수수·대두 </w:t>
-            </w:r>
-            <w:proofErr w:type="spellStart"/>
-            <w:r>
-              <w:rPr>
-                <w:sz w:val="18"/>
-              </w:rPr>
-              <w:t>미함유</w:t>
-            </w:r>
-            <w:proofErr w:type="spellEnd"/>
-          </w:p>
-        </w:tc>
-        <w:tc>
-          <w:tcPr>
-            <w:tcW w:w="3009" w:type="dxa"/>
-          </w:tcPr>
-          <w:p>
-            <w:r>
-              <w:rPr>
-                <w:sz w:val="18"/>
-              </w:rPr>
-              <w:t xml:space="preserve">곡물 5종을 넣지 않은 </w:t>
-            </w:r>
-            <w:proofErr w:type="spellStart"/>
-            <w:r>
-              <w:rPr>
-                <w:sz w:val="18"/>
-              </w:rPr>
-              <w:t>그레인프리</w:t>
-            </w:r>
-            <w:proofErr w:type="spellEnd"/>
-            <w:r>
-              <w:rPr>
-                <w:sz w:val="18"/>
-              </w:rPr>
-              <w:t xml:space="preserve"> 설계</w:t>
+            <w:tcW w:type="dxa" w:w="3009"/>
+          </w:tcPr>
+          <w:p>
+            <w:r/>
+            <w:r>
+              <w:rPr>
+                <w:rFonts w:ascii="맑은 고딕" w:hAnsi="맑은 고딕" w:eastAsia="맑은 고딕"/>
+                <w:b w:val="0"/>
+                <w:sz w:val="18"/>
+              </w:rPr>
+              <w:t>쌀·보리·밀·옥수수·대두 미함유</w:t>
+            </w:r>
+          </w:p>
+        </w:tc>
+        <w:tc>
+          <w:tcPr>
+            <w:tcW w:type="dxa" w:w="3009"/>
+          </w:tcPr>
+          <w:p>
+            <w:r/>
+            <w:r>
+              <w:rPr>
+                <w:rFonts w:ascii="맑은 고딕" w:hAnsi="맑은 고딕" w:eastAsia="맑은 고딕"/>
+                <w:b w:val="0"/>
+                <w:sz w:val="18"/>
+              </w:rPr>
+              <w:t>곡물 5종을 넣지 않은 그레인프리 설계</w:t>
             </w:r>
           </w:p>
         </w:tc>
@@ -1615,11 +1077,14 @@
       <w:tr>
         <w:tc>
           <w:tcPr>
-            <w:tcW w:w="3009" w:type="dxa"/>
-          </w:tcPr>
-          <w:p>
-            <w:r>
-              <w:rPr>
+            <w:tcW w:type="dxa" w:w="3009"/>
+          </w:tcPr>
+          <w:p>
+            <w:r/>
+            <w:r>
+              <w:rPr>
+                <w:rFonts w:ascii="맑은 고딕" w:hAnsi="맑은 고딕" w:eastAsia="맑은 고딕"/>
+                <w:b w:val="0"/>
                 <w:sz w:val="18"/>
               </w:rPr>
               <w:t>급여 장면</w:t>
@@ -1628,11 +1093,14 @@
         </w:tc>
         <w:tc>
           <w:tcPr>
-            <w:tcW w:w="3009" w:type="dxa"/>
-          </w:tcPr>
-          <w:p>
-            <w:r>
-              <w:rPr>
+            <w:tcW w:type="dxa" w:w="3009"/>
+          </w:tcPr>
+          <w:p>
+            <w:r/>
+            <w:r>
+              <w:rPr>
+                <w:rFonts w:ascii="맑은 고딕" w:hAnsi="맑은 고딕" w:eastAsia="맑은 고딕"/>
+                <w:b w:val="0"/>
                 <w:sz w:val="18"/>
               </w:rPr>
               <w:t>다른 제품과 섞지 않고 단독 급여</w:t>
@@ -1641,11 +1109,14 @@
         </w:tc>
         <w:tc>
           <w:tcPr>
-            <w:tcW w:w="3009" w:type="dxa"/>
-          </w:tcPr>
-          <w:p>
-            <w:r>
-              <w:rPr>
+            <w:tcW w:type="dxa" w:w="3009"/>
+          </w:tcPr>
+          <w:p>
+            <w:r/>
+            <w:r>
+              <w:rPr>
+                <w:rFonts w:ascii="맑은 고딕" w:hAnsi="맑은 고딕" w:eastAsia="맑은 고딕"/>
+                <w:b w:val="0"/>
                 <w:sz w:val="18"/>
               </w:rPr>
               <w:t>우리 강아지가 먹는 모습을 실제로 촬영</w:t>
@@ -1656,11 +1127,14 @@
       <w:tr>
         <w:tc>
           <w:tcPr>
-            <w:tcW w:w="3009" w:type="dxa"/>
-          </w:tcPr>
-          <w:p>
-            <w:r>
-              <w:rPr>
+            <w:tcW w:type="dxa" w:w="3009"/>
+          </w:tcPr>
+          <w:p>
+            <w:r/>
+            <w:r>
+              <w:rPr>
+                <w:rFonts w:ascii="맑은 고딕" w:hAnsi="맑은 고딕" w:eastAsia="맑은 고딕"/>
+                <w:b w:val="0"/>
                 <w:sz w:val="18"/>
               </w:rPr>
               <w:t>주의</w:t>
@@ -1669,11 +1143,14 @@
         </w:tc>
         <w:tc>
           <w:tcPr>
-            <w:tcW w:w="3009" w:type="dxa"/>
-          </w:tcPr>
-          <w:p>
-            <w:r>
-              <w:rPr>
+            <w:tcW w:type="dxa" w:w="3009"/>
+          </w:tcPr>
+          <w:p>
+            <w:r/>
+            <w:r>
+              <w:rPr>
+                <w:rFonts w:ascii="맑은 고딕" w:hAnsi="맑은 고딕" w:eastAsia="맑은 고딕"/>
+                <w:b w:val="0"/>
                 <w:sz w:val="18"/>
               </w:rPr>
               <w:t>효능 단정 금지</w:t>
@@ -1682,22 +1159,17 @@
         </w:tc>
         <w:tc>
           <w:tcPr>
-            <w:tcW w:w="3009" w:type="dxa"/>
-          </w:tcPr>
-          <w:p>
-            <w:proofErr w:type="spellStart"/>
-            <w:r>
-              <w:rPr>
-                <w:sz w:val="18"/>
-              </w:rPr>
-              <w:t>알러지가</w:t>
-            </w:r>
-            <w:proofErr w:type="spellEnd"/>
-            <w:r>
-              <w:rPr>
-                <w:sz w:val="18"/>
-              </w:rPr>
-              <w:t xml:space="preserve"> 좋아졌다, 눈물이 줄었다는 표현 금지</w:t>
+            <w:tcW w:type="dxa" w:w="3009"/>
+          </w:tcPr>
+          <w:p>
+            <w:r/>
+            <w:r>
+              <w:rPr>
+                <w:rFonts w:ascii="맑은 고딕" w:hAnsi="맑은 고딕" w:eastAsia="맑은 고딕"/>
+                <w:b w:val="0"/>
+                <w:sz w:val="18"/>
+              </w:rPr>
+              <w:t>알러지가 좋아졌다, 눈물이 줄었다는 표현 금지</w:t>
             </w:r>
           </w:p>
         </w:tc>
@@ -1707,49 +1179,60 @@
     <w:p>
       <w:r>
         <w:rPr>
+          <w:rFonts w:ascii="맑은 고딕" w:hAnsi="맑은 고딕" w:eastAsia="맑은 고딕"/>
           <w:b/>
+          <w:sz w:val="20"/>
         </w:rPr>
         <w:t>[이렇게 급여/촬영하면 좋아요 - 활용법 리스트]</w:t>
       </w:r>
     </w:p>
     <w:p>
       <w:r>
-        <w:t xml:space="preserve">1. 패키지 사진을 </w:t>
-      </w:r>
-      <w:proofErr w:type="spellStart"/>
-      <w:r>
-        <w:t>연출컷</w:t>
-      </w:r>
-      <w:proofErr w:type="spellEnd"/>
-      <w:r>
-        <w:t xml:space="preserve"> 형태로 촬영합니다.</w:t>
-      </w:r>
-    </w:p>
-    <w:p>
-      <w:r>
-        <w:t xml:space="preserve">2. 개별 </w:t>
-      </w:r>
-      <w:proofErr w:type="spellStart"/>
-      <w:r>
-        <w:t>소포장</w:t>
-      </w:r>
-      <w:proofErr w:type="spellEnd"/>
-      <w:r>
-        <w:t xml:space="preserve"> 사진을 촬영합니다.</w:t>
-      </w:r>
-    </w:p>
-    <w:p>
-      <w:r>
+        <w:rPr>
+          <w:rFonts w:ascii="맑은 고딕" w:hAnsi="맑은 고딕" w:eastAsia="맑은 고딕"/>
+          <w:b w:val="0"/>
+          <w:sz w:val="20"/>
+        </w:rPr>
+        <w:t>1. 패키지 사진을 연출컷 형태로 촬영합니다.</w:t>
+      </w:r>
+    </w:p>
+    <w:p>
+      <w:r>
+        <w:rPr>
+          <w:rFonts w:ascii="맑은 고딕" w:hAnsi="맑은 고딕" w:eastAsia="맑은 고딕"/>
+          <w:b w:val="0"/>
+          <w:sz w:val="20"/>
+        </w:rPr>
+        <w:t>2. 개별 소포장 사진을 촬영합니다.</w:t>
+      </w:r>
+    </w:p>
+    <w:p>
+      <w:r>
+        <w:rPr>
+          <w:rFonts w:ascii="맑은 고딕" w:hAnsi="맑은 고딕" w:eastAsia="맑은 고딕"/>
+          <w:b w:val="0"/>
+          <w:sz w:val="20"/>
+        </w:rPr>
         <w:t>3. 기존 사료나 다른 제품과 섞지 않고 단독으로 급여합니다.</w:t>
       </w:r>
     </w:p>
     <w:p>
       <w:r>
+        <w:rPr>
+          <w:rFonts w:ascii="맑은 고딕" w:hAnsi="맑은 고딕" w:eastAsia="맑은 고딕"/>
+          <w:b w:val="0"/>
+          <w:sz w:val="20"/>
+        </w:rPr>
         <w:t>4. 반려견이 냄새 맡고 먹는 모습을 자연광에서 촬영합니다.</w:t>
       </w:r>
     </w:p>
     <w:p>
       <w:r>
+        <w:rPr>
+          <w:rFonts w:ascii="맑은 고딕" w:hAnsi="맑은 고딕" w:eastAsia="맑은 고딕"/>
+          <w:b w:val="0"/>
+          <w:sz w:val="20"/>
+        </w:rPr>
         <w:t>5. 구매처는 네이버 브랜드스토어 연결 URL로 안내합니다.</w:t>
       </w:r>
     </w:p>
@@ -1757,133 +1240,114 @@
     <w:p>
       <w:r>
         <w:rPr>
+          <w:rFonts w:ascii="맑은 고딕" w:hAnsi="맑은 고딕" w:eastAsia="맑은 고딕"/>
           <w:b/>
+          <w:sz w:val="20"/>
         </w:rPr>
         <w:t>[자주 묻는 질문 - FAQ]</w:t>
       </w:r>
     </w:p>
     <w:p>
       <w:r>
-        <w:t xml:space="preserve">Q. 강아지 </w:t>
-      </w:r>
-      <w:proofErr w:type="spellStart"/>
-      <w:r>
-        <w:t>알러지사료라고</w:t>
-      </w:r>
-      <w:proofErr w:type="spellEnd"/>
-      <w:r>
-        <w:t xml:space="preserve"> 써도 되나요?</w:t>
-      </w:r>
-    </w:p>
-    <w:p>
-      <w:r>
-        <w:t xml:space="preserve">A. 키워드로는 사용할 수 있지만, 제품이 </w:t>
-      </w:r>
-      <w:proofErr w:type="spellStart"/>
-      <w:r>
-        <w:t>알러지를</w:t>
-      </w:r>
-      <w:proofErr w:type="spellEnd"/>
-      <w:r>
-        <w:t xml:space="preserve"> 치료·예방·개선한다고 쓰면 안 됩니다. '</w:t>
-      </w:r>
-      <w:proofErr w:type="spellStart"/>
-      <w:r>
-        <w:t>알러지</w:t>
-      </w:r>
-      <w:proofErr w:type="spellEnd"/>
-      <w:r>
-        <w:t xml:space="preserve"> </w:t>
-      </w:r>
-      <w:r>
-        <w:lastRenderedPageBreak/>
-        <w:t>고민이 있어 사료를 바꿔봤다'</w:t>
-      </w:r>
-      <w:proofErr w:type="spellStart"/>
-      <w:r>
-        <w:t>처럼</w:t>
-      </w:r>
-      <w:proofErr w:type="spellEnd"/>
-      <w:r>
-        <w:t xml:space="preserve"> 보호자 상황 중심으로 쓰세요.</w:t>
-      </w:r>
-    </w:p>
-    <w:p/>
-    <w:p>
-      <w:r>
+        <w:rPr>
+          <w:rFonts w:ascii="맑은 고딕" w:hAnsi="맑은 고딕" w:eastAsia="맑은 고딕"/>
+          <w:b w:val="0"/>
+          <w:sz w:val="20"/>
+        </w:rPr>
+        <w:t>Q. 강아지 알러지사료라고 써도 되나요?</w:t>
+      </w:r>
+    </w:p>
+    <w:p>
+      <w:r>
+        <w:rPr>
+          <w:rFonts w:ascii="맑은 고딕" w:hAnsi="맑은 고딕" w:eastAsia="맑은 고딕"/>
+          <w:b w:val="0"/>
+          <w:sz w:val="20"/>
+        </w:rPr>
+        <w:t>A. 키워드로는 사용할 수 있지만, 제품이 알러지를 치료·예방·개선한다고 쓰면 안 됩니다. '알러지 고민이 있어 사료를 바꿔봤다'처럼 보호자 상황 중심으로 쓰세요.</w:t>
+      </w:r>
+    </w:p>
+    <w:p/>
+    <w:p>
+      <w:r>
+        <w:rPr>
+          <w:rFonts w:ascii="맑은 고딕" w:hAnsi="맑은 고딕" w:eastAsia="맑은 고딕"/>
+          <w:b w:val="0"/>
+          <w:sz w:val="20"/>
+        </w:rPr>
         <w:t>Q. 눈물자국이 줄었다고 써도 되나요?</w:t>
       </w:r>
     </w:p>
     <w:p>
       <w:r>
+        <w:rPr>
+          <w:rFonts w:ascii="맑은 고딕" w:hAnsi="맑은 고딕" w:eastAsia="맑은 고딕"/>
+          <w:b w:val="0"/>
+          <w:sz w:val="20"/>
+        </w:rPr>
         <w:t>A. 쓰지 마세요. 눈물 개선은 증명되지 않은 효능 표현으로 보일 수 있습니다. '눈물 고민 때문에 사료 선택 기준을 살펴봤다' 정도로 표현하세요.</w:t>
       </w:r>
     </w:p>
     <w:p/>
     <w:p>
       <w:r>
-        <w:t xml:space="preserve">Q. </w:t>
-      </w:r>
-      <w:proofErr w:type="spellStart"/>
-      <w:r>
-        <w:t>밀웜사료</w:t>
-      </w:r>
-      <w:proofErr w:type="spellEnd"/>
-      <w:r>
-        <w:t xml:space="preserve"> 장점은 어떻게 말하면 좋나요?</w:t>
-      </w:r>
-    </w:p>
-    <w:p>
-      <w:r>
-        <w:t xml:space="preserve">A. 상세페이지 기준으로 '육류 단백질 없는 100% 가수분해 </w:t>
-      </w:r>
-      <w:proofErr w:type="spellStart"/>
-      <w:r>
-        <w:t>밀웜사료</w:t>
-      </w:r>
-      <w:proofErr w:type="spellEnd"/>
-      <w:r>
-        <w:t>'</w:t>
-      </w:r>
-      <w:proofErr w:type="spellStart"/>
-      <w:r>
-        <w:t>처럼</w:t>
-      </w:r>
-      <w:proofErr w:type="spellEnd"/>
-      <w:r>
-        <w:t xml:space="preserve"> 원료 설계 사실을 말하세요.</w:t>
-      </w:r>
-    </w:p>
-    <w:p/>
-    <w:p>
-      <w:r>
+        <w:rPr>
+          <w:rFonts w:ascii="맑은 고딕" w:hAnsi="맑은 고딕" w:eastAsia="맑은 고딕"/>
+          <w:b w:val="0"/>
+          <w:sz w:val="20"/>
+        </w:rPr>
+        <w:t>Q. 밀웜사료 장점은 어떻게 말하면 좋나요?</w:t>
+      </w:r>
+    </w:p>
+    <w:p>
+      <w:r>
+        <w:rPr>
+          <w:rFonts w:ascii="맑은 고딕" w:hAnsi="맑은 고딕" w:eastAsia="맑은 고딕"/>
+          <w:b w:val="0"/>
+          <w:sz w:val="20"/>
+        </w:rPr>
+        <w:t>A. 상세페이지 기준으로 '육류 단백질 없는 100% 가수분해 밀웜사료'처럼 원료 설계 사실을 말하세요.</w:t>
+      </w:r>
+    </w:p>
+    <w:p/>
+    <w:p>
+      <w:r>
+        <w:rPr>
+          <w:rFonts w:ascii="맑은 고딕" w:hAnsi="맑은 고딕" w:eastAsia="맑은 고딕"/>
+          <w:b w:val="0"/>
+          <w:sz w:val="20"/>
+        </w:rPr>
         <w:t>Q. 급여 사진은 어떻게 찍어야 하나요?</w:t>
       </w:r>
     </w:p>
     <w:p>
       <w:r>
-        <w:t xml:space="preserve">A. 패키지, </w:t>
-      </w:r>
-      <w:proofErr w:type="spellStart"/>
-      <w:r>
-        <w:t>소포장</w:t>
-      </w:r>
-      <w:proofErr w:type="spellEnd"/>
-      <w:r>
-        <w:t>, 단독 급여, 반려견이 먹는 모습을 담고 다른 제품과 섞어 급여한 사진은 피하세요.</w:t>
-      </w:r>
-    </w:p>
-    <w:p/>
-    <w:p>
-      <w:r>
-        <w:rPr>
+        <w:rPr>
+          <w:rFonts w:ascii="맑은 고딕" w:hAnsi="맑은 고딕" w:eastAsia="맑은 고딕"/>
+          <w:b w:val="0"/>
+          <w:sz w:val="20"/>
+        </w:rPr>
+        <w:t>A. 패키지, 소포장, 단독 급여, 반려견이 먹는 모습을 담고 다른 제품과 섞어 급여한 사진은 피하세요.</w:t>
+      </w:r>
+    </w:p>
+    <w:p/>
+    <w:p>
+      <w:r>
+        <w:rPr>
+          <w:rFonts w:ascii="맑은 고딕" w:hAnsi="맑은 고딕" w:eastAsia="맑은 고딕"/>
           <w:b/>
+          <w:sz w:val="20"/>
         </w:rPr>
         <w:t>[구매처 연결 URL]</w:t>
       </w:r>
     </w:p>
     <w:p>
       <w:r>
+        <w:rPr>
+          <w:rFonts w:ascii="맑은 고딕" w:hAnsi="맑은 고딕" w:eastAsia="맑은 고딕"/>
+          <w:b w:val="0"/>
+          <w:sz w:val="20"/>
+        </w:rPr>
         <w:t>https://brand.naver.com/indigo/products/11217916820?nt_source=naver&amp;nt_medium=influence&amp;nt_detail=always_dog&amp;nt_keyword=bio_hypo</w:t>
       </w:r>
     </w:p>
@@ -1891,13 +1355,20 @@
     <w:p>
       <w:r>
         <w:rPr>
+          <w:rFonts w:ascii="맑은 고딕" w:hAnsi="맑은 고딕" w:eastAsia="맑은 고딕"/>
           <w:b/>
+          <w:sz w:val="20"/>
         </w:rPr>
         <w:t>[태그]</w:t>
       </w:r>
     </w:p>
     <w:p>
       <w:r>
+        <w:rPr>
+          <w:rFonts w:ascii="맑은 고딕" w:hAnsi="맑은 고딕" w:eastAsia="맑은 고딕"/>
+          <w:b w:val="0"/>
+          <w:sz w:val="20"/>
+        </w:rPr>
         <w:t>#강아지가수분해사료 #강아지알러지사료 #강아지눈물사료 #밀웜사료 #강아지사료 #인디고 #하이포알러제닉포독</w:t>
       </w:r>
     </w:p>
@@ -1910,417 +1381,235 @@
     <w:p>
       <w:r>
         <w:rPr>
+          <w:rFonts w:ascii="맑은 고딕" w:hAnsi="맑은 고딕" w:eastAsia="맑은 고딕"/>
+          <w:b w:val="0"/>
           <w:sz w:val="28"/>
         </w:rPr>
-        <w:lastRenderedPageBreak/>
-        <w:t>&lt;</w:t>
-      </w:r>
-      <w:proofErr w:type="spellStart"/>
-      <w:r>
-        <w:rPr>
-          <w:sz w:val="28"/>
-        </w:rPr>
-        <w:t>인디고</w:t>
-      </w:r>
-      <w:proofErr w:type="spellEnd"/>
-      <w:r>
-        <w:rPr>
-          <w:sz w:val="28"/>
-        </w:rPr>
-        <w:t xml:space="preserve"> </w:t>
-      </w:r>
-      <w:proofErr w:type="spellStart"/>
-      <w:r>
-        <w:rPr>
-          <w:sz w:val="28"/>
-        </w:rPr>
-        <w:t>바이오뉴트리션</w:t>
-      </w:r>
-      <w:proofErr w:type="spellEnd"/>
-      <w:r>
-        <w:rPr>
-          <w:sz w:val="28"/>
-        </w:rPr>
-        <w:t xml:space="preserve"> </w:t>
-      </w:r>
-      <w:proofErr w:type="spellStart"/>
-      <w:r>
-        <w:rPr>
-          <w:sz w:val="28"/>
-        </w:rPr>
-        <w:t>하이포알러제닉</w:t>
-      </w:r>
-      <w:proofErr w:type="spellEnd"/>
-      <w:r>
-        <w:rPr>
-          <w:sz w:val="28"/>
-        </w:rPr>
-        <w:t xml:space="preserve"> 포 </w:t>
-      </w:r>
-      <w:proofErr w:type="spellStart"/>
-      <w:r>
-        <w:rPr>
-          <w:sz w:val="28"/>
-        </w:rPr>
-        <w:t>캣</w:t>
-      </w:r>
-      <w:proofErr w:type="spellEnd"/>
-      <w:r>
-        <w:rPr>
-          <w:sz w:val="28"/>
-        </w:rPr>
-        <w:t xml:space="preserve"> 1kg 리뷰 글 템플릿&gt;</w:t>
-      </w:r>
-    </w:p>
-    <w:p/>
-    <w:p>
-      <w:r>
-        <w:rPr>
+        <w:t>&lt;인디고 바이오뉴트리션 하이포알러제닉 포 캣 1kg 리뷰 글 템플릿&gt;</w:t>
+      </w:r>
+    </w:p>
+    <w:p/>
+    <w:p>
+      <w:r>
+        <w:rPr>
+          <w:rFonts w:ascii="맑은 고딕" w:hAnsi="맑은 고딕" w:eastAsia="맑은 고딕"/>
           <w:b/>
+          <w:sz w:val="20"/>
         </w:rPr>
         <w:t>[제목 예시]</w:t>
       </w:r>
     </w:p>
     <w:p>
-      <w:proofErr w:type="spellStart"/>
-      <w:r>
-        <w:t>고양이알러지사료</w:t>
-      </w:r>
-      <w:proofErr w:type="spellEnd"/>
-      <w:r>
-        <w:t xml:space="preserve"> 찾다가 급여해본 </w:t>
-      </w:r>
-      <w:proofErr w:type="spellStart"/>
-      <w:r>
-        <w:t>인디고</w:t>
-      </w:r>
-      <w:proofErr w:type="spellEnd"/>
-      <w:r>
-        <w:t xml:space="preserve"> LID 가수분해사료</w:t>
-      </w:r>
-    </w:p>
-    <w:p>
-      <w:r>
-        <w:t xml:space="preserve">곤충 단백질 사료가 궁금해서 본 </w:t>
-      </w:r>
-      <w:proofErr w:type="spellStart"/>
-      <w:r>
-        <w:t>인디고</w:t>
-      </w:r>
-      <w:proofErr w:type="spellEnd"/>
-      <w:r>
-        <w:t xml:space="preserve"> </w:t>
-      </w:r>
-      <w:proofErr w:type="spellStart"/>
-      <w:r>
-        <w:t>하이포알러제닉</w:t>
-      </w:r>
-      <w:proofErr w:type="spellEnd"/>
-      <w:r>
-        <w:t xml:space="preserve"> 포 </w:t>
-      </w:r>
-      <w:proofErr w:type="spellStart"/>
-      <w:r>
-        <w:t>캣</w:t>
-      </w:r>
-      <w:proofErr w:type="spellEnd"/>
-    </w:p>
-    <w:p>
-      <w:r>
-        <w:t xml:space="preserve">고양이 가수분해사료 고를 때 확인한 </w:t>
-      </w:r>
-      <w:proofErr w:type="spellStart"/>
-      <w:r>
-        <w:t>인디고</w:t>
-      </w:r>
-      <w:proofErr w:type="spellEnd"/>
-      <w:r>
-        <w:t xml:space="preserve"> 포 </w:t>
-      </w:r>
-      <w:proofErr w:type="spellStart"/>
-      <w:r>
-        <w:t>캣</w:t>
-      </w:r>
-      <w:proofErr w:type="spellEnd"/>
-      <w:r>
-        <w:t xml:space="preserve"> 후기</w:t>
-      </w:r>
-    </w:p>
-    <w:p/>
-    <w:p>
-      <w:r>
-        <w:rPr>
+      <w:r>
+        <w:rPr>
+          <w:rFonts w:ascii="맑은 고딕" w:hAnsi="맑은 고딕" w:eastAsia="맑은 고딕"/>
+          <w:b w:val="0"/>
+          <w:sz w:val="20"/>
+        </w:rPr>
+        <w:t>고양이알러지사료 찾다가 급여해본 인디고 LID 가수분해사료</w:t>
+      </w:r>
+    </w:p>
+    <w:p>
+      <w:r>
+        <w:rPr>
+          <w:rFonts w:ascii="맑은 고딕" w:hAnsi="맑은 고딕" w:eastAsia="맑은 고딕"/>
+          <w:b w:val="0"/>
+          <w:sz w:val="20"/>
+        </w:rPr>
+        <w:t>곤충 단백질 사료가 궁금해서 본 인디고 하이포알러제닉 포 캣</w:t>
+      </w:r>
+    </w:p>
+    <w:p>
+      <w:r>
+        <w:rPr>
+          <w:rFonts w:ascii="맑은 고딕" w:hAnsi="맑은 고딕" w:eastAsia="맑은 고딕"/>
+          <w:b w:val="0"/>
+          <w:sz w:val="20"/>
+        </w:rPr>
+        <w:t>고양이 가수분해사료 고를 때 확인한 인디고 포 캣 후기</w:t>
+      </w:r>
+    </w:p>
+    <w:p/>
+    <w:p>
+      <w:r>
+        <w:rPr>
+          <w:rFonts w:ascii="맑은 고딕" w:hAnsi="맑은 고딕" w:eastAsia="맑은 고딕"/>
           <w:b/>
+          <w:sz w:val="20"/>
         </w:rPr>
         <w:t>[맨 위 3줄 - 두괄식 결론]</w:t>
       </w:r>
     </w:p>
     <w:p>
       <w:r>
+        <w:rPr>
+          <w:rFonts w:ascii="맑은 고딕" w:hAnsi="맑은 고딕" w:eastAsia="맑은 고딕"/>
+          <w:b w:val="0"/>
+          <w:sz w:val="20"/>
+        </w:rPr>
         <w:t>[평소 고양이가 긁거나 핥는 모습 때문에 사료 선택을 고민했던 상황 한 줄]</w:t>
       </w:r>
     </w:p>
     <w:p>
-      <w:proofErr w:type="spellStart"/>
-      <w:r>
-        <w:t>고양이알러지사료를</w:t>
-      </w:r>
-      <w:proofErr w:type="spellEnd"/>
-      <w:r>
-        <w:t xml:space="preserve"> 찾는 보호자라면, </w:t>
-      </w:r>
-      <w:proofErr w:type="spellStart"/>
-      <w:r>
-        <w:t>인디고</w:t>
-      </w:r>
-      <w:proofErr w:type="spellEnd"/>
-      <w:r>
-        <w:t xml:space="preserve"> </w:t>
-      </w:r>
-      <w:proofErr w:type="spellStart"/>
-      <w:r>
-        <w:t>하이포알러제닉</w:t>
-      </w:r>
-      <w:proofErr w:type="spellEnd"/>
-      <w:r>
-        <w:t xml:space="preserve"> 포 </w:t>
-      </w:r>
-      <w:proofErr w:type="spellStart"/>
-      <w:r>
-        <w:t>캣은</w:t>
-      </w:r>
-      <w:proofErr w:type="spellEnd"/>
-      <w:r>
-        <w:t xml:space="preserve"> 원료 설계와 키워드가 분명한 제품으로 살펴볼 만했어요.</w:t>
-      </w:r>
-    </w:p>
-    <w:p>
-      <w:r>
-        <w:t xml:space="preserve">직접 급여해본 결론: 우리 </w:t>
-      </w:r>
-      <w:proofErr w:type="spellStart"/>
-      <w:r>
-        <w:t>반려묘</w:t>
-      </w:r>
-      <w:proofErr w:type="spellEnd"/>
-      <w:r>
-        <w:t xml:space="preserve"> 기준으로는 패키지, </w:t>
-      </w:r>
-      <w:proofErr w:type="spellStart"/>
-      <w:r>
-        <w:t>소포장</w:t>
-      </w:r>
-      <w:proofErr w:type="spellEnd"/>
-      <w:r>
-        <w:t>, 급여 장면을 리뷰에 담기 좋았습니다.</w:t>
-      </w:r>
-    </w:p>
-    <w:p/>
-    <w:p>
-      <w:r>
-        <w:rPr>
+      <w:r>
+        <w:rPr>
+          <w:rFonts w:ascii="맑은 고딕" w:hAnsi="맑은 고딕" w:eastAsia="맑은 고딕"/>
+          <w:b w:val="0"/>
+          <w:sz w:val="20"/>
+        </w:rPr>
+        <w:t>고양이알러지사료를 찾는 보호자라면, 인디고 하이포알러제닉 포 캣은 원료 설계와 키워드가 분명한 제품으로 살펴볼 만했어요.</w:t>
+      </w:r>
+    </w:p>
+    <w:p>
+      <w:r>
+        <w:rPr>
+          <w:rFonts w:ascii="맑은 고딕" w:hAnsi="맑은 고딕" w:eastAsia="맑은 고딕"/>
+          <w:b w:val="0"/>
+          <w:sz w:val="20"/>
+        </w:rPr>
+        <w:t>직접 급여해본 결론: 우리 반려묘 기준으로는 패키지, 소포장, 급여 장면을 리뷰에 담기 좋았습니다.</w:t>
+      </w:r>
+    </w:p>
+    <w:p/>
+    <w:p>
+      <w:r>
+        <w:rPr>
+          <w:rFonts w:ascii="맑은 고딕" w:hAnsi="맑은 고딕" w:eastAsia="맑은 고딕"/>
           <w:b/>
-        </w:rPr>
-        <w:t xml:space="preserve">[이 제품이 </w:t>
-      </w:r>
-      <w:proofErr w:type="spellStart"/>
-      <w:r>
-        <w:rPr>
+          <w:sz w:val="20"/>
+        </w:rPr>
+        <w:t>[이 제품이 뭐예요? - 한 문장 정의]</w:t>
+      </w:r>
+    </w:p>
+    <w:p>
+      <w:r>
+        <w:rPr>
+          <w:rFonts w:ascii="맑은 고딕" w:hAnsi="맑은 고딕" w:eastAsia="맑은 고딕"/>
+          <w:b w:val="0"/>
+          <w:sz w:val="20"/>
+        </w:rPr>
+        <w:t>인디고 바이오뉴트리션 하이포알러제닉 포 캣은 육류 단백질 없이 100% 가수분해 밀웜 단백질과 그레인프리 설계를 적용한 고양이용 사료입니다.</w:t>
+      </w:r>
+    </w:p>
+    <w:p>
+      <w:r>
+        <w:rPr>
+          <w:rFonts w:ascii="맑은 고딕" w:hAnsi="맑은 고딕" w:eastAsia="맑은 고딕"/>
+          <w:b w:val="0"/>
+          <w:sz w:val="20"/>
+        </w:rPr>
+        <w:t>구성: 1kg / 제품명: 인디고 바이오뉴트리션 하이포알러제닉 포 캣 / 특징: 100% 가수분해 밀웜사료, 그레인프리, 고양이 유래 특허유산균 함유.</w:t>
+      </w:r>
+    </w:p>
+    <w:p>
+      <w:r>
+        <w:rPr>
+          <w:rFonts w:ascii="맑은 고딕" w:hAnsi="맑은 고딕" w:eastAsia="맑은 고딕"/>
+          <w:b w:val="0"/>
+          <w:sz w:val="20"/>
+        </w:rPr>
+        <w:t>※ LID, 곤충, 가수분해 키워드는 상세페이지 표현 범위 안에서 사용하고, 질병 개선으로 연결하지 마세요.</w:t>
+      </w:r>
+    </w:p>
+    <w:p/>
+    <w:p>
+      <w:r>
+        <w:rPr>
+          <w:rFonts w:ascii="맑은 고딕" w:hAnsi="맑은 고딕" w:eastAsia="맑은 고딕"/>
           <w:b/>
-        </w:rPr>
-        <w:t>뭐예요</w:t>
-      </w:r>
-      <w:proofErr w:type="spellEnd"/>
-      <w:r>
-        <w:rPr>
+          <w:sz w:val="20"/>
+        </w:rPr>
+        <w:t>[직접 급여해봤어요 - 경험 + 사진]</w:t>
+      </w:r>
+    </w:p>
+    <w:p>
+      <w:r>
+        <w:rPr>
+          <w:rFonts w:ascii="맑은 고딕" w:hAnsi="맑은 고딕" w:eastAsia="맑은 고딕"/>
+          <w:b w:val="0"/>
+          <w:sz w:val="20"/>
+        </w:rPr>
+        <w:t>[급여 시작일과 며칠 동안 급여했는지]</w:t>
+      </w:r>
+    </w:p>
+    <w:p>
+      <w:r>
+        <w:rPr>
+          <w:rFonts w:ascii="맑은 고딕" w:hAnsi="맑은 고딕" w:eastAsia="맑은 고딕"/>
+          <w:b w:val="0"/>
+          <w:sz w:val="20"/>
+        </w:rPr>
+        <w:t>[반려묘가 냄새를 맡는 모습, 먹는 모습, 남김 여부 등 관찰 가능한 사실]</w:t>
+      </w:r>
+    </w:p>
+    <w:p>
+      <w:r>
+        <w:rPr>
+          <w:rFonts w:ascii="맑은 고딕" w:hAnsi="맑은 고딕" w:eastAsia="맑은 고딕"/>
+          <w:b w:val="0"/>
+          <w:sz w:val="20"/>
+        </w:rPr>
+        <w:t>[기존 사료와 섞지 않고 단독 급여한 장면]</w:t>
+      </w:r>
+    </w:p>
+    <w:p>
+      <w:r>
+        <w:rPr>
+          <w:rFonts w:ascii="맑은 고딕" w:hAnsi="맑은 고딕" w:eastAsia="맑은 고딕"/>
+          <w:b w:val="0"/>
+          <w:sz w:val="20"/>
+        </w:rPr>
+        <w:t>[아쉬운 점 1가지도 솔직하게: 알갱이 크기, 향, 보관 방식 등]</w:t>
+      </w:r>
+    </w:p>
+    <w:p/>
+    <w:p>
+      <w:r>
+        <w:rPr>
+          <w:rFonts w:ascii="맑은 고딕" w:hAnsi="맑은 고딕" w:eastAsia="맑은 고딕"/>
           <w:b/>
-        </w:rPr>
-        <w:t>? - 한 문장 정의]</w:t>
-      </w:r>
-    </w:p>
-    <w:p>
-      <w:proofErr w:type="spellStart"/>
-      <w:r>
-        <w:t>인디고</w:t>
-      </w:r>
-      <w:proofErr w:type="spellEnd"/>
-      <w:r>
-        <w:t xml:space="preserve"> </w:t>
-      </w:r>
-      <w:proofErr w:type="spellStart"/>
-      <w:r>
-        <w:t>바이오뉴트리션</w:t>
-      </w:r>
-      <w:proofErr w:type="spellEnd"/>
-      <w:r>
-        <w:t xml:space="preserve"> </w:t>
-      </w:r>
-      <w:proofErr w:type="spellStart"/>
-      <w:r>
-        <w:t>하이포알러제닉</w:t>
-      </w:r>
-      <w:proofErr w:type="spellEnd"/>
-      <w:r>
-        <w:t xml:space="preserve"> 포 </w:t>
-      </w:r>
-      <w:proofErr w:type="spellStart"/>
-      <w:r>
-        <w:t>캣은</w:t>
-      </w:r>
-      <w:proofErr w:type="spellEnd"/>
-      <w:r>
-        <w:t xml:space="preserve"> 육류 단백질 없이 100% 가수분해 </w:t>
-      </w:r>
-      <w:proofErr w:type="spellStart"/>
-      <w:r>
-        <w:t>밀웜</w:t>
-      </w:r>
-      <w:proofErr w:type="spellEnd"/>
-      <w:r>
-        <w:t xml:space="preserve"> 단백질과 </w:t>
-      </w:r>
-      <w:proofErr w:type="spellStart"/>
-      <w:r>
-        <w:t>그레인프리</w:t>
-      </w:r>
-      <w:proofErr w:type="spellEnd"/>
-      <w:r>
-        <w:t xml:space="preserve"> 설계를 적용한 고양이용 사료입니다.</w:t>
-      </w:r>
-    </w:p>
-    <w:p>
-      <w:r>
-        <w:t xml:space="preserve">구성: 1kg / 제품명: </w:t>
-      </w:r>
-      <w:proofErr w:type="spellStart"/>
-      <w:r>
-        <w:t>인디고</w:t>
-      </w:r>
-      <w:proofErr w:type="spellEnd"/>
-      <w:r>
-        <w:t xml:space="preserve"> </w:t>
-      </w:r>
-      <w:proofErr w:type="spellStart"/>
-      <w:r>
-        <w:t>바이오뉴트리션</w:t>
-      </w:r>
-      <w:proofErr w:type="spellEnd"/>
-      <w:r>
-        <w:t xml:space="preserve"> </w:t>
-      </w:r>
-      <w:proofErr w:type="spellStart"/>
-      <w:r>
-        <w:t>하이포알러제닉</w:t>
-      </w:r>
-      <w:proofErr w:type="spellEnd"/>
-      <w:r>
-        <w:t xml:space="preserve"> 포 </w:t>
-      </w:r>
-      <w:proofErr w:type="spellStart"/>
-      <w:r>
-        <w:t>캣</w:t>
-      </w:r>
-      <w:proofErr w:type="spellEnd"/>
-      <w:r>
-        <w:t xml:space="preserve"> / 특징: 100% 가수분해 </w:t>
-      </w:r>
-      <w:proofErr w:type="spellStart"/>
-      <w:r>
-        <w:t>밀웜사료</w:t>
-      </w:r>
-      <w:proofErr w:type="spellEnd"/>
-      <w:r>
-        <w:t xml:space="preserve">, </w:t>
-      </w:r>
-      <w:proofErr w:type="spellStart"/>
-      <w:r>
-        <w:t>그레인프리</w:t>
-      </w:r>
-      <w:proofErr w:type="spellEnd"/>
-      <w:r>
-        <w:t>, 고양이 유래 특허유산균 함유.</w:t>
-      </w:r>
-    </w:p>
-    <w:p>
-      <w:r>
-        <w:t>※ LID, 곤충, 가수분해 키워드는 상세페이지 표현 범위 안에서 사용하고, 질병 개선으로 연결하지 마세요.</w:t>
-      </w:r>
-    </w:p>
-    <w:p/>
-    <w:p>
-      <w:r>
-        <w:rPr>
+          <w:sz w:val="20"/>
+        </w:rPr>
+        <w:t>[제품 특징은 어떻게 말하면 좋아요?]</w:t>
+      </w:r>
+    </w:p>
+    <w:p>
+      <w:r>
+        <w:rPr>
+          <w:rFonts w:ascii="맑은 고딕" w:hAnsi="맑은 고딕" w:eastAsia="맑은 고딕"/>
+          <w:b w:val="0"/>
+          <w:sz w:val="20"/>
+        </w:rPr>
+        <w:t>고양이 사료 리뷰는 효능보다 선택 기준과 실제 급여 장면을 중심으로 쓰면 안전합니다.</w:t>
+      </w:r>
+    </w:p>
+    <w:p>
+      <w:r>
+        <w:rPr>
+          <w:rFonts w:ascii="맑은 고딕" w:hAnsi="맑은 고딕" w:eastAsia="맑은 고딕"/>
+          <w:b w:val="0"/>
+          <w:sz w:val="20"/>
+        </w:rPr>
+        <w:t>좋은 흐름: "고양이는 입맛이 예민해서 사료를 바꿀 때 원료와 기호성을 같이 보게 되더라고요. 이번에는 육류 단백질 없는 100% 가수분해 밀웜사료라는 점과 그레인프리 설계를 중심으로 확인했습니다."</w:t>
+      </w:r>
+    </w:p>
+    <w:p>
+      <w:r>
+        <w:rPr>
+          <w:rFonts w:ascii="맑은 고딕" w:hAnsi="맑은 고딕" w:eastAsia="맑은 고딕"/>
+          <w:b w:val="0"/>
+          <w:sz w:val="20"/>
+        </w:rPr>
+        <w:t>고양이 유래 특허유산균은 상세페이지에 확인된 표현 안에서만 언급하고, 장 건강 개선처럼 단정하지 마세요.</w:t>
+      </w:r>
+    </w:p>
+    <w:p/>
+    <w:p>
+      <w:r>
+        <w:rPr>
+          <w:rFonts w:ascii="맑은 고딕" w:hAnsi="맑은 고딕" w:eastAsia="맑은 고딕"/>
           <w:b/>
-        </w:rPr>
-        <w:t>[직접 급여해봤어요 - 경험 + 사진]</w:t>
-      </w:r>
-    </w:p>
-    <w:p>
-      <w:r>
-        <w:t>[급여 시작일과 며칠 동안 급여했는지]</w:t>
-      </w:r>
-    </w:p>
-    <w:p>
-      <w:r>
-        <w:t>[반려묘가 냄새를 맡는 모습, 먹는 모습, 남김 여부 등 관찰 가능한 사실]</w:t>
-      </w:r>
-    </w:p>
-    <w:p>
-      <w:r>
-        <w:t>[기존 사료와 섞지 않고 단독 급여한 장면]</w:t>
-      </w:r>
-    </w:p>
-    <w:p>
-      <w:r>
-        <w:t>[아쉬운 점 1가지도 솔직하게: 알갱이 크기, 향, 보관 방식 등]</w:t>
-      </w:r>
-    </w:p>
-    <w:p/>
-    <w:p>
-      <w:r>
-        <w:rPr>
-          <w:b/>
-        </w:rPr>
-        <w:lastRenderedPageBreak/>
-        <w:t>[제품 특징은 어떻게 말하면 좋아요?]</w:t>
-      </w:r>
-    </w:p>
-    <w:p>
-      <w:r>
-        <w:t>고양이 사료 리뷰는 효능보다 선택 기준과 실제 급여 장면을 중심으로 쓰면 안전합니다.</w:t>
-      </w:r>
-    </w:p>
-    <w:p>
-      <w:r>
-        <w:t xml:space="preserve">좋은 흐름: "고양이는 입맛이 예민해서 사료를 바꿀 때 원료와 기호성을 같이 보게 되더라고요. 이번에는 육류 단백질 없는 100% 가수분해 </w:t>
-      </w:r>
-      <w:proofErr w:type="spellStart"/>
-      <w:r>
-        <w:t>밀웜사료라는</w:t>
-      </w:r>
-      <w:proofErr w:type="spellEnd"/>
-      <w:r>
-        <w:t xml:space="preserve"> 점과 </w:t>
-      </w:r>
-      <w:proofErr w:type="spellStart"/>
-      <w:r>
-        <w:t>그레인프리</w:t>
-      </w:r>
-      <w:proofErr w:type="spellEnd"/>
-      <w:r>
-        <w:t xml:space="preserve"> 설계를 중심으로 확인했습니다."</w:t>
-      </w:r>
-    </w:p>
-    <w:p>
-      <w:r>
-        <w:t>고양이 유래 특허유산균은 상세페이지에 확인된 표현 안에서만 언급하고, 장 건강 개선처럼 단정하지 마세요.</w:t>
-      </w:r>
-    </w:p>
-    <w:p/>
-    <w:p>
-      <w:r>
-        <w:rPr>
-          <w:b/>
+          <w:sz w:val="20"/>
         </w:rPr>
         <w:t>[비교표]</w:t>
       </w:r>
@@ -2328,22 +1617,24 @@
     <w:tbl>
       <w:tblPr>
         <w:tblStyle w:val="aa"/>
-        <w:tblW w:w="0" w:type="auto"/>
-        <w:tblLook w:val="04A0" w:firstRow="1" w:lastRow="0" w:firstColumn="1" w:lastColumn="0" w:noHBand="0" w:noVBand="1"/>
+        <w:tblW w:type="auto" w:w="0"/>
+        <w:tblLook w:firstColumn="1" w:firstRow="1" w:lastColumn="0" w:lastRow="0" w:noHBand="0" w:noVBand="1" w:val="04A0"/>
       </w:tblPr>
       <w:tblGrid>
-        <w:gridCol w:w="3005"/>
-        <w:gridCol w:w="3006"/>
-        <w:gridCol w:w="3005"/>
+        <w:gridCol w:w="3009"/>
+        <w:gridCol w:w="3009"/>
+        <w:gridCol w:w="3009"/>
       </w:tblGrid>
       <w:tr>
         <w:tc>
           <w:tcPr>
-            <w:tcW w:w="3009" w:type="dxa"/>
-          </w:tcPr>
-          <w:p>
-            <w:r>
-              <w:rPr>
+            <w:tcW w:type="dxa" w:w="3009"/>
+          </w:tcPr>
+          <w:p>
+            <w:r/>
+            <w:r>
+              <w:rPr>
+                <w:rFonts w:ascii="맑은 고딕" w:hAnsi="맑은 고딕" w:eastAsia="맑은 고딕"/>
                 <w:b/>
                 <w:sz w:val="18"/>
               </w:rPr>
@@ -2353,11 +1644,13 @@
         </w:tc>
         <w:tc>
           <w:tcPr>
-            <w:tcW w:w="3009" w:type="dxa"/>
-          </w:tcPr>
-          <w:p>
-            <w:r>
-              <w:rPr>
+            <w:tcW w:type="dxa" w:w="3009"/>
+          </w:tcPr>
+          <w:p>
+            <w:r/>
+            <w:r>
+              <w:rPr>
+                <w:rFonts w:ascii="맑은 고딕" w:hAnsi="맑은 고딕" w:eastAsia="맑은 고딕"/>
                 <w:b/>
                 <w:sz w:val="18"/>
               </w:rPr>
@@ -2367,11 +1660,13 @@
         </w:tc>
         <w:tc>
           <w:tcPr>
-            <w:tcW w:w="3009" w:type="dxa"/>
-          </w:tcPr>
-          <w:p>
-            <w:r>
-              <w:rPr>
+            <w:tcW w:type="dxa" w:w="3009"/>
+          </w:tcPr>
+          <w:p>
+            <w:r/>
+            <w:r>
+              <w:rPr>
+                <w:rFonts w:ascii="맑은 고딕" w:hAnsi="맑은 고딕" w:eastAsia="맑은 고딕"/>
                 <w:b/>
                 <w:sz w:val="18"/>
               </w:rPr>
@@ -2383,11 +1678,14 @@
       <w:tr>
         <w:tc>
           <w:tcPr>
-            <w:tcW w:w="3009" w:type="dxa"/>
-          </w:tcPr>
-          <w:p>
-            <w:r>
-              <w:rPr>
+            <w:tcW w:type="dxa" w:w="3009"/>
+          </w:tcPr>
+          <w:p>
+            <w:r/>
+            <w:r>
+              <w:rPr>
+                <w:rFonts w:ascii="맑은 고딕" w:hAnsi="맑은 고딕" w:eastAsia="맑은 고딕"/>
+                <w:b w:val="0"/>
                 <w:sz w:val="18"/>
               </w:rPr>
               <w:t>키워드</w:t>
@@ -2396,32 +1694,30 @@
         </w:tc>
         <w:tc>
           <w:tcPr>
-            <w:tcW w:w="3009" w:type="dxa"/>
-          </w:tcPr>
-          <w:p>
-            <w:proofErr w:type="spellStart"/>
-            <w:r>
-              <w:rPr>
-                <w:sz w:val="18"/>
-              </w:rPr>
-              <w:t>고양이알러지사료</w:t>
-            </w:r>
-            <w:proofErr w:type="spellEnd"/>
-            <w:r>
-              <w:rPr>
-                <w:sz w:val="18"/>
-              </w:rPr>
-              <w:t>, LID, 곤충, 가수분해</w:t>
-            </w:r>
-          </w:p>
-        </w:tc>
-        <w:tc>
-          <w:tcPr>
-            <w:tcW w:w="3009" w:type="dxa"/>
-          </w:tcPr>
-          <w:p>
-            <w:r>
-              <w:rPr>
+            <w:tcW w:type="dxa" w:w="3009"/>
+          </w:tcPr>
+          <w:p>
+            <w:r/>
+            <w:r>
+              <w:rPr>
+                <w:rFonts w:ascii="맑은 고딕" w:hAnsi="맑은 고딕" w:eastAsia="맑은 고딕"/>
+                <w:b w:val="0"/>
+                <w:sz w:val="18"/>
+              </w:rPr>
+              <w:t>고양이알러지사료, LID, 곤충, 가수분해</w:t>
+            </w:r>
+          </w:p>
+        </w:tc>
+        <w:tc>
+          <w:tcPr>
+            <w:tcW w:type="dxa" w:w="3009"/>
+          </w:tcPr>
+          <w:p>
+            <w:r/>
+            <w:r>
+              <w:rPr>
+                <w:rFonts w:ascii="맑은 고딕" w:hAnsi="맑은 고딕" w:eastAsia="맑은 고딕"/>
+                <w:b w:val="0"/>
                 <w:sz w:val="18"/>
               </w:rPr>
               <w:t>사료 선택 기준으로 자연스럽게 언급</w:t>
@@ -2432,11 +1728,14 @@
       <w:tr>
         <w:tc>
           <w:tcPr>
-            <w:tcW w:w="3009" w:type="dxa"/>
-          </w:tcPr>
-          <w:p>
-            <w:r>
-              <w:rPr>
+            <w:tcW w:type="dxa" w:w="3009"/>
+          </w:tcPr>
+          <w:p>
+            <w:r/>
+            <w:r>
+              <w:rPr>
+                <w:rFonts w:ascii="맑은 고딕" w:hAnsi="맑은 고딕" w:eastAsia="맑은 고딕"/>
+                <w:b w:val="0"/>
                 <w:sz w:val="18"/>
               </w:rPr>
               <w:t>단백질 설계</w:t>
@@ -2445,55 +1744,48 @@
         </w:tc>
         <w:tc>
           <w:tcPr>
-            <w:tcW w:w="3009" w:type="dxa"/>
-          </w:tcPr>
-          <w:p>
-            <w:r>
-              <w:rPr>
-                <w:sz w:val="18"/>
-              </w:rPr>
-              <w:t xml:space="preserve">100% 가수분해 </w:t>
-            </w:r>
-            <w:proofErr w:type="spellStart"/>
-            <w:r>
-              <w:rPr>
-                <w:sz w:val="18"/>
-              </w:rPr>
-              <w:t>밀웜사료</w:t>
-            </w:r>
-            <w:proofErr w:type="spellEnd"/>
-          </w:p>
-        </w:tc>
-        <w:tc>
-          <w:tcPr>
-            <w:tcW w:w="3009" w:type="dxa"/>
-          </w:tcPr>
-          <w:p>
-            <w:r>
-              <w:rPr>
-                <w:sz w:val="18"/>
-              </w:rPr>
-              <w:t xml:space="preserve">육류 단백질 없는 가수분해 </w:t>
-            </w:r>
-            <w:proofErr w:type="spellStart"/>
-            <w:r>
-              <w:rPr>
-                <w:sz w:val="18"/>
-              </w:rPr>
-              <w:t>밀웜사료</w:t>
-            </w:r>
-            <w:proofErr w:type="spellEnd"/>
+            <w:tcW w:type="dxa" w:w="3009"/>
+          </w:tcPr>
+          <w:p>
+            <w:r/>
+            <w:r>
+              <w:rPr>
+                <w:rFonts w:ascii="맑은 고딕" w:hAnsi="맑은 고딕" w:eastAsia="맑은 고딕"/>
+                <w:b w:val="0"/>
+                <w:sz w:val="18"/>
+              </w:rPr>
+              <w:t>100% 가수분해 밀웜사료</w:t>
+            </w:r>
+          </w:p>
+        </w:tc>
+        <w:tc>
+          <w:tcPr>
+            <w:tcW w:type="dxa" w:w="3009"/>
+          </w:tcPr>
+          <w:p>
+            <w:r/>
+            <w:r>
+              <w:rPr>
+                <w:rFonts w:ascii="맑은 고딕" w:hAnsi="맑은 고딕" w:eastAsia="맑은 고딕"/>
+                <w:b w:val="0"/>
+                <w:sz w:val="18"/>
+              </w:rPr>
+              <w:t>육류 단백질 없는 가수분해 밀웜사료</w:t>
+            </w:r>
           </w:p>
         </w:tc>
       </w:tr>
       <w:tr>
         <w:tc>
           <w:tcPr>
-            <w:tcW w:w="3009" w:type="dxa"/>
-          </w:tcPr>
-          <w:p>
-            <w:r>
-              <w:rPr>
+            <w:tcW w:type="dxa" w:w="3009"/>
+          </w:tcPr>
+          <w:p>
+            <w:r/>
+            <w:r>
+              <w:rPr>
+                <w:rFonts w:ascii="맑은 고딕" w:hAnsi="맑은 고딕" w:eastAsia="맑은 고딕"/>
+                <w:b w:val="0"/>
                 <w:sz w:val="18"/>
               </w:rPr>
               <w:t>급여 장면</w:t>
@@ -2502,32 +1794,30 @@
         </w:tc>
         <w:tc>
           <w:tcPr>
-            <w:tcW w:w="3009" w:type="dxa"/>
-          </w:tcPr>
-          <w:p>
-            <w:proofErr w:type="spellStart"/>
-            <w:r>
-              <w:rPr>
-                <w:sz w:val="18"/>
-              </w:rPr>
-              <w:t>반려묘</w:t>
-            </w:r>
-            <w:proofErr w:type="spellEnd"/>
-            <w:r>
-              <w:rPr>
-                <w:sz w:val="18"/>
-              </w:rPr>
-              <w:t xml:space="preserve"> 단독 급여</w:t>
-            </w:r>
-          </w:p>
-        </w:tc>
-        <w:tc>
-          <w:tcPr>
-            <w:tcW w:w="3009" w:type="dxa"/>
-          </w:tcPr>
-          <w:p>
-            <w:r>
-              <w:rPr>
+            <w:tcW w:type="dxa" w:w="3009"/>
+          </w:tcPr>
+          <w:p>
+            <w:r/>
+            <w:r>
+              <w:rPr>
+                <w:rFonts w:ascii="맑은 고딕" w:hAnsi="맑은 고딕" w:eastAsia="맑은 고딕"/>
+                <w:b w:val="0"/>
+                <w:sz w:val="18"/>
+              </w:rPr>
+              <w:t>반려묘 단독 급여</w:t>
+            </w:r>
+          </w:p>
+        </w:tc>
+        <w:tc>
+          <w:tcPr>
+            <w:tcW w:type="dxa" w:w="3009"/>
+          </w:tcPr>
+          <w:p>
+            <w:r/>
+            <w:r>
+              <w:rPr>
+                <w:rFonts w:ascii="맑은 고딕" w:hAnsi="맑은 고딕" w:eastAsia="맑은 고딕"/>
+                <w:b w:val="0"/>
                 <w:sz w:val="18"/>
               </w:rPr>
               <w:t>우리 고양이가 냄새 맡고 먹는 모습을 촬영</w:t>
@@ -2538,11 +1828,14 @@
       <w:tr>
         <w:tc>
           <w:tcPr>
-            <w:tcW w:w="3009" w:type="dxa"/>
-          </w:tcPr>
-          <w:p>
-            <w:r>
-              <w:rPr>
+            <w:tcW w:type="dxa" w:w="3009"/>
+          </w:tcPr>
+          <w:p>
+            <w:r/>
+            <w:r>
+              <w:rPr>
+                <w:rFonts w:ascii="맑은 고딕" w:hAnsi="맑은 고딕" w:eastAsia="맑은 고딕"/>
+                <w:b w:val="0"/>
                 <w:sz w:val="18"/>
               </w:rPr>
               <w:t>주의</w:t>
@@ -2551,11 +1844,14 @@
         </w:tc>
         <w:tc>
           <w:tcPr>
-            <w:tcW w:w="3009" w:type="dxa"/>
-          </w:tcPr>
-          <w:p>
-            <w:r>
-              <w:rPr>
+            <w:tcW w:type="dxa" w:w="3009"/>
+          </w:tcPr>
+          <w:p>
+            <w:r/>
+            <w:r>
+              <w:rPr>
+                <w:rFonts w:ascii="맑은 고딕" w:hAnsi="맑은 고딕" w:eastAsia="맑은 고딕"/>
+                <w:b w:val="0"/>
                 <w:sz w:val="18"/>
               </w:rPr>
               <w:t>효능 단정 금지</w:t>
@@ -2564,22 +1860,17 @@
         </w:tc>
         <w:tc>
           <w:tcPr>
-            <w:tcW w:w="3009" w:type="dxa"/>
-          </w:tcPr>
-          <w:p>
-            <w:proofErr w:type="spellStart"/>
-            <w:r>
-              <w:rPr>
-                <w:sz w:val="18"/>
-              </w:rPr>
-              <w:t>알러지</w:t>
-            </w:r>
-            <w:proofErr w:type="spellEnd"/>
-            <w:r>
-              <w:rPr>
-                <w:sz w:val="18"/>
-              </w:rPr>
-              <w:t>, 피부, 장 관련 개선 표현 금지</w:t>
+            <w:tcW w:type="dxa" w:w="3009"/>
+          </w:tcPr>
+          <w:p>
+            <w:r/>
+            <w:r>
+              <w:rPr>
+                <w:rFonts w:ascii="맑은 고딕" w:hAnsi="맑은 고딕" w:eastAsia="맑은 고딕"/>
+                <w:b w:val="0"/>
+                <w:sz w:val="18"/>
+              </w:rPr>
+              <w:t>알러지, 피부, 장 관련 개선 표현 금지</w:t>
             </w:r>
           </w:p>
         </w:tc>
@@ -2589,49 +1880,60 @@
     <w:p>
       <w:r>
         <w:rPr>
+          <w:rFonts w:ascii="맑은 고딕" w:hAnsi="맑은 고딕" w:eastAsia="맑은 고딕"/>
           <w:b/>
+          <w:sz w:val="20"/>
         </w:rPr>
         <w:t>[이렇게 급여/촬영하면 좋아요 - 활용법 리스트]</w:t>
       </w:r>
     </w:p>
     <w:p>
       <w:r>
-        <w:t xml:space="preserve">1. 패키지 사진을 </w:t>
-      </w:r>
-      <w:proofErr w:type="spellStart"/>
-      <w:r>
-        <w:t>연출컷</w:t>
-      </w:r>
-      <w:proofErr w:type="spellEnd"/>
-      <w:r>
-        <w:t xml:space="preserve"> 형태로 촬영합니다.</w:t>
-      </w:r>
-    </w:p>
-    <w:p>
-      <w:r>
-        <w:t xml:space="preserve">2. 개별 </w:t>
-      </w:r>
-      <w:proofErr w:type="spellStart"/>
-      <w:r>
-        <w:t>소포장</w:t>
-      </w:r>
-      <w:proofErr w:type="spellEnd"/>
-      <w:r>
-        <w:t xml:space="preserve"> 사진을 촬영합니다.</w:t>
-      </w:r>
-    </w:p>
-    <w:p>
-      <w:r>
+        <w:rPr>
+          <w:rFonts w:ascii="맑은 고딕" w:hAnsi="맑은 고딕" w:eastAsia="맑은 고딕"/>
+          <w:b w:val="0"/>
+          <w:sz w:val="20"/>
+        </w:rPr>
+        <w:t>1. 패키지 사진을 연출컷 형태로 촬영합니다.</w:t>
+      </w:r>
+    </w:p>
+    <w:p>
+      <w:r>
+        <w:rPr>
+          <w:rFonts w:ascii="맑은 고딕" w:hAnsi="맑은 고딕" w:eastAsia="맑은 고딕"/>
+          <w:b w:val="0"/>
+          <w:sz w:val="20"/>
+        </w:rPr>
+        <w:t>2. 개별 소포장 사진을 촬영합니다.</w:t>
+      </w:r>
+    </w:p>
+    <w:p>
+      <w:r>
+        <w:rPr>
+          <w:rFonts w:ascii="맑은 고딕" w:hAnsi="맑은 고딕" w:eastAsia="맑은 고딕"/>
+          <w:b w:val="0"/>
+          <w:sz w:val="20"/>
+        </w:rPr>
         <w:t>3. 기존 사료나 다른 제품과 섞지 않고 단독으로 급여합니다.</w:t>
       </w:r>
     </w:p>
     <w:p>
       <w:r>
+        <w:rPr>
+          <w:rFonts w:ascii="맑은 고딕" w:hAnsi="맑은 고딕" w:eastAsia="맑은 고딕"/>
+          <w:b w:val="0"/>
+          <w:sz w:val="20"/>
+        </w:rPr>
         <w:t>4. 반려묘가 냄새 맡고 먹는 모습을 촬영합니다.</w:t>
       </w:r>
     </w:p>
     <w:p>
       <w:r>
+        <w:rPr>
+          <w:rFonts w:ascii="맑은 고딕" w:hAnsi="맑은 고딕" w:eastAsia="맑은 고딕"/>
+          <w:b w:val="0"/>
+          <w:sz w:val="20"/>
+        </w:rPr>
         <w:t>5. 구매처는 네이버 브랜드스토어 연결 URL로 안내합니다.</w:t>
       </w:r>
     </w:p>
@@ -2639,92 +1941,93 @@
     <w:p>
       <w:r>
         <w:rPr>
+          <w:rFonts w:ascii="맑은 고딕" w:hAnsi="맑은 고딕" w:eastAsia="맑은 고딕"/>
           <w:b/>
+          <w:sz w:val="20"/>
         </w:rPr>
         <w:t>[자주 묻는 질문 - FAQ]</w:t>
       </w:r>
     </w:p>
     <w:p>
       <w:r>
+        <w:rPr>
+          <w:rFonts w:ascii="맑은 고딕" w:hAnsi="맑은 고딕" w:eastAsia="맑은 고딕"/>
+          <w:b w:val="0"/>
+          <w:sz w:val="20"/>
+        </w:rPr>
         <w:t>Q. 고양이 LID사료라고 제목에 넣어도 되나요?</w:t>
       </w:r>
     </w:p>
     <w:p>
       <w:r>
+        <w:rPr>
+          <w:rFonts w:ascii="맑은 고딕" w:hAnsi="맑은 고딕" w:eastAsia="맑은 고딕"/>
+          <w:b w:val="0"/>
+          <w:sz w:val="20"/>
+        </w:rPr>
         <w:t>A. 요청서 키워드로 사용할 수 있습니다. 다만 LID의 의미나 효과를 임의로 확장하지 말고 상세페이지 표현 범위 안에서 설명하세요.</w:t>
       </w:r>
     </w:p>
     <w:p/>
     <w:p>
       <w:r>
-        <w:lastRenderedPageBreak/>
-        <w:t xml:space="preserve">Q. 고양이 </w:t>
-      </w:r>
-      <w:proofErr w:type="spellStart"/>
-      <w:r>
-        <w:t>알러지가</w:t>
-      </w:r>
-      <w:proofErr w:type="spellEnd"/>
-      <w:r>
-        <w:t xml:space="preserve"> 좋아졌다고 써도 되나요?</w:t>
-      </w:r>
-    </w:p>
-    <w:p>
-      <w:r>
-        <w:t>A. 쓰지 마세요. '</w:t>
-      </w:r>
-      <w:proofErr w:type="spellStart"/>
-      <w:r>
-        <w:t>알러지</w:t>
-      </w:r>
-      <w:proofErr w:type="spellEnd"/>
-      <w:r>
-        <w:t xml:space="preserve"> 고민으로 사료를 바꿔봤다'</w:t>
-      </w:r>
-      <w:proofErr w:type="spellStart"/>
-      <w:r>
-        <w:t>처럼</w:t>
-      </w:r>
-      <w:proofErr w:type="spellEnd"/>
-      <w:r>
-        <w:t xml:space="preserve"> 보호자 상황 중심으로 표현하세요.</w:t>
-      </w:r>
-    </w:p>
-    <w:p/>
-    <w:p>
-      <w:r>
+        <w:rPr>
+          <w:rFonts w:ascii="맑은 고딕" w:hAnsi="맑은 고딕" w:eastAsia="맑은 고딕"/>
+          <w:b w:val="0"/>
+          <w:sz w:val="20"/>
+        </w:rPr>
+        <w:t>Q. 고양이 알러지가 좋아졌다고 써도 되나요?</w:t>
+      </w:r>
+    </w:p>
+    <w:p>
+      <w:r>
+        <w:rPr>
+          <w:rFonts w:ascii="맑은 고딕" w:hAnsi="맑은 고딕" w:eastAsia="맑은 고딕"/>
+          <w:b w:val="0"/>
+          <w:sz w:val="20"/>
+        </w:rPr>
+        <w:t>A. 쓰지 마세요. '알러지 고민으로 사료를 바꿔봤다'처럼 보호자 상황 중심으로 표현하세요.</w:t>
+      </w:r>
+    </w:p>
+    <w:p/>
+    <w:p>
+      <w:r>
+        <w:rPr>
+          <w:rFonts w:ascii="맑은 고딕" w:hAnsi="맑은 고딕" w:eastAsia="맑은 고딕"/>
+          <w:b w:val="0"/>
+          <w:sz w:val="20"/>
+        </w:rPr>
         <w:t>Q. 곤충사료는 어떻게 설명하면 좋나요?</w:t>
       </w:r>
     </w:p>
     <w:p>
       <w:r>
-        <w:t xml:space="preserve">A. 상세페이지 기준으로 '100% 가수분해 </w:t>
-      </w:r>
-      <w:proofErr w:type="spellStart"/>
-      <w:r>
-        <w:t>밀웜사료</w:t>
-      </w:r>
-      <w:proofErr w:type="spellEnd"/>
-      <w:r>
-        <w:t>'</w:t>
-      </w:r>
-      <w:proofErr w:type="spellStart"/>
-      <w:r>
-        <w:t>처럼</w:t>
-      </w:r>
-      <w:proofErr w:type="spellEnd"/>
-      <w:r>
-        <w:t xml:space="preserve"> 확인 가능한 원료 설계 사실을 말하세요.</w:t>
-      </w:r>
-    </w:p>
-    <w:p/>
-    <w:p>
-      <w:r>
+        <w:rPr>
+          <w:rFonts w:ascii="맑은 고딕" w:hAnsi="맑은 고딕" w:eastAsia="맑은 고딕"/>
+          <w:b w:val="0"/>
+          <w:sz w:val="20"/>
+        </w:rPr>
+        <w:t>A. 상세페이지 기준으로 '100% 가수분해 밀웜사료'처럼 확인 가능한 원료 설계 사실을 말하세요.</w:t>
+      </w:r>
+    </w:p>
+    <w:p/>
+    <w:p>
+      <w:r>
+        <w:rPr>
+          <w:rFonts w:ascii="맑은 고딕" w:hAnsi="맑은 고딕" w:eastAsia="맑은 고딕"/>
+          <w:b w:val="0"/>
+          <w:sz w:val="20"/>
+        </w:rPr>
         <w:t>Q. 유산균 함유는 어떻게 써야 하나요?</w:t>
       </w:r>
     </w:p>
     <w:p>
       <w:r>
+        <w:rPr>
+          <w:rFonts w:ascii="맑은 고딕" w:hAnsi="맑은 고딕" w:eastAsia="맑은 고딕"/>
+          <w:b w:val="0"/>
+          <w:sz w:val="20"/>
+        </w:rPr>
         <w:t>A. 고양이 유래 특허유산균 함유처럼 사실 중심으로 쓰고, 장 개선·변비·설사 관련 표현은 피하세요.</w:t>
       </w:r>
     </w:p>
@@ -2732,13 +2035,20 @@
     <w:p>
       <w:r>
         <w:rPr>
+          <w:rFonts w:ascii="맑은 고딕" w:hAnsi="맑은 고딕" w:eastAsia="맑은 고딕"/>
           <w:b/>
+          <w:sz w:val="20"/>
         </w:rPr>
         <w:t>[구매처 연결 URL]</w:t>
       </w:r>
     </w:p>
     <w:p>
       <w:r>
+        <w:rPr>
+          <w:rFonts w:ascii="맑은 고딕" w:hAnsi="맑은 고딕" w:eastAsia="맑은 고딕"/>
+          <w:b w:val="0"/>
+          <w:sz w:val="20"/>
+        </w:rPr>
         <w:t>https://brand.naver.com/indigo/products/11217939656?nt_source=naver&amp;nt_medium=influence&amp;nt_detail=always_cat&amp;nt_keyword=bio_hypo</w:t>
       </w:r>
     </w:p>
@@ -2746,22 +2056,21 @@
     <w:p>
       <w:r>
         <w:rPr>
+          <w:rFonts w:ascii="맑은 고딕" w:hAnsi="맑은 고딕" w:eastAsia="맑은 고딕"/>
           <w:b/>
+          <w:sz w:val="20"/>
         </w:rPr>
         <w:t>[태그]</w:t>
       </w:r>
     </w:p>
     <w:p>
       <w:r>
-        <w:t>#고양이사료 #고양이알러지사료 #고양이LID사료 #</w:t>
-      </w:r>
-      <w:proofErr w:type="spellStart"/>
-      <w:r>
-        <w:t>고양이곤충사료</w:t>
-      </w:r>
-      <w:proofErr w:type="spellEnd"/>
-      <w:r>
-        <w:t xml:space="preserve"> #고양이가수분해사료 #인디고 #하이포알러제닉포캣</w:t>
+        <w:rPr>
+          <w:rFonts w:ascii="맑은 고딕" w:hAnsi="맑은 고딕" w:eastAsia="맑은 고딕"/>
+          <w:b w:val="0"/>
+          <w:sz w:val="20"/>
+        </w:rPr>
+        <w:t>#고양이사료 #고양이알러지사료 #고양이LID사료 #고양이곤충사료 #고양이가수분해사료 #인디고 #하이포알러제닉포캣</w:t>
       </w:r>
     </w:p>
     <w:p/>
@@ -2773,338 +2082,235 @@
     <w:p>
       <w:r>
         <w:rPr>
+          <w:rFonts w:ascii="맑은 고딕" w:hAnsi="맑은 고딕" w:eastAsia="맑은 고딕"/>
+          <w:b w:val="0"/>
           <w:sz w:val="28"/>
         </w:rPr>
-        <w:lastRenderedPageBreak/>
-        <w:t>&lt;</w:t>
-      </w:r>
-      <w:proofErr w:type="spellStart"/>
-      <w:r>
-        <w:rPr>
-          <w:sz w:val="28"/>
-        </w:rPr>
-        <w:t>인디고</w:t>
-      </w:r>
-      <w:proofErr w:type="spellEnd"/>
-      <w:r>
-        <w:rPr>
-          <w:sz w:val="28"/>
-        </w:rPr>
-        <w:t xml:space="preserve"> 펫 오리진 </w:t>
-      </w:r>
-      <w:proofErr w:type="spellStart"/>
-      <w:r>
-        <w:rPr>
-          <w:sz w:val="28"/>
-        </w:rPr>
-        <w:t>데일리스틱</w:t>
-      </w:r>
-      <w:proofErr w:type="spellEnd"/>
-      <w:r>
-        <w:rPr>
-          <w:sz w:val="28"/>
-        </w:rPr>
-        <w:t xml:space="preserve"> 리뷰 글 템플릿&gt;</w:t>
-      </w:r>
-    </w:p>
-    <w:p/>
-    <w:p>
-      <w:r>
-        <w:rPr>
+        <w:t>&lt;인디고 펫 오리진 데일리스틱 리뷰 글 템플릿&gt;</w:t>
+      </w:r>
+    </w:p>
+    <w:p/>
+    <w:p>
+      <w:r>
+        <w:rPr>
+          <w:rFonts w:ascii="맑은 고딕" w:hAnsi="맑은 고딕" w:eastAsia="맑은 고딕"/>
           <w:b/>
+          <w:sz w:val="20"/>
         </w:rPr>
         <w:t>[제목 예시]</w:t>
       </w:r>
     </w:p>
     <w:p>
       <w:r>
-        <w:t xml:space="preserve">고양이 참치간식 추천 </w:t>
-      </w:r>
-      <w:proofErr w:type="spellStart"/>
-      <w:r>
-        <w:t>인디고</w:t>
-      </w:r>
-      <w:proofErr w:type="spellEnd"/>
-      <w:r>
-        <w:t xml:space="preserve"> </w:t>
-      </w:r>
-      <w:proofErr w:type="spellStart"/>
-      <w:r>
-        <w:t>펫오리진</w:t>
-      </w:r>
-      <w:proofErr w:type="spellEnd"/>
-      <w:r>
-        <w:t xml:space="preserve"> </w:t>
-      </w:r>
-      <w:proofErr w:type="spellStart"/>
-      <w:r>
-        <w:t>데일리스틱</w:t>
-      </w:r>
-      <w:proofErr w:type="spellEnd"/>
-      <w:r>
-        <w:t xml:space="preserve"> 급여후기</w:t>
-      </w:r>
-    </w:p>
-    <w:p>
-      <w:r>
-        <w:t xml:space="preserve">고양이 유산균 간식 찾다가 먹여본 </w:t>
-      </w:r>
-      <w:proofErr w:type="spellStart"/>
-      <w:r>
-        <w:t>참치스틱</w:t>
-      </w:r>
-      <w:proofErr w:type="spellEnd"/>
-      <w:r>
-        <w:t xml:space="preserve"> 솔직후기</w:t>
-      </w:r>
-    </w:p>
-    <w:p>
-      <w:r>
-        <w:t xml:space="preserve">입맛 까다로운 고양이 간식 추천, </w:t>
-      </w:r>
-      <w:proofErr w:type="spellStart"/>
-      <w:r>
-        <w:t>인디고</w:t>
-      </w:r>
-      <w:proofErr w:type="spellEnd"/>
-      <w:r>
-        <w:t xml:space="preserve"> </w:t>
-      </w:r>
-      <w:proofErr w:type="spellStart"/>
-      <w:r>
-        <w:t>데일리스틱</w:t>
-      </w:r>
-      <w:proofErr w:type="spellEnd"/>
-      <w:r>
-        <w:t xml:space="preserve"> 2가지 맛</w:t>
-      </w:r>
-    </w:p>
-    <w:p/>
-    <w:p>
-      <w:r>
-        <w:rPr>
+        <w:rPr>
+          <w:rFonts w:ascii="맑은 고딕" w:hAnsi="맑은 고딕" w:eastAsia="맑은 고딕"/>
+          <w:b w:val="0"/>
+          <w:sz w:val="20"/>
+        </w:rPr>
+        <w:t>고양이 참치간식 추천 인디고 펫오리진 데일리스틱 급여후기</w:t>
+      </w:r>
+    </w:p>
+    <w:p>
+      <w:r>
+        <w:rPr>
+          <w:rFonts w:ascii="맑은 고딕" w:hAnsi="맑은 고딕" w:eastAsia="맑은 고딕"/>
+          <w:b w:val="0"/>
+          <w:sz w:val="20"/>
+        </w:rPr>
+        <w:t>고양이 유산균 간식 찾다가 먹여본 참치스틱 솔직후기</w:t>
+      </w:r>
+    </w:p>
+    <w:p>
+      <w:r>
+        <w:rPr>
+          <w:rFonts w:ascii="맑은 고딕" w:hAnsi="맑은 고딕" w:eastAsia="맑은 고딕"/>
+          <w:b w:val="0"/>
+          <w:sz w:val="20"/>
+        </w:rPr>
+        <w:t>입맛 까다로운 고양이 간식 추천, 인디고 데일리스틱 2가지 맛</w:t>
+      </w:r>
+    </w:p>
+    <w:p/>
+    <w:p>
+      <w:r>
+        <w:rPr>
+          <w:rFonts w:ascii="맑은 고딕" w:hAnsi="맑은 고딕" w:eastAsia="맑은 고딕"/>
           <w:b/>
+          <w:sz w:val="20"/>
         </w:rPr>
         <w:t>[맨 위 3줄 - 두괄식 결론]</w:t>
       </w:r>
     </w:p>
     <w:p>
       <w:r>
+        <w:rPr>
+          <w:rFonts w:ascii="맑은 고딕" w:hAnsi="맑은 고딕" w:eastAsia="맑은 고딕"/>
+          <w:b w:val="0"/>
+          <w:sz w:val="20"/>
+        </w:rPr>
         <w:t>[고양이 간식을 고를 때 고민했던 점 한 줄: 참치 원료, 기호성, 매일 급여 부담 등]</w:t>
       </w:r>
     </w:p>
     <w:p>
-      <w:proofErr w:type="spellStart"/>
-      <w:r>
-        <w:t>인디고</w:t>
-      </w:r>
-      <w:proofErr w:type="spellEnd"/>
-      <w:r>
-        <w:t xml:space="preserve"> 펫 오리진 </w:t>
-      </w:r>
-      <w:proofErr w:type="spellStart"/>
-      <w:r>
-        <w:t>데일리스틱은</w:t>
-      </w:r>
-      <w:proofErr w:type="spellEnd"/>
-      <w:r>
-        <w:t xml:space="preserve"> 100% 휴먼그레이드 </w:t>
-      </w:r>
-      <w:proofErr w:type="spellStart"/>
-      <w:r>
-        <w:t>동원참치를</w:t>
-      </w:r>
-      <w:proofErr w:type="spellEnd"/>
-      <w:r>
-        <w:t xml:space="preserve"> 사용한 짜먹는 고양이 간식으로 소개할 수 있어요.</w:t>
-      </w:r>
-    </w:p>
-    <w:p>
-      <w:r>
-        <w:t xml:space="preserve">직접 급여해본 결론: 짜서 바로 주거나 사료 </w:t>
-      </w:r>
-      <w:proofErr w:type="spellStart"/>
-      <w:r>
-        <w:t>토핑처럼</w:t>
-      </w:r>
-      <w:proofErr w:type="spellEnd"/>
-      <w:r>
-        <w:t xml:space="preserve"> 활용하기 쉬웠고, 2가지 맛이라 취향에 맞춰 보여주기 좋았습니다.</w:t>
-      </w:r>
-    </w:p>
-    <w:p/>
-    <w:p>
-      <w:r>
-        <w:rPr>
+      <w:r>
+        <w:rPr>
+          <w:rFonts w:ascii="맑은 고딕" w:hAnsi="맑은 고딕" w:eastAsia="맑은 고딕"/>
+          <w:b w:val="0"/>
+          <w:sz w:val="20"/>
+        </w:rPr>
+        <w:t>인디고 펫 오리진 데일리스틱은 100% 휴먼그레이드 동원참치를 사용한 짜먹는 고양이 간식으로 소개할 수 있어요.</w:t>
+      </w:r>
+    </w:p>
+    <w:p>
+      <w:r>
+        <w:rPr>
+          <w:rFonts w:ascii="맑은 고딕" w:hAnsi="맑은 고딕" w:eastAsia="맑은 고딕"/>
+          <w:b w:val="0"/>
+          <w:sz w:val="20"/>
+        </w:rPr>
+        <w:t>직접 급여해본 결론: 짜서 바로 주거나 사료 토핑처럼 활용하기 쉬웠고, 2가지 맛이라 취향에 맞춰 보여주기 좋았습니다.</w:t>
+      </w:r>
+    </w:p>
+    <w:p/>
+    <w:p>
+      <w:r>
+        <w:rPr>
+          <w:rFonts w:ascii="맑은 고딕" w:hAnsi="맑은 고딕" w:eastAsia="맑은 고딕"/>
           <w:b/>
-        </w:rPr>
-        <w:t xml:space="preserve">[이 제품이 </w:t>
-      </w:r>
-      <w:proofErr w:type="spellStart"/>
-      <w:r>
-        <w:rPr>
+          <w:sz w:val="20"/>
+        </w:rPr>
+        <w:t>[이 제품이 뭐예요? - 한 문장 정의]</w:t>
+      </w:r>
+    </w:p>
+    <w:p>
+      <w:r>
+        <w:rPr>
+          <w:rFonts w:ascii="맑은 고딕" w:hAnsi="맑은 고딕" w:eastAsia="맑은 고딕"/>
+          <w:b w:val="0"/>
+          <w:sz w:val="20"/>
+        </w:rPr>
+        <w:t>인디고 펫 오리진 데일리스틱은 100% 휴먼그레이드 동원참치와 고양이 유래 특허 유산균을 담은 짜먹는 고양이 간식입니다.</w:t>
+      </w:r>
+    </w:p>
+    <w:p>
+      <w:r>
+        <w:rPr>
+          <w:rFonts w:ascii="맑은 고딕" w:hAnsi="맑은 고딕" w:eastAsia="맑은 고딕"/>
+          <w:b w:val="0"/>
+          <w:sz w:val="20"/>
+        </w:rPr>
+        <w:t>구성: 흰살참치 / 흰살참치&amp;닭가슴살 2가지 맛 / 나트륨 0.3% 미만 설계 / 4개입 소포장.</w:t>
+      </w:r>
+    </w:p>
+    <w:p>
+      <w:r>
+        <w:rPr>
+          <w:rFonts w:ascii="맑은 고딕" w:hAnsi="맑은 고딕" w:eastAsia="맑은 고딕"/>
+          <w:b w:val="0"/>
+          <w:sz w:val="20"/>
+        </w:rPr>
+        <w:t>※ 유산균 함유는 사실로 말할 수 있지만, 장 건강 개선·변비·설사 개선처럼 효능으로 단정하지 마세요.</w:t>
+      </w:r>
+    </w:p>
+    <w:p/>
+    <w:p>
+      <w:r>
+        <w:rPr>
+          <w:rFonts w:ascii="맑은 고딕" w:hAnsi="맑은 고딕" w:eastAsia="맑은 고딕"/>
           <w:b/>
-        </w:rPr>
-        <w:t>뭐예요</w:t>
-      </w:r>
-      <w:proofErr w:type="spellEnd"/>
-      <w:r>
-        <w:rPr>
+          <w:sz w:val="20"/>
+        </w:rPr>
+        <w:t>[직접 급여해봤어요 - 경험 + 사진]</w:t>
+      </w:r>
+    </w:p>
+    <w:p>
+      <w:r>
+        <w:rPr>
+          <w:rFonts w:ascii="맑은 고딕" w:hAnsi="맑은 고딕" w:eastAsia="맑은 고딕"/>
+          <w:b w:val="0"/>
+          <w:sz w:val="20"/>
+        </w:rPr>
+        <w:t>[급여한 맛과 급여 상황: 간식 시간, 사료 토핑, 물에 타기 등]</w:t>
+      </w:r>
+    </w:p>
+    <w:p>
+      <w:r>
+        <w:rPr>
+          <w:rFonts w:ascii="맑은 고딕" w:hAnsi="맑은 고딕" w:eastAsia="맑은 고딕"/>
+          <w:b w:val="0"/>
+          <w:sz w:val="20"/>
+        </w:rPr>
+        <w:t>[반려묘가 냄새를 맡고 핥아먹는 모습]</w:t>
+      </w:r>
+    </w:p>
+    <w:p>
+      <w:r>
+        <w:rPr>
+          <w:rFonts w:ascii="맑은 고딕" w:hAnsi="맑은 고딕" w:eastAsia="맑은 고딕"/>
+          <w:b w:val="0"/>
+          <w:sz w:val="20"/>
+        </w:rPr>
+        <w:t>[짜먹는 제형의 편의성: 손에 들고 주기, 토핑으로 얹기, 양 조절 등]</w:t>
+      </w:r>
+    </w:p>
+    <w:p>
+      <w:r>
+        <w:rPr>
+          <w:rFonts w:ascii="맑은 고딕" w:hAnsi="맑은 고딕" w:eastAsia="맑은 고딕"/>
+          <w:b w:val="0"/>
+          <w:sz w:val="20"/>
+        </w:rPr>
+        <w:t>[아쉬운 점 1가지도 솔직하게: 보관, 양, 향, 묽기 등]</w:t>
+      </w:r>
+    </w:p>
+    <w:p/>
+    <w:p>
+      <w:r>
+        <w:rPr>
+          <w:rFonts w:ascii="맑은 고딕" w:hAnsi="맑은 고딕" w:eastAsia="맑은 고딕"/>
           <w:b/>
-        </w:rPr>
-        <w:t>? - 한 문장 정의]</w:t>
-      </w:r>
-    </w:p>
-    <w:p>
-      <w:proofErr w:type="spellStart"/>
-      <w:r>
-        <w:t>인디고</w:t>
-      </w:r>
-      <w:proofErr w:type="spellEnd"/>
-      <w:r>
-        <w:t xml:space="preserve"> 펫 오리진 </w:t>
-      </w:r>
-      <w:proofErr w:type="spellStart"/>
-      <w:r>
-        <w:t>데일리스틱은</w:t>
-      </w:r>
-      <w:proofErr w:type="spellEnd"/>
-      <w:r>
-        <w:t xml:space="preserve"> 100% 휴먼그레이드 </w:t>
-      </w:r>
-      <w:proofErr w:type="spellStart"/>
-      <w:r>
-        <w:t>동원참치와</w:t>
-      </w:r>
-      <w:proofErr w:type="spellEnd"/>
-      <w:r>
-        <w:t xml:space="preserve"> 고양이 유래 특허 유산균을 담은 짜먹는 고양이 간식입니다.</w:t>
-      </w:r>
-    </w:p>
-    <w:p>
-      <w:r>
-        <w:t xml:space="preserve">구성: </w:t>
-      </w:r>
-      <w:proofErr w:type="spellStart"/>
-      <w:r>
-        <w:t>흰살참치</w:t>
-      </w:r>
-      <w:proofErr w:type="spellEnd"/>
-      <w:r>
-        <w:t xml:space="preserve"> / </w:t>
-      </w:r>
-      <w:proofErr w:type="spellStart"/>
-      <w:r>
-        <w:t>흰살참치</w:t>
-      </w:r>
-      <w:proofErr w:type="spellEnd"/>
-      <w:r>
-        <w:t xml:space="preserve">&amp;닭가슴살 2가지 맛 / 나트륨 0.3% 미만 설계 / 4개입 </w:t>
-      </w:r>
-      <w:proofErr w:type="spellStart"/>
-      <w:r>
-        <w:t>소포장</w:t>
-      </w:r>
-      <w:proofErr w:type="spellEnd"/>
-      <w:r>
-        <w:t>.</w:t>
-      </w:r>
-    </w:p>
-    <w:p>
-      <w:r>
-        <w:t>※ 유산균 함유는 사실로 말할 수 있지만, 장 건강 개선·변비·설사 개선처럼 효능으로 단정하지 마세요.</w:t>
-      </w:r>
-    </w:p>
-    <w:p/>
-    <w:p>
-      <w:r>
-        <w:rPr>
+          <w:sz w:val="20"/>
+        </w:rPr>
+        <w:t>[제품 특징은 어떻게 말하면 좋아요?]</w:t>
+      </w:r>
+    </w:p>
+    <w:p>
+      <w:r>
+        <w:rPr>
+          <w:rFonts w:ascii="맑은 고딕" w:hAnsi="맑은 고딕" w:eastAsia="맑은 고딕"/>
+          <w:b w:val="0"/>
+          <w:sz w:val="20"/>
+        </w:rPr>
+        <w:t>고양이 간식 리뷰는 원료 사실과 실제 급여 편의성을 중심으로 쓰세요.</w:t>
+      </w:r>
+    </w:p>
+    <w:p>
+      <w:r>
+        <w:rPr>
+          <w:rFonts w:ascii="맑은 고딕" w:hAnsi="맑은 고딕" w:eastAsia="맑은 고딕"/>
+          <w:b w:val="0"/>
+          <w:sz w:val="20"/>
+        </w:rPr>
+        <w:t>좋은 흐름: "간식을 고를 때 원료가 믿을 만한지와 매일 줘도 부담 없는지를 보게 되는데, 이 제품은 100% 휴먼그레이드 동원참치와 나트륨 0.3% 미만 설계를 확인할 수 있었어요."</w:t>
+      </w:r>
+    </w:p>
+    <w:p>
+      <w:r>
+        <w:rPr>
+          <w:rFonts w:ascii="맑은 고딕" w:hAnsi="맑은 고딕" w:eastAsia="맑은 고딕"/>
+          <w:b w:val="0"/>
+          <w:sz w:val="20"/>
+        </w:rPr>
+        <w:t>고양이 유래 특허 유산균은 함유 사실 중심으로만 언급하고 건강 개선 표현으로 확장하지 마세요.</w:t>
+      </w:r>
+    </w:p>
+    <w:p/>
+    <w:p>
+      <w:r>
+        <w:rPr>
+          <w:rFonts w:ascii="맑은 고딕" w:hAnsi="맑은 고딕" w:eastAsia="맑은 고딕"/>
           <w:b/>
-        </w:rPr>
-        <w:t>[직접 급여해봤어요 - 경험 + 사진]</w:t>
-      </w:r>
-    </w:p>
-    <w:p>
-      <w:r>
-        <w:t xml:space="preserve">[급여한 맛과 급여 상황: 간식 시간, 사료 </w:t>
-      </w:r>
-      <w:proofErr w:type="spellStart"/>
-      <w:r>
-        <w:t>토핑</w:t>
-      </w:r>
-      <w:proofErr w:type="spellEnd"/>
-      <w:r>
-        <w:t>, 물에 타기 등]</w:t>
-      </w:r>
-    </w:p>
-    <w:p>
-      <w:r>
-        <w:t>[반려묘가 냄새를 맡고 핥아먹는 모습]</w:t>
-      </w:r>
-    </w:p>
-    <w:p>
-      <w:r>
-        <w:t xml:space="preserve">[짜먹는 제형의 편의성: 손에 들고 주기, </w:t>
-      </w:r>
-      <w:proofErr w:type="spellStart"/>
-      <w:r>
-        <w:t>토핑으로</w:t>
-      </w:r>
-      <w:proofErr w:type="spellEnd"/>
-      <w:r>
-        <w:t xml:space="preserve"> 얹기, 양 조절 등]</w:t>
-      </w:r>
-    </w:p>
-    <w:p>
-      <w:r>
-        <w:t>[아쉬운 점 1가지도 솔직하게: 보관, 양, 향, 묽기 등]</w:t>
-      </w:r>
-    </w:p>
-    <w:p/>
-    <w:p>
-      <w:pPr>
-        <w:rPr>
-          <w:rFonts w:hint="eastAsia"/>
-        </w:rPr>
-      </w:pPr>
-    </w:p>
-    <w:p>
-      <w:r>
-        <w:rPr>
-          <w:b/>
-        </w:rPr>
-        <w:lastRenderedPageBreak/>
-        <w:t>[제품 특징은 어떻게 말하면 좋아요?]</w:t>
-      </w:r>
-    </w:p>
-    <w:p>
-      <w:r>
-        <w:t>고양이 간식 리뷰는 원료 사실과 실제 급여 편의성을 중심으로 쓰세요.</w:t>
-      </w:r>
-    </w:p>
-    <w:p>
-      <w:r>
-        <w:t xml:space="preserve">좋은 흐름: "간식을 고를 때 원료가 믿을 만한지와 매일 줘도 부담 없는지를 보게 되는데, 이 제품은 100% 휴먼그레이드 </w:t>
-      </w:r>
-      <w:proofErr w:type="spellStart"/>
-      <w:r>
-        <w:t>동원참치와</w:t>
-      </w:r>
-      <w:proofErr w:type="spellEnd"/>
-      <w:r>
-        <w:t xml:space="preserve"> 나트륨 0.3% 미만 설계를 확인할 수 있었어요."</w:t>
-      </w:r>
-    </w:p>
-    <w:p>
-      <w:r>
-        <w:t>고양이 유래 특허 유산균은 함유 사실 중심으로만 언급하고 건강 개선 표현으로 확장하지 마세요.</w:t>
-      </w:r>
-    </w:p>
-    <w:p/>
-    <w:p>
-      <w:r>
-        <w:rPr>
-          <w:b/>
+          <w:sz w:val="20"/>
         </w:rPr>
         <w:t>[비교표]</w:t>
       </w:r>
@@ -3112,22 +2318,24 @@
     <w:tbl>
       <w:tblPr>
         <w:tblStyle w:val="aa"/>
-        <w:tblW w:w="0" w:type="auto"/>
-        <w:tblLook w:val="04A0" w:firstRow="1" w:lastRow="0" w:firstColumn="1" w:lastColumn="0" w:noHBand="0" w:noVBand="1"/>
+        <w:tblW w:type="auto" w:w="0"/>
+        <w:tblLook w:firstColumn="1" w:firstRow="1" w:lastColumn="0" w:lastRow="0" w:noHBand="0" w:noVBand="1" w:val="04A0"/>
       </w:tblPr>
       <w:tblGrid>
-        <w:gridCol w:w="3006"/>
-        <w:gridCol w:w="3005"/>
-        <w:gridCol w:w="3005"/>
+        <w:gridCol w:w="3009"/>
+        <w:gridCol w:w="3009"/>
+        <w:gridCol w:w="3009"/>
       </w:tblGrid>
       <w:tr>
         <w:tc>
           <w:tcPr>
-            <w:tcW w:w="3009" w:type="dxa"/>
-          </w:tcPr>
-          <w:p>
-            <w:r>
-              <w:rPr>
+            <w:tcW w:type="dxa" w:w="3009"/>
+          </w:tcPr>
+          <w:p>
+            <w:r/>
+            <w:r>
+              <w:rPr>
+                <w:rFonts w:ascii="맑은 고딕" w:hAnsi="맑은 고딕" w:eastAsia="맑은 고딕"/>
                 <w:b/>
                 <w:sz w:val="18"/>
               </w:rPr>
@@ -3137,11 +2345,13 @@
         </w:tc>
         <w:tc>
           <w:tcPr>
-            <w:tcW w:w="3009" w:type="dxa"/>
-          </w:tcPr>
-          <w:p>
-            <w:r>
-              <w:rPr>
+            <w:tcW w:type="dxa" w:w="3009"/>
+          </w:tcPr>
+          <w:p>
+            <w:r/>
+            <w:r>
+              <w:rPr>
+                <w:rFonts w:ascii="맑은 고딕" w:hAnsi="맑은 고딕" w:eastAsia="맑은 고딕"/>
                 <w:b/>
                 <w:sz w:val="18"/>
               </w:rPr>
@@ -3151,11 +2361,13 @@
         </w:tc>
         <w:tc>
           <w:tcPr>
-            <w:tcW w:w="3009" w:type="dxa"/>
-          </w:tcPr>
-          <w:p>
-            <w:r>
-              <w:rPr>
+            <w:tcW w:type="dxa" w:w="3009"/>
+          </w:tcPr>
+          <w:p>
+            <w:r/>
+            <w:r>
+              <w:rPr>
+                <w:rFonts w:ascii="맑은 고딕" w:hAnsi="맑은 고딕" w:eastAsia="맑은 고딕"/>
                 <w:b/>
                 <w:sz w:val="18"/>
               </w:rPr>
@@ -3167,11 +2379,14 @@
       <w:tr>
         <w:tc>
           <w:tcPr>
-            <w:tcW w:w="3009" w:type="dxa"/>
-          </w:tcPr>
-          <w:p>
-            <w:r>
-              <w:rPr>
+            <w:tcW w:type="dxa" w:w="3009"/>
+          </w:tcPr>
+          <w:p>
+            <w:r/>
+            <w:r>
+              <w:rPr>
+                <w:rFonts w:ascii="맑은 고딕" w:hAnsi="맑은 고딕" w:eastAsia="맑은 고딕"/>
+                <w:b w:val="0"/>
                 <w:sz w:val="18"/>
               </w:rPr>
               <w:t>직접 급여</w:t>
@@ -3180,11 +2395,14 @@
         </w:tc>
         <w:tc>
           <w:tcPr>
-            <w:tcW w:w="3009" w:type="dxa"/>
-          </w:tcPr>
-          <w:p>
-            <w:r>
-              <w:rPr>
+            <w:tcW w:type="dxa" w:w="3009"/>
+          </w:tcPr>
+          <w:p>
+            <w:r/>
+            <w:r>
+              <w:rPr>
+                <w:rFonts w:ascii="맑은 고딕" w:hAnsi="맑은 고딕" w:eastAsia="맑은 고딕"/>
+                <w:b w:val="0"/>
                 <w:sz w:val="18"/>
               </w:rPr>
               <w:t>스틱을 짜서 반려묘에게 급여</w:t>
@@ -3193,11 +2411,14 @@
         </w:tc>
         <w:tc>
           <w:tcPr>
-            <w:tcW w:w="3009" w:type="dxa"/>
-          </w:tcPr>
-          <w:p>
-            <w:r>
-              <w:rPr>
+            <w:tcW w:type="dxa" w:w="3009"/>
+          </w:tcPr>
+          <w:p>
+            <w:r/>
+            <w:r>
+              <w:rPr>
+                <w:rFonts w:ascii="맑은 고딕" w:hAnsi="맑은 고딕" w:eastAsia="맑은 고딕"/>
+                <w:b w:val="0"/>
                 <w:sz w:val="18"/>
               </w:rPr>
               <w:t>손에 들고 바로 짜주기 편했습니다.</w:t>
@@ -3208,32 +2429,30 @@
       <w:tr>
         <w:tc>
           <w:tcPr>
-            <w:tcW w:w="3009" w:type="dxa"/>
-          </w:tcPr>
-          <w:p>
-            <w:r>
-              <w:rPr>
-                <w:sz w:val="18"/>
-              </w:rPr>
-              <w:t xml:space="preserve">사료 </w:t>
-            </w:r>
-            <w:proofErr w:type="spellStart"/>
-            <w:r>
-              <w:rPr>
-                <w:sz w:val="18"/>
-              </w:rPr>
-              <w:t>토핑</w:t>
-            </w:r>
-            <w:proofErr w:type="spellEnd"/>
-          </w:p>
-        </w:tc>
-        <w:tc>
-          <w:tcPr>
-            <w:tcW w:w="3009" w:type="dxa"/>
-          </w:tcPr>
-          <w:p>
-            <w:r>
-              <w:rPr>
+            <w:tcW w:type="dxa" w:w="3009"/>
+          </w:tcPr>
+          <w:p>
+            <w:r/>
+            <w:r>
+              <w:rPr>
+                <w:rFonts w:ascii="맑은 고딕" w:hAnsi="맑은 고딕" w:eastAsia="맑은 고딕"/>
+                <w:b w:val="0"/>
+                <w:sz w:val="18"/>
+              </w:rPr>
+              <w:t>사료 토핑</w:t>
+            </w:r>
+          </w:p>
+        </w:tc>
+        <w:tc>
+          <w:tcPr>
+            <w:tcW w:type="dxa" w:w="3009"/>
+          </w:tcPr>
+          <w:p>
+            <w:r/>
+            <w:r>
+              <w:rPr>
+                <w:rFonts w:ascii="맑은 고딕" w:hAnsi="맑은 고딕" w:eastAsia="맑은 고딕"/>
+                <w:b w:val="0"/>
                 <w:sz w:val="18"/>
               </w:rPr>
               <w:t>평소 사료 위에 얹는 장면</w:t>
@@ -3242,28 +2461,17 @@
         </w:tc>
         <w:tc>
           <w:tcPr>
-            <w:tcW w:w="3009" w:type="dxa"/>
-          </w:tcPr>
-          <w:p>
-            <w:r>
-              <w:rPr>
-                <w:sz w:val="18"/>
-              </w:rPr>
-              <w:t xml:space="preserve">사료 위에 소량 올려 </w:t>
-            </w:r>
-            <w:proofErr w:type="spellStart"/>
-            <w:r>
-              <w:rPr>
-                <w:sz w:val="18"/>
-              </w:rPr>
-              <w:t>토핑처럼</w:t>
-            </w:r>
-            <w:proofErr w:type="spellEnd"/>
-            <w:r>
-              <w:rPr>
-                <w:sz w:val="18"/>
-              </w:rPr>
-              <w:t xml:space="preserve"> 활용했습니다.</w:t>
+            <w:tcW w:type="dxa" w:w="3009"/>
+          </w:tcPr>
+          <w:p>
+            <w:r/>
+            <w:r>
+              <w:rPr>
+                <w:rFonts w:ascii="맑은 고딕" w:hAnsi="맑은 고딕" w:eastAsia="맑은 고딕"/>
+                <w:b w:val="0"/>
+                <w:sz w:val="18"/>
+              </w:rPr>
+              <w:t>사료 위에 소량 올려 토핑처럼 활용했습니다.</w:t>
             </w:r>
           </w:p>
         </w:tc>
@@ -3271,11 +2479,14 @@
       <w:tr>
         <w:tc>
           <w:tcPr>
-            <w:tcW w:w="3009" w:type="dxa"/>
-          </w:tcPr>
-          <w:p>
-            <w:r>
-              <w:rPr>
+            <w:tcW w:type="dxa" w:w="3009"/>
+          </w:tcPr>
+          <w:p>
+            <w:r/>
+            <w:r>
+              <w:rPr>
+                <w:rFonts w:ascii="맑은 고딕" w:hAnsi="맑은 고딕" w:eastAsia="맑은 고딕"/>
+                <w:b w:val="0"/>
                 <w:sz w:val="18"/>
               </w:rPr>
               <w:t>물에 타기</w:t>
@@ -3284,11 +2495,14 @@
         </w:tc>
         <w:tc>
           <w:tcPr>
-            <w:tcW w:w="3009" w:type="dxa"/>
-          </w:tcPr>
-          <w:p>
-            <w:r>
-              <w:rPr>
+            <w:tcW w:type="dxa" w:w="3009"/>
+          </w:tcPr>
+          <w:p>
+            <w:r/>
+            <w:r>
+              <w:rPr>
+                <w:rFonts w:ascii="맑은 고딕" w:hAnsi="맑은 고딕" w:eastAsia="맑은 고딕"/>
+                <w:b w:val="0"/>
                 <w:sz w:val="18"/>
               </w:rPr>
               <w:t>물과 섞는 장면</w:t>
@@ -3297,11 +2511,14 @@
         </w:tc>
         <w:tc>
           <w:tcPr>
-            <w:tcW w:w="3009" w:type="dxa"/>
-          </w:tcPr>
-          <w:p>
-            <w:r>
-              <w:rPr>
+            <w:tcW w:type="dxa" w:w="3009"/>
+          </w:tcPr>
+          <w:p>
+            <w:r/>
+            <w:r>
+              <w:rPr>
+                <w:rFonts w:ascii="맑은 고딕" w:hAnsi="맑은 고딕" w:eastAsia="맑은 고딕"/>
+                <w:b w:val="0"/>
                 <w:sz w:val="18"/>
               </w:rPr>
               <w:t>물에 풀어 촉촉한 간식처럼 보여줄 수 있었습니다.</w:t>
@@ -3312,11 +2529,14 @@
       <w:tr>
         <w:tc>
           <w:tcPr>
-            <w:tcW w:w="3009" w:type="dxa"/>
-          </w:tcPr>
-          <w:p>
-            <w:r>
-              <w:rPr>
+            <w:tcW w:type="dxa" w:w="3009"/>
+          </w:tcPr>
+          <w:p>
+            <w:r/>
+            <w:r>
+              <w:rPr>
+                <w:rFonts w:ascii="맑은 고딕" w:hAnsi="맑은 고딕" w:eastAsia="맑은 고딕"/>
+                <w:b w:val="0"/>
                 <w:sz w:val="18"/>
               </w:rPr>
               <w:t>주의</w:t>
@@ -3325,11 +2545,14 @@
         </w:tc>
         <w:tc>
           <w:tcPr>
-            <w:tcW w:w="3009" w:type="dxa"/>
-          </w:tcPr>
-          <w:p>
-            <w:r>
-              <w:rPr>
+            <w:tcW w:type="dxa" w:w="3009"/>
+          </w:tcPr>
+          <w:p>
+            <w:r/>
+            <w:r>
+              <w:rPr>
+                <w:rFonts w:ascii="맑은 고딕" w:hAnsi="맑은 고딕" w:eastAsia="맑은 고딕"/>
+                <w:b w:val="0"/>
                 <w:sz w:val="18"/>
               </w:rPr>
               <w:t>효능 단정 금지</w:t>
@@ -3338,11 +2561,14 @@
         </w:tc>
         <w:tc>
           <w:tcPr>
-            <w:tcW w:w="3009" w:type="dxa"/>
-          </w:tcPr>
-          <w:p>
-            <w:r>
-              <w:rPr>
+            <w:tcW w:type="dxa" w:w="3009"/>
+          </w:tcPr>
+          <w:p>
+            <w:r/>
+            <w:r>
+              <w:rPr>
+                <w:rFonts w:ascii="맑은 고딕" w:hAnsi="맑은 고딕" w:eastAsia="맑은 고딕"/>
+                <w:b w:val="0"/>
                 <w:sz w:val="18"/>
               </w:rPr>
               <w:t>장 건강 개선, 변비·설사 개선 표현 금지</w:t>
@@ -3355,46 +2581,70 @@
     <w:p>
       <w:r>
         <w:rPr>
+          <w:rFonts w:ascii="맑은 고딕" w:hAnsi="맑은 고딕" w:eastAsia="맑은 고딕"/>
           <w:b/>
+          <w:sz w:val="20"/>
         </w:rPr>
         <w:t>[이렇게 급여/촬영하면 좋아요 - 활용법 리스트]</w:t>
       </w:r>
     </w:p>
     <w:p>
       <w:r>
-        <w:t xml:space="preserve">1. 패키지 사진을 </w:t>
-      </w:r>
-      <w:proofErr w:type="spellStart"/>
-      <w:r>
-        <w:t>연출컷</w:t>
-      </w:r>
-      <w:proofErr w:type="spellEnd"/>
-      <w:r>
-        <w:t xml:space="preserve"> 형태로 촬영합니다.</w:t>
-      </w:r>
-    </w:p>
-    <w:p>
-      <w:r>
+        <w:rPr>
+          <w:rFonts w:ascii="맑은 고딕" w:hAnsi="맑은 고딕" w:eastAsia="맑은 고딕"/>
+          <w:b w:val="0"/>
+          <w:sz w:val="20"/>
+        </w:rPr>
+        <w:t>1. 패키지 사진을 연출컷 형태로 촬영합니다.</w:t>
+      </w:r>
+    </w:p>
+    <w:p>
+      <w:r>
+        <w:rPr>
+          <w:rFonts w:ascii="맑은 고딕" w:hAnsi="맑은 고딕" w:eastAsia="맑은 고딕"/>
+          <w:b w:val="0"/>
+          <w:sz w:val="20"/>
+        </w:rPr>
         <w:t>2. 개별 소포장과 2가지 맛 구성을 보여줍니다.</w:t>
       </w:r>
     </w:p>
     <w:p>
       <w:r>
+        <w:rPr>
+          <w:rFonts w:ascii="맑은 고딕" w:hAnsi="맑은 고딕" w:eastAsia="맑은 고딕"/>
+          <w:b w:val="0"/>
+          <w:sz w:val="20"/>
+        </w:rPr>
         <w:t>3. 반려묘에게 직접 짜서 급여하는 모습을 촬영합니다.</w:t>
       </w:r>
     </w:p>
     <w:p>
       <w:r>
+        <w:rPr>
+          <w:rFonts w:ascii="맑은 고딕" w:hAnsi="맑은 고딕" w:eastAsia="맑은 고딕"/>
+          <w:b w:val="0"/>
+          <w:sz w:val="20"/>
+        </w:rPr>
         <w:t>4. 사료 위에 얹거나 물에 타는 장면을 촬영합니다.</w:t>
       </w:r>
     </w:p>
     <w:p>
       <w:r>
+        <w:rPr>
+          <w:rFonts w:ascii="맑은 고딕" w:hAnsi="맑은 고딕" w:eastAsia="맑은 고딕"/>
+          <w:b w:val="0"/>
+          <w:sz w:val="20"/>
+        </w:rPr>
         <w:t>5. 약과 함께 급여하는 장면은 실제 보호자 상황에 맞고 오해가 없을 때만 사용합니다.</w:t>
       </w:r>
     </w:p>
     <w:p>
       <w:r>
+        <w:rPr>
+          <w:rFonts w:ascii="맑은 고딕" w:hAnsi="맑은 고딕" w:eastAsia="맑은 고딕"/>
+          <w:b w:val="0"/>
+          <w:sz w:val="20"/>
+        </w:rPr>
         <w:t>6. 구매처는 네이버 브랜드스토어 연결 URL로 안내합니다.</w:t>
       </w:r>
     </w:p>
@@ -3402,76 +2652,93 @@
     <w:p>
       <w:r>
         <w:rPr>
+          <w:rFonts w:ascii="맑은 고딕" w:hAnsi="맑은 고딕" w:eastAsia="맑은 고딕"/>
           <w:b/>
+          <w:sz w:val="20"/>
         </w:rPr>
         <w:t>[자주 묻는 질문 - FAQ]</w:t>
       </w:r>
     </w:p>
     <w:p>
       <w:r>
+        <w:rPr>
+          <w:rFonts w:ascii="맑은 고딕" w:hAnsi="맑은 고딕" w:eastAsia="맑은 고딕"/>
+          <w:b w:val="0"/>
+          <w:sz w:val="20"/>
+        </w:rPr>
         <w:t>Q. 고양이 유산균 간식이라고 써도 되나요?</w:t>
       </w:r>
     </w:p>
     <w:p>
       <w:r>
+        <w:rPr>
+          <w:rFonts w:ascii="맑은 고딕" w:hAnsi="맑은 고딕" w:eastAsia="맑은 고딕"/>
+          <w:b w:val="0"/>
+          <w:sz w:val="20"/>
+        </w:rPr>
         <w:t>A. 유산균 함유 사실은 쓸 수 있습니다. 다만 장 건강 개선, 변비나 설사에 좋다는 표현은 쓰지 마세요.</w:t>
       </w:r>
     </w:p>
     <w:p/>
     <w:p>
       <w:r>
-        <w:lastRenderedPageBreak/>
+        <w:rPr>
+          <w:rFonts w:ascii="맑은 고딕" w:hAnsi="맑은 고딕" w:eastAsia="맑은 고딕"/>
+          <w:b w:val="0"/>
+          <w:sz w:val="20"/>
+        </w:rPr>
         <w:t>Q. 매일 급여해도 된다고 써도 되나요?</w:t>
       </w:r>
     </w:p>
     <w:p>
       <w:r>
-        <w:t xml:space="preserve">A. 요청서의 </w:t>
-      </w:r>
-      <w:proofErr w:type="spellStart"/>
-      <w:r>
-        <w:t>저나트륨</w:t>
-      </w:r>
-      <w:proofErr w:type="spellEnd"/>
-      <w:r>
-        <w:t xml:space="preserve"> 설계와 매일 급여 부담이 적다는 방향은 가능하지만, 실제 권장 급여량과 상세페이지 표기를 확인해 함께 안내하세요.</w:t>
-      </w:r>
-    </w:p>
-    <w:p/>
-    <w:p>
-      <w:r>
+        <w:rPr>
+          <w:rFonts w:ascii="맑은 고딕" w:hAnsi="맑은 고딕" w:eastAsia="맑은 고딕"/>
+          <w:b w:val="0"/>
+          <w:sz w:val="20"/>
+        </w:rPr>
+        <w:t>A. 요청서의 저나트륨 설계와 매일 급여 부담이 적다는 방향은 가능하지만, 실제 권장 급여량과 상세페이지 표기를 확인해 함께 안내하세요.</w:t>
+      </w:r>
+    </w:p>
+    <w:p/>
+    <w:p>
+      <w:r>
+        <w:rPr>
+          <w:rFonts w:ascii="맑은 고딕" w:hAnsi="맑은 고딕" w:eastAsia="맑은 고딕"/>
+          <w:b w:val="0"/>
+          <w:sz w:val="20"/>
+        </w:rPr>
         <w:t>Q. 휴먼그레이드 참치는 어떻게 말하면 좋나요?</w:t>
       </w:r>
     </w:p>
     <w:p>
       <w:r>
-        <w:t xml:space="preserve">A. 상세페이지 기준으로 '100% 휴먼그레이드 </w:t>
-      </w:r>
-      <w:proofErr w:type="spellStart"/>
-      <w:r>
-        <w:t>동원참치</w:t>
-      </w:r>
-      <w:proofErr w:type="spellEnd"/>
-      <w:r>
-        <w:t xml:space="preserve"> 사용'</w:t>
-      </w:r>
-      <w:proofErr w:type="spellStart"/>
-      <w:r>
-        <w:t>처럼</w:t>
-      </w:r>
-      <w:proofErr w:type="spellEnd"/>
-      <w:r>
-        <w:t xml:space="preserve"> 사실 중심으로 쓰세요.</w:t>
-      </w:r>
-    </w:p>
-    <w:p/>
-    <w:p>
-      <w:r>
+        <w:rPr>
+          <w:rFonts w:ascii="맑은 고딕" w:hAnsi="맑은 고딕" w:eastAsia="맑은 고딕"/>
+          <w:b w:val="0"/>
+          <w:sz w:val="20"/>
+        </w:rPr>
+        <w:t>A. 상세페이지 기준으로 '100% 휴먼그레이드 동원참치 사용'처럼 사실 중심으로 쓰세요.</w:t>
+      </w:r>
+    </w:p>
+    <w:p/>
+    <w:p>
+      <w:r>
+        <w:rPr>
+          <w:rFonts w:ascii="맑은 고딕" w:hAnsi="맑은 고딕" w:eastAsia="맑은 고딕"/>
+          <w:b w:val="0"/>
+          <w:sz w:val="20"/>
+        </w:rPr>
         <w:t>Q. 입맛 까다로운 고양이도 잘 먹는다고 써도 되나요?</w:t>
       </w:r>
     </w:p>
     <w:p>
       <w:r>
+        <w:rPr>
+          <w:rFonts w:ascii="맑은 고딕" w:hAnsi="맑은 고딕" w:eastAsia="맑은 고딕"/>
+          <w:b w:val="0"/>
+          <w:sz w:val="20"/>
+        </w:rPr>
         <w:t>A. 우리 고양이 기준의 경험으로 '우리 아이는 잘 핥아먹었다' 정도는 가능하지만, 모든 고양이에게 잘 맞는다는 일반화는 피하세요.</w:t>
       </w:r>
     </w:p>
@@ -3479,13 +2746,20 @@
     <w:p>
       <w:r>
         <w:rPr>
+          <w:rFonts w:ascii="맑은 고딕" w:hAnsi="맑은 고딕" w:eastAsia="맑은 고딕"/>
           <w:b/>
+          <w:sz w:val="20"/>
         </w:rPr>
         <w:t>[구매처 연결 URL]</w:t>
       </w:r>
     </w:p>
     <w:p>
       <w:r>
+        <w:rPr>
+          <w:rFonts w:ascii="맑은 고딕" w:hAnsi="맑은 고딕" w:eastAsia="맑은 고딕"/>
+          <w:b w:val="0"/>
+          <w:sz w:val="20"/>
+        </w:rPr>
         <w:t>https://brand.naver.com/indigo/products/13580919806?nt_source=naver&amp;nt_medium=influence&amp;nt_detail=always_cat&amp;nt_keyword=petorigin_dailystick</w:t>
       </w:r>
     </w:p>
@@ -3493,13 +2767,20 @@
     <w:p>
       <w:r>
         <w:rPr>
+          <w:rFonts w:ascii="맑은 고딕" w:hAnsi="맑은 고딕" w:eastAsia="맑은 고딕"/>
           <w:b/>
+          <w:sz w:val="20"/>
         </w:rPr>
         <w:t>[태그]</w:t>
       </w:r>
     </w:p>
     <w:p>
       <w:r>
+        <w:rPr>
+          <w:rFonts w:ascii="맑은 고딕" w:hAnsi="맑은 고딕" w:eastAsia="맑은 고딕"/>
+          <w:b w:val="0"/>
+          <w:sz w:val="20"/>
+        </w:rPr>
         <w:t>#고양이간식 #고양이간식추천 #고양이참치스틱 #고양이참치간식 #고양이유산균간식 #인디고 #펫오리진데일리스틱</w:t>
       </w:r>
     </w:p>
@@ -3512,9 +2793,10 @@
     <w:p>
       <w:r>
         <w:rPr>
+          <w:rFonts w:ascii="맑은 고딕" w:hAnsi="맑은 고딕" w:eastAsia="맑은 고딕"/>
+          <w:b w:val="0"/>
           <w:sz w:val="28"/>
         </w:rPr>
-        <w:lastRenderedPageBreak/>
         <w:t>&lt;꼭 지켜야 할 것&gt; (안 지키면 역효과)</w:t>
       </w:r>
     </w:p>
@@ -3522,91 +2804,80 @@
     <w:p>
       <w:r>
         <w:rPr>
+          <w:rFonts w:ascii="맑은 고딕" w:hAnsi="맑은 고딕" w:eastAsia="맑은 고딕"/>
           <w:b/>
+          <w:sz w:val="20"/>
         </w:rPr>
         <w:t>1) 쓰면 안 되는 표현 (효능·질병 개선 오인 가능)</w:t>
       </w:r>
     </w:p>
     <w:p>
       <w:r>
-        <w:t>"</w:t>
-      </w:r>
-      <w:proofErr w:type="spellStart"/>
-      <w:r>
-        <w:t>알러지가</w:t>
-      </w:r>
-      <w:proofErr w:type="spellEnd"/>
-      <w:r>
-        <w:t xml:space="preserve"> 좋아졌다 / </w:t>
-      </w:r>
-      <w:proofErr w:type="spellStart"/>
-      <w:r>
-        <w:t>알러지를</w:t>
-      </w:r>
-      <w:proofErr w:type="spellEnd"/>
-      <w:r>
-        <w:t xml:space="preserve"> 예방한다 / </w:t>
-      </w:r>
-      <w:proofErr w:type="spellStart"/>
-      <w:r>
-        <w:t>알러지에</w:t>
-      </w:r>
-      <w:proofErr w:type="spellEnd"/>
-      <w:r>
-        <w:t xml:space="preserve"> 효과 있다"</w:t>
-      </w:r>
-    </w:p>
-    <w:p>
-      <w:r>
+        <w:rPr>
+          <w:rFonts w:ascii="맑은 고딕" w:hAnsi="맑은 고딕" w:eastAsia="맑은 고딕"/>
+          <w:b w:val="0"/>
+          <w:sz w:val="20"/>
+        </w:rPr>
+        <w:t>"알러지가 좋아졌다 / 알러지를 예방한다 / 알러지에 효과 있다"</w:t>
+      </w:r>
+    </w:p>
+    <w:p>
+      <w:r>
+        <w:rPr>
+          <w:rFonts w:ascii="맑은 고딕" w:hAnsi="맑은 고딕" w:eastAsia="맑은 고딕"/>
+          <w:b w:val="0"/>
+          <w:sz w:val="20"/>
+        </w:rPr>
         <w:t>"눈물이 줄었다 / 눈물자국이 개선됐다"</w:t>
       </w:r>
     </w:p>
     <w:p>
       <w:r>
+        <w:rPr>
+          <w:rFonts w:ascii="맑은 고딕" w:hAnsi="맑은 고딕" w:eastAsia="맑은 고딕"/>
+          <w:b w:val="0"/>
+          <w:sz w:val="20"/>
+        </w:rPr>
         <w:t>"피부병이 나았다 / 가려움이 없어졌다 / 핥는 행동이 치료됐다"</w:t>
       </w:r>
     </w:p>
     <w:p>
       <w:r>
+        <w:rPr>
+          <w:rFonts w:ascii="맑은 고딕" w:hAnsi="맑은 고딕" w:eastAsia="맑은 고딕"/>
+          <w:b w:val="0"/>
+          <w:sz w:val="20"/>
+        </w:rPr>
         <w:t>"변비에 좋다 / 설사에 좋다 / 장 건강이 개선됐다"</w:t>
       </w:r>
     </w:p>
     <w:p>
       <w:r>
+        <w:rPr>
+          <w:rFonts w:ascii="맑은 고딕" w:hAnsi="맑은 고딕" w:eastAsia="맑은 고딕"/>
+          <w:b w:val="0"/>
+          <w:sz w:val="20"/>
+        </w:rPr>
         <w:t>"면역력이 좋아진다 / 질병을 예방한다"</w:t>
       </w:r>
     </w:p>
     <w:p>
       <w:r>
-        <w:t>"</w:t>
-      </w:r>
-      <w:proofErr w:type="spellStart"/>
-      <w:r>
-        <w:t>타우린이</w:t>
-      </w:r>
-      <w:proofErr w:type="spellEnd"/>
-      <w:r>
-        <w:t xml:space="preserve"> 들어 건강에 좋다 / </w:t>
-      </w:r>
-      <w:proofErr w:type="spellStart"/>
-      <w:r>
-        <w:t>크랜베리가</w:t>
-      </w:r>
-      <w:proofErr w:type="spellEnd"/>
-      <w:r>
-        <w:t xml:space="preserve"> 들어 요로 건강에 좋다"</w:t>
-      </w:r>
-      <w:proofErr w:type="spellStart"/>
-      <w:r>
-        <w:t>처럼</w:t>
-      </w:r>
-      <w:proofErr w:type="spellEnd"/>
-      <w:r>
-        <w:t xml:space="preserve"> 원료 하나로 효능을 단정하는 문장</w:t>
-      </w:r>
-    </w:p>
-    <w:p>
-      <w:r>
+        <w:rPr>
+          <w:rFonts w:ascii="맑은 고딕" w:hAnsi="맑은 고딕" w:eastAsia="맑은 고딕"/>
+          <w:b w:val="0"/>
+          <w:sz w:val="20"/>
+        </w:rPr>
+        <w:t>"타우린이 들어 건강에 좋다 / 크랜베리가 들어 요로 건강에 좋다"처럼 원료 하나로 효능을 단정하는 문장</w:t>
+      </w:r>
+    </w:p>
+    <w:p>
+      <w:r>
+        <w:rPr>
+          <w:rFonts w:ascii="맑은 고딕" w:hAnsi="맑은 고딕" w:eastAsia="맑은 고딕"/>
+          <w:b w:val="0"/>
+          <w:sz w:val="20"/>
+        </w:rPr>
         <w:t>"상세페이지에 없는 성분, 수치, 효능, 인증"을 임의로 추가하는 문장</w:t>
       </w:r>
     </w:p>
@@ -3614,204 +2885,191 @@
     <w:p>
       <w:r>
         <w:rPr>
+          <w:rFonts w:ascii="맑은 고딕" w:hAnsi="맑은 고딕" w:eastAsia="맑은 고딕"/>
           <w:b/>
+          <w:sz w:val="20"/>
         </w:rPr>
         <w:t>2) 쓸 수 있는 표현 (사용 경험·사실 기반)</w:t>
       </w:r>
     </w:p>
     <w:p>
       <w:r>
-        <w:t>"</w:t>
-      </w:r>
-      <w:proofErr w:type="spellStart"/>
-      <w:r>
-        <w:t>알러지</w:t>
-      </w:r>
-      <w:proofErr w:type="spellEnd"/>
-      <w:r>
-        <w:t xml:space="preserve"> 고민이 있어 사료 선택 기준을 꼼꼼히 봤다"</w:t>
-      </w:r>
-    </w:p>
-    <w:p>
-      <w:r>
-        <w:t xml:space="preserve">"육류 단백질 없는 100% 가수분해 </w:t>
-      </w:r>
-      <w:proofErr w:type="spellStart"/>
-      <w:r>
-        <w:t>밀웜사료</w:t>
-      </w:r>
-      <w:proofErr w:type="spellEnd"/>
-      <w:r>
-        <w:t>"</w:t>
-      </w:r>
-    </w:p>
-    <w:p>
-      <w:r>
-        <w:t xml:space="preserve">"쌀·보리·밀·옥수수·대두가 들어가지 않은 </w:t>
-      </w:r>
-      <w:proofErr w:type="spellStart"/>
-      <w:r>
-        <w:t>그레인프리</w:t>
-      </w:r>
-      <w:proofErr w:type="spellEnd"/>
-      <w:r>
-        <w:t xml:space="preserve"> 설계"</w:t>
-      </w:r>
-    </w:p>
-    <w:p>
-      <w:r>
+        <w:rPr>
+          <w:rFonts w:ascii="맑은 고딕" w:hAnsi="맑은 고딕" w:eastAsia="맑은 고딕"/>
+          <w:b w:val="0"/>
+          <w:sz w:val="20"/>
+        </w:rPr>
+        <w:t>"알러지 고민이 있어 사료 선택 기준을 꼼꼼히 봤다"</w:t>
+      </w:r>
+    </w:p>
+    <w:p>
+      <w:r>
+        <w:rPr>
+          <w:rFonts w:ascii="맑은 고딕" w:hAnsi="맑은 고딕" w:eastAsia="맑은 고딕"/>
+          <w:b w:val="0"/>
+          <w:sz w:val="20"/>
+        </w:rPr>
+        <w:t>"육류 단백질 없는 100% 가수분해 밀웜사료"</w:t>
+      </w:r>
+    </w:p>
+    <w:p>
+      <w:r>
+        <w:rPr>
+          <w:rFonts w:ascii="맑은 고딕" w:hAnsi="맑은 고딕" w:eastAsia="맑은 고딕"/>
+          <w:b w:val="0"/>
+          <w:sz w:val="20"/>
+        </w:rPr>
+        <w:t>"쌀·보리·밀·옥수수·대두가 들어가지 않은 그레인프리 설계"</w:t>
+      </w:r>
+    </w:p>
+    <w:p>
+      <w:r>
+        <w:rPr>
+          <w:rFonts w:ascii="맑은 고딕" w:hAnsi="맑은 고딕" w:eastAsia="맑은 고딕"/>
+          <w:b w:val="0"/>
+          <w:sz w:val="20"/>
+        </w:rPr>
         <w:t>"고양이/강아지 유래 특허유산균 함유" (상세페이지 확인 후)</w:t>
       </w:r>
     </w:p>
     <w:p>
       <w:r>
+        <w:rPr>
+          <w:rFonts w:ascii="맑은 고딕" w:hAnsi="맑은 고딕" w:eastAsia="맑은 고딕"/>
+          <w:b w:val="0"/>
+          <w:sz w:val="20"/>
+        </w:rPr>
         <w:t>"우리 아이 기준으로 냄새를 맡고 잘 먹었다", "급여하기 편했다", "소포장이라 보관이 편했다"</w:t>
       </w:r>
     </w:p>
     <w:p>
       <w:r>
-        <w:t xml:space="preserve">"100% 휴먼그레이드 </w:t>
-      </w:r>
-      <w:proofErr w:type="spellStart"/>
-      <w:r>
-        <w:t>동원참치</w:t>
-      </w:r>
-      <w:proofErr w:type="spellEnd"/>
-      <w:r>
-        <w:t>", "나트륨 0.3% 미만", "2가지 맛" (</w:t>
-      </w:r>
-      <w:proofErr w:type="spellStart"/>
-      <w:r>
-        <w:t>데일리스틱</w:t>
-      </w:r>
-      <w:proofErr w:type="spellEnd"/>
-      <w:r>
-        <w:t xml:space="preserve"> 상세페이지 확인 후)</w:t>
-      </w:r>
-    </w:p>
-    <w:p/>
-    <w:p>
-      <w:r>
-        <w:rPr>
+        <w:rPr>
+          <w:rFonts w:ascii="맑은 고딕" w:hAnsi="맑은 고딕" w:eastAsia="맑은 고딕"/>
+          <w:b w:val="0"/>
+          <w:sz w:val="20"/>
+        </w:rPr>
+        <w:t>"100% 휴먼그레이드 동원참치", "나트륨 0.3% 미만", "2가지 맛" (데일리스틱 상세페이지 확인 후)</w:t>
+      </w:r>
+    </w:p>
+    <w:p/>
+    <w:p>
+      <w:r>
+        <w:rPr>
+          <w:rFonts w:ascii="맑은 고딕" w:hAnsi="맑은 고딕" w:eastAsia="맑은 고딕"/>
           <w:b/>
+          <w:sz w:val="20"/>
         </w:rPr>
         <w:t>3) 촬영·이미지 주의사항</w:t>
       </w:r>
     </w:p>
     <w:p>
       <w:r>
-        <w:t xml:space="preserve">상세페이지 </w:t>
-      </w:r>
-      <w:proofErr w:type="spellStart"/>
-      <w:r>
-        <w:t>캡처본은</w:t>
-      </w:r>
-      <w:proofErr w:type="spellEnd"/>
-      <w:r>
-        <w:t xml:space="preserve"> 사용하지 마세요.</w:t>
-      </w:r>
-    </w:p>
-    <w:p>
-      <w:r>
+        <w:rPr>
+          <w:rFonts w:ascii="맑은 고딕" w:hAnsi="맑은 고딕" w:eastAsia="맑은 고딕"/>
+          <w:b w:val="0"/>
+          <w:sz w:val="20"/>
+        </w:rPr>
+        <w:t>상세페이지 캡처본은 사용하지 마세요.</w:t>
+      </w:r>
+    </w:p>
+    <w:p>
+      <w:r>
+        <w:rPr>
+          <w:rFonts w:ascii="맑은 고딕" w:hAnsi="맑은 고딕" w:eastAsia="맑은 고딕"/>
+          <w:b w:val="0"/>
+          <w:sz w:val="20"/>
+        </w:rPr>
         <w:t>AI 이미지는 사용하지 마세요.</w:t>
       </w:r>
     </w:p>
     <w:p>
       <w:r>
-        <w:t xml:space="preserve">패키지, </w:t>
-      </w:r>
-      <w:proofErr w:type="spellStart"/>
-      <w:r>
-        <w:t>소포장</w:t>
-      </w:r>
-      <w:proofErr w:type="spellEnd"/>
-      <w:r>
-        <w:t xml:space="preserve">, 실제 </w:t>
-      </w:r>
-      <w:proofErr w:type="spellStart"/>
-      <w:r>
-        <w:t>반려견</w:t>
-      </w:r>
-      <w:proofErr w:type="spellEnd"/>
-      <w:r>
-        <w:t>/</w:t>
-      </w:r>
-      <w:proofErr w:type="spellStart"/>
-      <w:r>
-        <w:t>반려묘</w:t>
-      </w:r>
-      <w:proofErr w:type="spellEnd"/>
-      <w:r>
-        <w:t xml:space="preserve"> 급여 장면을 직접 촬영하세요.</w:t>
-      </w:r>
-    </w:p>
-    <w:p>
-      <w:r>
+        <w:rPr>
+          <w:rFonts w:ascii="맑은 고딕" w:hAnsi="맑은 고딕" w:eastAsia="맑은 고딕"/>
+          <w:b w:val="0"/>
+          <w:sz w:val="20"/>
+        </w:rPr>
+        <w:t>패키지, 소포장, 실제 반려견/반려묘 급여 장면을 직접 촬영하세요.</w:t>
+      </w:r>
+    </w:p>
+    <w:p>
+      <w:r>
+        <w:rPr>
+          <w:rFonts w:ascii="맑은 고딕" w:hAnsi="맑은 고딕" w:eastAsia="맑은 고딕"/>
+          <w:b w:val="0"/>
+          <w:sz w:val="20"/>
+        </w:rPr>
         <w:t>사료 제품은 다른 제품과 섞어 급여한 사진을 피하세요.</w:t>
       </w:r>
     </w:p>
     <w:p>
       <w:r>
-        <w:t>이미지 파일명과 alt에는 키워드를 자연스럽게 넣으세요. 예: indigo-dog-hypoallergenic-mealworm-feed.jpg</w:t>
-      </w:r>
-    </w:p>
-    <w:p/>
-    <w:p>
-      <w:r>
-        <w:rPr>
+        <w:rPr>
+          <w:rFonts w:ascii="맑은 고딕" w:hAnsi="맑은 고딕" w:eastAsia="맑은 고딕"/>
+          <w:b w:val="0"/>
+          <w:sz w:val="20"/>
+        </w:rPr>
+        <w:t>이미지 파일명과 대체 텍스트(이미지 설명)에는 키워드를 자연스럽게 넣으세요. 예: indigo-dog-hypoallergenic-mealworm-feed.jpg</w:t>
+      </w:r>
+    </w:p>
+    <w:p/>
+    <w:p>
+      <w:r>
+        <w:rPr>
+          <w:rFonts w:ascii="맑은 고딕" w:hAnsi="맑은 고딕" w:eastAsia="맑은 고딕"/>
           <w:b/>
+          <w:sz w:val="20"/>
         </w:rPr>
         <w:t>4) 협찬·광고 표기</w:t>
       </w:r>
     </w:p>
     <w:p>
       <w:r>
+        <w:rPr>
+          <w:rFonts w:ascii="맑은 고딕" w:hAnsi="맑은 고딕" w:eastAsia="맑은 고딕"/>
+          <w:b w:val="0"/>
+          <w:sz w:val="20"/>
+        </w:rPr>
         <w:t>제품 또는 원고료를 받았다면 본문 상단 또는 잘 보이는 위치에 명확히 표기하세요.</w:t>
       </w:r>
     </w:p>
     <w:p>
       <w:r>
-        <w:t>예시: "</w:t>
-      </w:r>
-      <w:proofErr w:type="spellStart"/>
-      <w:r>
-        <w:t>인디고로부터</w:t>
-      </w:r>
-      <w:proofErr w:type="spellEnd"/>
-      <w:r>
-        <w:t xml:space="preserve"> 제품과 원고료를 제공받아 작성한 후기입니다."</w:t>
-      </w:r>
-    </w:p>
-    <w:p>
-      <w:r>
-        <w:t xml:space="preserve">#협찬 #유료광고 표기는 </w:t>
-      </w:r>
-      <w:proofErr w:type="spellStart"/>
-      <w:r>
-        <w:t>더보기</w:t>
-      </w:r>
-      <w:proofErr w:type="spellEnd"/>
-      <w:r>
-        <w:t xml:space="preserve"> 안쪽에 숨기지 말고 독자가 바로 볼 수 있게 배치하세요.</w:t>
-      </w:r>
-    </w:p>
-    <w:p>
-      <w:r>
-        <w:t xml:space="preserve">직접 구매하지 않았다면 </w:t>
-      </w:r>
-      <w:proofErr w:type="spellStart"/>
-      <w:r>
-        <w:t>내돈내산처럼</w:t>
-      </w:r>
-      <w:proofErr w:type="spellEnd"/>
-      <w:r>
-        <w:t xml:space="preserve"> 오인될 수 있는 표현은 쓰지 마세요.</w:t>
-      </w:r>
-    </w:p>
-    <w:p/>
-    <w:p>
-      <w:r>
-        <w:rPr>
+        <w:rPr>
+          <w:rFonts w:ascii="맑은 고딕" w:hAnsi="맑은 고딕" w:eastAsia="맑은 고딕"/>
+          <w:b w:val="0"/>
+          <w:sz w:val="20"/>
+        </w:rPr>
+        <w:t>예시: "인디고로부터 제품과 원고료를 제공받아 작성한 후기입니다."</w:t>
+      </w:r>
+    </w:p>
+    <w:p>
+      <w:r>
+        <w:rPr>
+          <w:rFonts w:ascii="맑은 고딕" w:hAnsi="맑은 고딕" w:eastAsia="맑은 고딕"/>
+          <w:b w:val="0"/>
+          <w:sz w:val="20"/>
+        </w:rPr>
+        <w:t>#협찬 #유료광고 표기는 더보기 안쪽에 숨기지 말고 독자가 바로 볼 수 있게 배치하세요.</w:t>
+      </w:r>
+    </w:p>
+    <w:p>
+      <w:r>
+        <w:rPr>
+          <w:rFonts w:ascii="맑은 고딕" w:hAnsi="맑은 고딕" w:eastAsia="맑은 고딕"/>
+          <w:b w:val="0"/>
+          <w:sz w:val="20"/>
+        </w:rPr>
+        <w:t>직접 구매하지 않았다면 내돈내산처럼 오인될 수 있는 표현은 쓰지 마세요.</w:t>
+      </w:r>
+    </w:p>
+    <w:p/>
+    <w:p>
+      <w:r>
+        <w:rPr>
+          <w:rFonts w:ascii="맑은 고딕" w:hAnsi="맑은 고딕" w:eastAsia="맑은 고딕"/>
+          <w:b w:val="0"/>
           <w:sz w:val="28"/>
         </w:rPr>
         <w:t>발행 전 최종 체크 리스트</w:t>
@@ -3819,74 +3077,131 @@
     </w:p>
     <w:p>
       <w:r>
+        <w:rPr>
+          <w:rFonts w:ascii="맑은 고딕" w:hAnsi="맑은 고딕" w:eastAsia="맑은 고딕"/>
+          <w:b w:val="0"/>
+          <w:sz w:val="20"/>
+        </w:rPr>
         <w:t>□ 맨 위 3줄이 결론부터 말하는가? (두괄식)</w:t>
       </w:r>
     </w:p>
     <w:p>
       <w:r>
+        <w:rPr>
+          <w:rFonts w:ascii="맑은 고딕" w:hAnsi="맑은 고딕" w:eastAsia="맑은 고딕"/>
+          <w:b w:val="0"/>
+          <w:sz w:val="20"/>
+        </w:rPr>
         <w:t>□ 소제목이 검색 질문 형태인가?</w:t>
       </w:r>
     </w:p>
     <w:p>
       <w:r>
+        <w:rPr>
+          <w:rFonts w:ascii="맑은 고딕" w:hAnsi="맑은 고딕" w:eastAsia="맑은 고딕"/>
+          <w:b w:val="0"/>
+          <w:sz w:val="20"/>
+        </w:rPr>
         <w:t>□ '~란 ~이다' 한 문장 정의가 있는가?</w:t>
       </w:r>
     </w:p>
     <w:p>
       <w:r>
+        <w:rPr>
+          <w:rFonts w:ascii="맑은 고딕" w:hAnsi="맑은 고딕" w:eastAsia="맑은 고딕"/>
+          <w:b w:val="0"/>
+          <w:sz w:val="20"/>
+        </w:rPr>
         <w:t>□ 제품명, 용량, 구성, 수치 등 확인 가능한 사실을 넣었는가?</w:t>
       </w:r>
     </w:p>
     <w:p>
       <w:r>
+        <w:rPr>
+          <w:rFonts w:ascii="맑은 고딕" w:hAnsi="맑은 고딕" w:eastAsia="맑은 고딕"/>
+          <w:b w:val="0"/>
+          <w:sz w:val="20"/>
+        </w:rPr>
         <w:t>□ 제품별 키워드를 제목 1회, 본문 4~5회 내로 자연스럽게 사용했는가?</w:t>
       </w:r>
     </w:p>
     <w:p>
       <w:r>
+        <w:rPr>
+          <w:rFonts w:ascii="맑은 고딕" w:hAnsi="맑은 고딕" w:eastAsia="맑은 고딕"/>
+          <w:b w:val="0"/>
+          <w:sz w:val="20"/>
+        </w:rPr>
         <w:t>□ 표 또는 리스트로 제품 특징을 정리했는가?</w:t>
       </w:r>
     </w:p>
     <w:p>
       <w:r>
+        <w:rPr>
+          <w:rFonts w:ascii="맑은 고딕" w:hAnsi="맑은 고딕" w:eastAsia="맑은 고딕"/>
+          <w:b w:val="0"/>
+          <w:sz w:val="20"/>
+        </w:rPr>
         <w:t>□ FAQ 3~5개를 넣었는가?</w:t>
       </w:r>
     </w:p>
     <w:p>
       <w:r>
+        <w:rPr>
+          <w:rFonts w:ascii="맑은 고딕" w:hAnsi="맑은 고딕" w:eastAsia="맑은 고딕"/>
+          <w:b w:val="0"/>
+          <w:sz w:val="20"/>
+        </w:rPr>
         <w:t>□ 실제 급여 경험과 직접 촬영한 사진이 들어갔는가?</w:t>
       </w:r>
     </w:p>
     <w:p>
       <w:r>
-        <w:t xml:space="preserve">□ </w:t>
-      </w:r>
-      <w:proofErr w:type="spellStart"/>
-      <w:r>
-        <w:t>알러지</w:t>
-      </w:r>
-      <w:proofErr w:type="spellEnd"/>
-      <w:r>
-        <w:t>·눈물·피부·장·변비·설사 개선 표현을 모두 제거했는가?</w:t>
-      </w:r>
-    </w:p>
-    <w:p>
-      <w:r>
+        <w:rPr>
+          <w:rFonts w:ascii="맑은 고딕" w:hAnsi="맑은 고딕" w:eastAsia="맑은 고딕"/>
+          <w:b w:val="0"/>
+          <w:sz w:val="20"/>
+        </w:rPr>
+        <w:t>□ 알러지·눈물·피부·장·변비·설사 개선 표현을 모두 제거했는가?</w:t>
+      </w:r>
+    </w:p>
+    <w:p>
+      <w:r>
+        <w:rPr>
+          <w:rFonts w:ascii="맑은 고딕" w:hAnsi="맑은 고딕" w:eastAsia="맑은 고딕"/>
+          <w:b w:val="0"/>
+          <w:sz w:val="20"/>
+        </w:rPr>
         <w:t>□ 원료 하나로 효능을 단정하는 문장을 제거했는가?</w:t>
       </w:r>
     </w:p>
     <w:p>
       <w:r>
+        <w:rPr>
+          <w:rFonts w:ascii="맑은 고딕" w:hAnsi="맑은 고딕" w:eastAsia="맑은 고딕"/>
+          <w:b w:val="0"/>
+          <w:sz w:val="20"/>
+        </w:rPr>
         <w:t>□ 상세페이지에 없는 내용, 상세페이지 캡처, AI 이미지를 사용하지 않았는가?</w:t>
       </w:r>
     </w:p>
     <w:p>
       <w:r>
+        <w:rPr>
+          <w:rFonts w:ascii="맑은 고딕" w:hAnsi="맑은 고딕" w:eastAsia="맑은 고딕"/>
+          <w:b w:val="0"/>
+          <w:sz w:val="20"/>
+        </w:rPr>
         <w:t>□ 협찬·유료광고 표기를 명확히 했는가?</w:t>
       </w:r>
     </w:p>
     <w:p>
       <w:r>
+        <w:rPr>
+          <w:rFonts w:ascii="맑은 고딕" w:hAnsi="맑은 고딕" w:eastAsia="맑은 고딕"/>
+          <w:b w:val="0"/>
+          <w:sz w:val="20"/>
+        </w:rPr>
         <w:t>□ 구매처 URL을 정확히 넣었는가?</w:t>
       </w:r>
     </w:p>
@@ -3901,7 +3216,7 @@
 </file>
 
 <file path=word/numbering.xml><?xml version="1.0" encoding="utf-8"?>
-<w:numbering xmlns:wpc="http://schemas.microsoft.com/office/word/2010/wordprocessingCanvas" xmlns:cx="http://schemas.microsoft.com/office/drawing/2014/chartex" xmlns:cx1="http://schemas.microsoft.com/office/drawing/2015/9/8/chartex" xmlns:cx2="http://schemas.microsoft.com/office/drawing/2015/10/21/chartex" xmlns:cx3="http://schemas.microsoft.com/office/drawing/2016/5/9/chartex" xmlns:cx4="http://schemas.microsoft.com/office/drawing/2016/5/10/chartex" xmlns:cx5="http://schemas.microsoft.com/office/drawing/2016/5/11/chartex" xmlns:cx6="http://schemas.microsoft.com/office/drawing/2016/5/12/chartex" xmlns:cx7="http://schemas.microsoft.com/office/drawing/2016/5/13/chartex" xmlns:cx8="http://schemas.microsoft.com/office/drawing/2016/5/14/chartex" xmlns:mc="http://schemas.openxmlformats.org/markup-compatibility/2006" xmlns:aink="http://schemas.microsoft.com/office/drawing/2016/ink" xmlns:am3d="http://schemas.microsoft.com/office/drawing/2017/model3d" xmlns:o="urn:schemas-microsoft-com:office:office" xmlns:oel="http://schemas.microsoft.com/office/2019/extlst" xmlns:r="http://schemas.openxmlformats.org/officeDocument/2006/relationships" xmlns:m="http://schemas.openxmlformats.org/officeDocument/2006/math" xmlns:v="urn:schemas-microsoft-com:vml" xmlns:wp14="http://schemas.microsoft.com/office/word/2010/wordprocessingDrawing" xmlns:wp="http://schemas.openxmlformats.org/drawingml/2006/wordprocessingDrawing" xmlns:w10="urn:schemas-microsoft-com:office:word" xmlns:w="http://schemas.openxmlformats.org/wordprocessingml/2006/main" xmlns:w14="http://schemas.microsoft.com/office/word/2010/wordml" xmlns:w15="http://schemas.microsoft.com/office/word/2012/wordml" xmlns:w16cei="http://schemas.microsoft.com/office/word/2026/wordml/cei" xmlns:w16cex="http://schemas.microsoft.com/office/word/2018/wordml/cex" xmlns:w16cid="http://schemas.microsoft.com/office/word/2016/wordml/cid" xmlns:w16="http://schemas.microsoft.com/office/word/2018/wordml" xmlns:w16du="http://schemas.microsoft.com/office/word/2023/wordml/word16du" xmlns:w16sdtdh="http://schemas.microsoft.com/office/word/2020/wordml/sdtdatahash" xmlns:w16sdtfl="http://schemas.microsoft.com/office/word/2024/wordml/sdtformatlock" xmlns:w16se="http://schemas.microsoft.com/office/word/2015/wordml/symex" xmlns:wpg="http://schemas.microsoft.com/office/word/2010/wordprocessingGroup" xmlns:wpi="http://schemas.microsoft.com/office/word/2010/wordprocessingInk" xmlns:wne="http://schemas.microsoft.com/office/word/2006/wordml" xmlns:wps="http://schemas.microsoft.com/office/word/2010/wordprocessingShape" mc:Ignorable="w14 w15 w16se w16cid w16 w16cex w16sdtdh w16sdtfl w16du wp14">
+<w:numbering xmlns:wpc="http://schemas.microsoft.com/office/word/2010/wordprocessingCanvas" xmlns:cx="http://schemas.microsoft.com/office/drawing/2014/chartex" xmlns:cx1="http://schemas.microsoft.com/office/drawing/2015/9/8/chartex" xmlns:cx2="http://schemas.microsoft.com/office/drawing/2015/10/21/chartex" xmlns:cx3="http://schemas.microsoft.com/office/drawing/2016/5/9/chartex" xmlns:cx4="http://schemas.microsoft.com/office/drawing/2016/5/10/chartex" xmlns:cx5="http://schemas.microsoft.com/office/drawing/2016/5/11/chartex" xmlns:cx6="http://schemas.microsoft.com/office/drawing/2016/5/12/chartex" xmlns:cx7="http://schemas.microsoft.com/office/drawing/2016/5/13/chartex" xmlns:cx8="http://schemas.microsoft.com/office/drawing/2016/5/14/chartex" xmlns:mc="http://schemas.openxmlformats.org/markup-compatibility/2006" xmlns:aink="http://schemas.microsoft.com/office/drawing/2016/ink" xmlns:am3d="http://schemas.microsoft.com/office/drawing/2017/model3d" xmlns:o="urn:schemas-microsoft-com:office:office" xmlns:oel="http://schemas.microsoft.com/office/2019/extlst" xmlns:r="http://schemas.openxmlformats.org/officeDocument/2006/relationships" xmlns:m="http://schemas.openxmlformats.org/officeDocument/2006/math" xmlns:v="urn:schemas-microsoft-com:vml" xmlns:wp14="http://schemas.microsoft.com/office/word/2010/wordprocessingDrawing" xmlns:wp="http://schemas.openxmlformats.org/drawingml/2006/wordprocessingDrawing" xmlns:w10="urn:schemas-microsoft-com:office:word" xmlns:w="http://schemas.openxmlformats.org/wordprocessingml/2006/main" xmlns:w14="http://schemas.microsoft.com/office/word/2010/wordml" xmlns:w15="http://schemas.microsoft.com/office/word/2012/wordml" xmlns:w16cex="http://schemas.microsoft.com/office/word/2018/wordml/cex" xmlns:w16cid="http://schemas.microsoft.com/office/word/2016/wordml/cid" xmlns:w16="http://schemas.microsoft.com/office/word/2018/wordml" xmlns:w16du="http://schemas.microsoft.com/office/word/2023/wordml/word16du" xmlns:w16sdtdh="http://schemas.microsoft.com/office/word/2020/wordml/sdtdatahash" xmlns:w16sdtfl="http://schemas.microsoft.com/office/word/2024/wordml/sdtformatlock" xmlns:w16se="http://schemas.microsoft.com/office/word/2015/wordml/symex" xmlns:wpg="http://schemas.microsoft.com/office/word/2010/wordprocessingGroup" xmlns:wpi="http://schemas.microsoft.com/office/word/2010/wordprocessingInk" xmlns:wne="http://schemas.microsoft.com/office/word/2006/wordml" xmlns:wps="http://schemas.microsoft.com/office/word/2010/wordprocessingShape" mc:Ignorable="w14 w15 w16se w16cid w16 w16cex w16sdtdh w16sdtfl w16du wp14">
   <w:abstractNum w:abstractNumId="0" w15:restartNumberingAfterBreak="0">
     <w:nsid w:val="08F41FAE"/>
     <w:multiLevelType w:val="hybridMultilevel"/>
@@ -5240,7 +4555,7 @@
       <w:autoSpaceDN w:val="0"/>
     </w:pPr>
     <w:rPr>
-      <w:rFonts w:ascii="맑은 고딕" w:eastAsia="맑은 고딕" w:hAnsi="맑은 고딕"/>
+      <w:rFonts w:ascii="맑은 고딕" w:hAnsi="맑은 고딕" w:eastAsia="맑은 고딕"/>
       <w:sz w:val="20"/>
     </w:rPr>
   </w:style>
